--- a/fuentes/62330167_CF01_DI.docx
+++ b/fuentes/62330167_CF01_DI.docx
@@ -1,17 +1,39 @@
 
 <file path=word/document.xml><?xml version="1.0" encoding="utf-8"?>
-<w:document xmlns:wpc="http://schemas.microsoft.com/office/word/2010/wordprocessingCanvas" xmlns:cx="http://schemas.microsoft.com/office/drawing/2014/chartex" xmlns:cx1="http://schemas.microsoft.com/office/drawing/2015/9/8/chartex" xmlns:cx2="http://schemas.microsoft.com/office/drawing/2015/10/21/chartex" xmlns:cx3="http://schemas.microsoft.com/office/drawing/2016/5/9/chartex" xmlns:cx4="http://schemas.microsoft.com/office/drawing/2016/5/10/chartex" xmlns:cx5="http://schemas.microsoft.com/office/drawing/2016/5/11/chartex" xmlns:cx6="http://schemas.microsoft.com/office/drawing/2016/5/12/chartex" xmlns:cx7="http://schemas.microsoft.com/office/drawing/2016/5/13/chartex" xmlns:cx8="http://schemas.microsoft.com/office/drawing/2016/5/14/chartex" xmlns:mc="http://schemas.openxmlformats.org/markup-compatibility/2006" xmlns:aink="http://schemas.microsoft.com/office/drawing/2016/ink" xmlns:am3d="http://schemas.microsoft.com/office/drawing/2017/model3d" xmlns:o="urn:schemas-microsoft-com:office:office" xmlns:r="http://schemas.openxmlformats.org/officeDocument/2006/relationships" xmlns:m="http://schemas.openxmlformats.org/officeDocument/2006/math" xmlns:v="urn:schemas-microsoft-com:vml" xmlns:wp14="http://schemas.microsoft.com/office/word/2010/wordprocessingDrawing" xmlns:wp="http://schemas.openxmlformats.org/drawingml/2006/wordprocessingDrawing" xmlns:w10="urn:schemas-microsoft-com:office:word" xmlns:w="http://schemas.openxmlformats.org/wordprocessingml/2006/main" xmlns:w14="http://schemas.microsoft.com/office/word/2010/wordml" xmlns:w15="http://schemas.microsoft.com/office/word/2012/wordml" xmlns:w16cex="http://schemas.microsoft.com/office/word/2018/wordml/cex" xmlns:w16cid="http://schemas.microsoft.com/office/word/2016/wordml/cid" xmlns:w16="http://schemas.microsoft.com/office/word/2018/wordml" xmlns:w16sdtdh="http://schemas.microsoft.com/office/word/2020/wordml/sdtdatahash" xmlns:w16se="http://schemas.microsoft.com/office/word/2015/wordml/symex" xmlns:wpg="http://schemas.microsoft.com/office/word/2010/wordprocessingGroup" xmlns:wpi="http://schemas.microsoft.com/office/word/2010/wordprocessingInk" xmlns:wne="http://schemas.microsoft.com/office/word/2006/wordml" xmlns:wps="http://schemas.microsoft.com/office/word/2010/wordprocessingShape" mc:Ignorable="w14 w15 w16se w16cid w16 w16cex w16sdtdh wp14">
+<w:document xmlns:wpc="http://schemas.microsoft.com/office/word/2010/wordprocessingCanvas" xmlns:cx="http://schemas.microsoft.com/office/drawing/2014/chartex" xmlns:cx1="http://schemas.microsoft.com/office/drawing/2015/9/8/chartex" xmlns:cx2="http://schemas.microsoft.com/office/drawing/2015/10/21/chartex" xmlns:cx3="http://schemas.microsoft.com/office/drawing/2016/5/9/chartex" xmlns:cx4="http://schemas.microsoft.com/office/drawing/2016/5/10/chartex" xmlns:cx5="http://schemas.microsoft.com/office/drawing/2016/5/11/chartex" xmlns:cx6="http://schemas.microsoft.com/office/drawing/2016/5/12/chartex" xmlns:cx7="http://schemas.microsoft.com/office/drawing/2016/5/13/chartex" xmlns:cx8="http://schemas.microsoft.com/office/drawing/2016/5/14/chartex" xmlns:mc="http://schemas.openxmlformats.org/markup-compatibility/2006" xmlns:aink="http://schemas.microsoft.com/office/drawing/2016/ink" xmlns:am3d="http://schemas.microsoft.com/office/drawing/2017/model3d" xmlns:o="urn:schemas-microsoft-com:office:office" xmlns:r="http://schemas.openxmlformats.org/officeDocument/2006/relationships" xmlns:m="http://schemas.openxmlformats.org/officeDocument/2006/math" xmlns:v="urn:schemas-microsoft-com:vml" xmlns:wp14="http://schemas.microsoft.com/office/word/2010/wordprocessingDrawing" xmlns:wp="http://schemas.openxmlformats.org/drawingml/2006/wordprocessingDrawing" xmlns:w10="urn:schemas-microsoft-com:office:word" xmlns:w="http://schemas.openxmlformats.org/wordprocessingml/2006/main" xmlns:w14="http://schemas.microsoft.com/office/word/2010/wordml" xmlns:w15="http://schemas.microsoft.com/office/word/2012/wordml" xmlns:w16cex="http://schemas.microsoft.com/office/word/2018/wordml/cex" xmlns:w16cid="http://schemas.microsoft.com/office/word/2016/wordml/cid" xmlns:w16="http://schemas.microsoft.com/office/word/2018/wordml" xmlns:w16sdtdh="http://schemas.microsoft.com/office/word/2020/wordml/sdtdatahash" xmlns:w16se="http://schemas.microsoft.com/office/word/2015/wordml/symex" xmlns:wpg="http://schemas.microsoft.com/office/word/2010/wordprocessingGroup" xmlns:wpi="http://schemas.microsoft.com/office/word/2010/wordprocessingInk" xmlns:wne="http://schemas.microsoft.com/office/word/2006/wordml" xmlns:wps="http://schemas.microsoft.com/office/word/2010/wordprocessingShape" xmlns:a="http://schemas.openxmlformats.org/drawingml/2006/main" xmlns:pic="http://schemas.openxmlformats.org/drawingml/2006/picture" xmlns:a14="http://schemas.microsoft.com/office/drawing/2010/main" xmlns:dgm="http://schemas.openxmlformats.org/drawingml/2006/diagram" mc:Ignorable="w14 w15 w16se w16cid w16 w16cex w16sdtdh wp14">
   <w:body>
     <w:p>
       <w:pPr>
         <w:jc w:val="center"/>
         <w:rPr>
+          <w:b w:val="1"/>
+          <w:bCs w:val="1"/>
+          <w:sz w:val="20"/>
+          <w:szCs w:val="20"/>
+        </w:rPr>
+      </w:pPr>
+    </w:p>
+    <w:p>
+      <w:pPr>
+        <w:jc w:val="center"/>
+        <w:rPr>
+          <w:b w:val="1"/>
+          <w:bCs w:val="1"/>
+          <w:sz w:val="20"/>
+          <w:szCs w:val="20"/>
+        </w:rPr>
+      </w:pPr>
+    </w:p>
+    <w:p>
+      <w:pPr>
+        <w:jc w:val="center"/>
+        <w:rPr>
           <w:b/>
           <w:sz w:val="20"/>
           <w:szCs w:val="20"/>
         </w:rPr>
       </w:pPr>
-      <w:bookmarkStart w:id="0" w:name="_Hlk201243306"/>
+      <w:bookmarkStart w:name="_Hlk201243306" w:id="0"/>
       <w:bookmarkEnd w:id="0"/>
       <w:r>
         <w:rPr>
@@ -60,12 +82,12 @@
         <w:tblW w:w="9962" w:type="dxa"/>
         <w:tblInd w:w="0" w:type="dxa"/>
         <w:tblBorders>
-          <w:top w:val="single" w:sz="4" w:space="0" w:color="000000"/>
-          <w:left w:val="single" w:sz="4" w:space="0" w:color="000000"/>
-          <w:bottom w:val="single" w:sz="4" w:space="0" w:color="000000"/>
-          <w:right w:val="single" w:sz="4" w:space="0" w:color="000000"/>
-          <w:insideH w:val="single" w:sz="4" w:space="0" w:color="000000"/>
-          <w:insideV w:val="single" w:sz="4" w:space="0" w:color="000000"/>
+          <w:top w:val="single" w:color="000000" w:sz="4" w:space="0"/>
+          <w:left w:val="single" w:color="000000" w:sz="4" w:space="0"/>
+          <w:bottom w:val="single" w:color="000000" w:sz="4" w:space="0"/>
+          <w:right w:val="single" w:color="000000" w:sz="4" w:space="0"/>
+          <w:insideH w:val="single" w:color="000000" w:sz="4" w:space="0"/>
+          <w:insideV w:val="single" w:color="000000" w:sz="4" w:space="0"/>
         </w:tblBorders>
         <w:tblLayout w:type="fixed"/>
         <w:tblLook w:val="0400" w:firstRow="0" w:lastRow="0" w:firstColumn="0" w:lastColumn="0" w:noHBand="0" w:noVBand="1"/>
@@ -82,6 +104,7 @@
           <w:tcPr>
             <w:tcW w:w="3397" w:type="dxa"/>
             <w:shd w:val="clear" w:color="auto" w:fill="auto"/>
+            <w:tcMar/>
             <w:vAlign w:val="center"/>
           </w:tcPr>
           <w:p>
@@ -106,6 +129,7 @@
           <w:tcPr>
             <w:tcW w:w="6565" w:type="dxa"/>
             <w:shd w:val="clear" w:color="auto" w:fill="auto"/>
+            <w:tcMar/>
             <w:vAlign w:val="center"/>
           </w:tcPr>
           <w:p>
@@ -113,25 +137,18 @@
               <w:spacing w:line="276" w:lineRule="auto"/>
               <w:jc w:val="both"/>
               <w:rPr>
+                <w:color w:val="000000" w:themeColor="text1" w:themeTint="FF" w:themeShade="FF"/>
                 <w:sz w:val="20"/>
                 <w:szCs w:val="20"/>
               </w:rPr>
             </w:pPr>
             <w:r>
               <w:rPr>
-                <w:color w:val="000000" w:themeColor="text1"/>
+                <w:color w:val="000000" w:themeColor="text1" w:themeTint="FF" w:themeShade="FF"/>
                 <w:sz w:val="20"/>
                 <w:szCs w:val="20"/>
               </w:rPr>
               <w:t>Aplicación de técnicas de venta en negocios sostenibles</w:t>
-            </w:r>
-            <w:r>
-              <w:rPr>
-                <w:color w:val="000000" w:themeColor="text1"/>
-                <w:sz w:val="20"/>
-                <w:szCs w:val="20"/>
-              </w:rPr>
-              <w:t>.</w:t>
             </w:r>
           </w:p>
         </w:tc>
@@ -152,12 +169,12 @@
         <w:tblW w:w="9962" w:type="dxa"/>
         <w:tblInd w:w="0" w:type="dxa"/>
         <w:tblBorders>
-          <w:top w:val="single" w:sz="4" w:space="0" w:color="000000"/>
-          <w:left w:val="single" w:sz="4" w:space="0" w:color="000000"/>
-          <w:bottom w:val="single" w:sz="4" w:space="0" w:color="000000"/>
-          <w:right w:val="single" w:sz="4" w:space="0" w:color="000000"/>
-          <w:insideH w:val="single" w:sz="4" w:space="0" w:color="000000"/>
-          <w:insideV w:val="single" w:sz="4" w:space="0" w:color="000000"/>
+          <w:top w:val="single" w:color="000000" w:sz="4" w:space="0"/>
+          <w:left w:val="single" w:color="000000" w:sz="4" w:space="0"/>
+          <w:bottom w:val="single" w:color="000000" w:sz="4" w:space="0"/>
+          <w:right w:val="single" w:color="000000" w:sz="4" w:space="0"/>
+          <w:insideH w:val="single" w:color="000000" w:sz="4" w:space="0"/>
+          <w:insideV w:val="single" w:color="000000" w:sz="4" w:space="0"/>
         </w:tblBorders>
         <w:tblLayout w:type="fixed"/>
         <w:tblLook w:val="0400" w:firstRow="0" w:lastRow="0" w:firstColumn="0" w:lastColumn="0" w:noHBand="0" w:noVBand="1"/>
@@ -354,12 +371,12 @@
         <w:tblW w:w="9962" w:type="dxa"/>
         <w:tblInd w:w="0" w:type="dxa"/>
         <w:tblBorders>
-          <w:top w:val="single" w:sz="4" w:space="0" w:color="000000"/>
-          <w:left w:val="single" w:sz="4" w:space="0" w:color="000000"/>
-          <w:bottom w:val="single" w:sz="4" w:space="0" w:color="000000"/>
-          <w:right w:val="single" w:sz="4" w:space="0" w:color="000000"/>
-          <w:insideH w:val="single" w:sz="4" w:space="0" w:color="000000"/>
-          <w:insideV w:val="single" w:sz="4" w:space="0" w:color="000000"/>
+          <w:top w:val="single" w:color="000000" w:sz="4" w:space="0"/>
+          <w:left w:val="single" w:color="000000" w:sz="4" w:space="0"/>
+          <w:bottom w:val="single" w:color="000000" w:sz="4" w:space="0"/>
+          <w:right w:val="single" w:color="000000" w:sz="4" w:space="0"/>
+          <w:insideH w:val="single" w:color="000000" w:sz="4" w:space="0"/>
+          <w:insideV w:val="single" w:color="000000" w:sz="4" w:space="0"/>
         </w:tblBorders>
         <w:tblLayout w:type="fixed"/>
         <w:tblLook w:val="0400" w:firstRow="0" w:lastRow="0" w:firstColumn="0" w:lastColumn="0" w:noHBand="0" w:noVBand="1"/>
@@ -632,12 +649,12 @@
         <w:tblW w:w="9962" w:type="dxa"/>
         <w:tblInd w:w="0" w:type="dxa"/>
         <w:tblBorders>
-          <w:top w:val="single" w:sz="4" w:space="0" w:color="000000"/>
-          <w:left w:val="single" w:sz="4" w:space="0" w:color="000000"/>
-          <w:bottom w:val="single" w:sz="4" w:space="0" w:color="000000"/>
-          <w:right w:val="single" w:sz="4" w:space="0" w:color="000000"/>
-          <w:insideH w:val="single" w:sz="4" w:space="0" w:color="000000"/>
-          <w:insideV w:val="single" w:sz="4" w:space="0" w:color="000000"/>
+          <w:top w:val="single" w:color="000000" w:sz="4" w:space="0"/>
+          <w:left w:val="single" w:color="000000" w:sz="4" w:space="0"/>
+          <w:bottom w:val="single" w:color="000000" w:sz="4" w:space="0"/>
+          <w:right w:val="single" w:color="000000" w:sz="4" w:space="0"/>
+          <w:insideH w:val="single" w:color="000000" w:sz="4" w:space="0"/>
+          <w:insideV w:val="single" w:color="000000" w:sz="4" w:space="0"/>
         </w:tblBorders>
         <w:tblLayout w:type="fixed"/>
         <w:tblLook w:val="0400" w:firstRow="0" w:lastRow="0" w:firstColumn="0" w:lastColumn="0" w:noHBand="0" w:noVBand="1"/>
@@ -1986,7 +2003,7 @@
                 <w:szCs w:val="20"/>
               </w:rPr>
             </w:pPr>
-            <w:hyperlink r:id="rId15" w:history="1">
+            <w:hyperlink w:history="1" r:id="rId15">
               <w:r>
                 <w:rPr>
                   <w:rStyle w:val="Hipervnculo"/>
@@ -2494,7 +2511,6 @@
               </w:tc>
             </w:tr>
           </w:tbl>
-          <w:commentRangeEnd w:id="4"/>
           <w:p>
             <w:pPr>
               <w:jc w:val="both"/>
@@ -2507,6 +2523,7 @@
                 <w:szCs w:val="20"/>
               </w:rPr>
             </w:pPr>
+            <w:commentRangeEnd w:id="4"/>
             <w:r>
               <w:rPr>
                 <w:rStyle w:val="Refdecomentario"/>
@@ -2840,6 +2857,7 @@
     </w:p>
     <w:p>
       <w:pPr>
+        <w:pStyle w:val="Normal"/>
         <w:jc w:val="both"/>
         <w:rPr>
           <w:sz w:val="20"/>
@@ -2848,8 +2866,8 @@
       </w:pPr>
       <w:r>
         <w:rPr>
-          <w:b/>
-          <w:bCs/>
+          <w:b w:val="1"/>
+          <w:bCs w:val="1"/>
           <w:sz w:val="20"/>
           <w:szCs w:val="20"/>
         </w:rPr>
@@ -2857,8 +2875,8 @@
       </w:r>
       <w:r>
         <w:rPr>
-          <w:b/>
-          <w:bCs/>
+          <w:b w:val="1"/>
+          <w:bCs w:val="1"/>
           <w:sz w:val="20"/>
           <w:szCs w:val="20"/>
         </w:rPr>
@@ -2876,7 +2894,92 @@
           <w:sz w:val="20"/>
           <w:szCs w:val="20"/>
         </w:rPr>
-        <w:t>Un caso representativo es el de Natura, empresa que ha integrado la sostenibilidad en toda su cadena de valor, desde la obtención de materias primas hasta la comercialización</w:t>
+        <w:t xml:space="preserve">Un </w:t>
+      </w:r>
+      <w:r>
+        <w:rPr>
+          <w:rFonts w:ascii="Calibri" w:hAnsi="Calibri" w:eastAsia="Calibri" w:cs="Calibri" w:asciiTheme="majorAscii" w:hAnsiTheme="majorAscii" w:eastAsiaTheme="majorAscii" w:cstheme="majorAscii"/>
+          <w:b w:val="0"/>
+          <w:bCs w:val="0"/>
+          <w:sz w:val="22"/>
+          <w:szCs w:val="22"/>
+        </w:rPr>
+        <w:t xml:space="preserve">caso representativo es el de </w:t>
+      </w:r>
+      <w:r>
+        <w:rPr>
+          <w:rFonts w:ascii="Calibri" w:hAnsi="Calibri" w:eastAsia="Calibri" w:cs="Calibri" w:asciiTheme="majorAscii" w:hAnsiTheme="majorAscii" w:eastAsiaTheme="majorAscii" w:cstheme="majorAscii"/>
+          <w:b w:val="0"/>
+          <w:bCs w:val="0"/>
+          <w:i w:val="0"/>
+          <w:iCs w:val="0"/>
+          <w:caps w:val="0"/>
+          <w:smallCaps w:val="0"/>
+          <w:noProof w:val="0"/>
+          <w:color w:val="242424"/>
+          <w:sz w:val="22"/>
+          <w:szCs w:val="22"/>
+          <w:lang w:val="es-CO"/>
+        </w:rPr>
+        <w:t>Natura Cosméticos S.A.</w:t>
+      </w:r>
+      <w:r>
+        <w:rPr>
+          <w:rFonts w:ascii="Calibri" w:hAnsi="Calibri" w:eastAsia="Calibri" w:cs="Calibri" w:asciiTheme="majorAscii" w:hAnsiTheme="majorAscii" w:eastAsiaTheme="majorAscii" w:cstheme="majorAscii"/>
+          <w:b w:val="0"/>
+          <w:bCs w:val="0"/>
+          <w:i w:val="0"/>
+          <w:iCs w:val="0"/>
+          <w:caps w:val="0"/>
+          <w:smallCaps w:val="0"/>
+          <w:noProof w:val="0"/>
+          <w:color w:val="242424"/>
+          <w:sz w:val="22"/>
+          <w:szCs w:val="22"/>
+          <w:lang w:val="es-CO"/>
+        </w:rPr>
+        <w:t xml:space="preserve">, perteneciente al grupo corporativo </w:t>
+      </w:r>
+      <w:r>
+        <w:rPr>
+          <w:rFonts w:ascii="Calibri" w:hAnsi="Calibri" w:eastAsia="Calibri" w:cs="Calibri" w:asciiTheme="majorAscii" w:hAnsiTheme="majorAscii" w:eastAsiaTheme="majorAscii" w:cstheme="majorAscii"/>
+          <w:b w:val="0"/>
+          <w:bCs w:val="0"/>
+          <w:i w:val="0"/>
+          <w:iCs w:val="0"/>
+          <w:caps w:val="0"/>
+          <w:smallCaps w:val="0"/>
+          <w:noProof w:val="0"/>
+          <w:color w:val="242424"/>
+          <w:sz w:val="22"/>
+          <w:szCs w:val="22"/>
+          <w:lang w:val="es-CO"/>
+        </w:rPr>
+        <w:t>Natura &amp; Co S.A</w:t>
+      </w:r>
+      <w:r>
+        <w:rPr>
+          <w:rFonts w:ascii="Segoe UI" w:hAnsi="Segoe UI" w:eastAsia="Segoe UI" w:cs="Segoe UI"/>
+          <w:b w:val="1"/>
+          <w:bCs w:val="1"/>
+          <w:i w:val="0"/>
+          <w:iCs w:val="0"/>
+          <w:caps w:val="0"/>
+          <w:smallCaps w:val="0"/>
+          <w:noProof w:val="0"/>
+          <w:color w:val="242424"/>
+          <w:sz w:val="21"/>
+          <w:szCs w:val="21"/>
+          <w:lang w:val="es-CO"/>
+        </w:rPr>
+        <w:t>.</w:t>
+      </w:r>
+      <w:r>
+        <w:rPr>
+          <w:sz w:val="20"/>
+          <w:szCs w:val="20"/>
+        </w:rPr>
+        <w:t xml:space="preserve"> empresa que ha integrado la sostenibilidad en toda su cadena de valor, desde la obtención de materias primas hasta la comercialización</w:t>
       </w:r>
       <w:r>
         <w:rPr>
@@ -3381,7 +3484,6 @@
         </w:tc>
       </w:tr>
     </w:tbl>
-    <w:commentRangeEnd w:id="5"/>
     <w:p>
       <w:pPr>
         <w:jc w:val="both"/>
@@ -3390,6 +3492,7 @@
           <w:szCs w:val="20"/>
         </w:rPr>
       </w:pPr>
+      <w:commentRangeEnd w:id="5"/>
       <w:r>
         <w:rPr>
           <w:rStyle w:val="Refdecomentario"/>
@@ -5056,7 +5159,6 @@
         </w:tc>
       </w:tr>
     </w:tbl>
-    <w:commentRangeEnd w:id="9"/>
     <w:p>
       <w:pPr>
         <w:jc w:val="both"/>
@@ -5065,6 +5167,7 @@
           <w:szCs w:val="20"/>
         </w:rPr>
       </w:pPr>
+      <w:commentRangeEnd w:id="9"/>
       <w:r>
         <w:rPr>
           <w:rStyle w:val="Refdecomentario"/>
@@ -5417,6 +5520,7 @@
     </w:p>
     <w:p>
       <w:pPr>
+        <w:pStyle w:val="Normal"/>
         <w:jc w:val="both"/>
         <w:rPr>
           <w:sz w:val="20"/>
@@ -5425,8 +5529,8 @@
       </w:pPr>
       <w:r>
         <w:rPr>
-          <w:b/>
-          <w:bCs/>
+          <w:b w:val="1"/>
+          <w:bCs w:val="1"/>
           <w:sz w:val="20"/>
           <w:szCs w:val="20"/>
         </w:rPr>
@@ -5434,8 +5538,8 @@
       </w:r>
       <w:r>
         <w:rPr>
-          <w:b/>
-          <w:bCs/>
+          <w:b w:val="1"/>
+          <w:bCs w:val="1"/>
           <w:sz w:val="20"/>
           <w:szCs w:val="20"/>
         </w:rPr>
@@ -5453,7 +5557,65 @@
           <w:sz w:val="20"/>
           <w:szCs w:val="20"/>
         </w:rPr>
-        <w:t>Un caso representativo es el de Patagonia, que ha construido su propuesta de valor en torno a la sostenibilidad. Sus clientes no solo compran productos, sino que respaldan una filosofía ambiental</w:t>
+        <w:t xml:space="preserve">Un caso representativo es el de </w:t>
+      </w:r>
+      <w:r>
+        <w:rPr>
+          <w:rFonts w:ascii="Segoe UI" w:hAnsi="Segoe UI" w:eastAsia="Segoe UI" w:cs="Segoe UI"/>
+          <w:b w:val="0"/>
+          <w:bCs w:val="0"/>
+          <w:i w:val="0"/>
+          <w:iCs w:val="0"/>
+          <w:caps w:val="0"/>
+          <w:smallCaps w:val="0"/>
+          <w:noProof w:val="0"/>
+          <w:color w:val="242424"/>
+          <w:sz w:val="21"/>
+          <w:szCs w:val="21"/>
+          <w:lang w:val="es-CO"/>
+        </w:rPr>
+        <w:t xml:space="preserve">Patagonia, Inc., conocida comercialmente como </w:t>
+      </w:r>
+      <w:r>
+        <w:rPr>
+          <w:rFonts w:ascii="Segoe UI" w:hAnsi="Segoe UI" w:eastAsia="Segoe UI" w:cs="Segoe UI"/>
+          <w:b w:val="1"/>
+          <w:bCs w:val="1"/>
+          <w:i w:val="0"/>
+          <w:iCs w:val="0"/>
+          <w:caps w:val="0"/>
+          <w:smallCaps w:val="0"/>
+          <w:noProof w:val="0"/>
+          <w:color w:val="242424"/>
+          <w:sz w:val="21"/>
+          <w:szCs w:val="21"/>
+          <w:lang w:val="es-CO"/>
+        </w:rPr>
+        <w:t>Patagonia</w:t>
+      </w:r>
+      <w:r>
+        <w:rPr>
+          <w:rFonts w:ascii="Segoe UI" w:hAnsi="Segoe UI" w:eastAsia="Segoe UI" w:cs="Segoe UI"/>
+          <w:b w:val="0"/>
+          <w:bCs w:val="0"/>
+          <w:i w:val="0"/>
+          <w:iCs w:val="0"/>
+          <w:caps w:val="0"/>
+          <w:smallCaps w:val="0"/>
+          <w:noProof w:val="0"/>
+          <w:color w:val="242424"/>
+          <w:sz w:val="21"/>
+          <w:szCs w:val="21"/>
+          <w:lang w:val="es-CO"/>
+        </w:rPr>
+        <w:t>.</w:t>
+      </w:r>
+      <w:r>
+        <w:rPr>
+          <w:sz w:val="20"/>
+          <w:szCs w:val="20"/>
+        </w:rPr>
+        <w:t>, que ha construido su propuesta de valor en torno a la sostenibilidad. Sus clientes no solo compran productos, sino que respaldan una filosofía ambiental</w:t>
       </w:r>
       <w:r>
         <w:rPr>
@@ -6260,7 +6422,6 @@
         </w:tc>
       </w:tr>
     </w:tbl>
-    <w:commentRangeEnd w:id="10"/>
     <w:p>
       <w:pPr>
         <w:jc w:val="both"/>
@@ -6269,6 +6430,7 @@
           <w:szCs w:val="20"/>
         </w:rPr>
       </w:pPr>
+      <w:commentRangeEnd w:id="10"/>
       <w:r>
         <w:rPr>
           <w:rStyle w:val="Refdecomentario"/>
@@ -7934,7 +8096,6 @@
               </w:tc>
             </w:tr>
           </w:tbl>
-          <w:commentRangeEnd w:id="11"/>
           <w:p>
             <w:pPr>
               <w:jc w:val="both"/>
@@ -7947,6 +8108,7 @@
                 <w:szCs w:val="20"/>
               </w:rPr>
             </w:pPr>
+            <w:commentRangeEnd w:id="11"/>
             <w:r>
               <w:rPr>
                 <w:rStyle w:val="Refdecomentario"/>
@@ -8949,8 +9111,8 @@
           </mc:Choice>
           <mc:Fallback>
             <w:pict>
-              <v:roundrect w14:anchorId="35E77F47" id="Rectángulo: esquinas redondeadas 15" o:spid="_x0000_s1026" style="position:absolute;left:0;text-align:left;margin-left:20.2pt;margin-top:4.75pt;width:450.35pt;height:42.8pt;z-index:251692032;visibility:visible;mso-wrap-style:square;mso-wrap-distance-left:9pt;mso-wrap-distance-top:0;mso-wrap-distance-right:9pt;mso-wrap-distance-bottom:0;mso-position-horizontal:absolute;mso-position-horizontal-relative:text;mso-position-vertical:absolute;mso-position-vertical-relative:text;v-text-anchor:middle" arcsize="10923f" o:gfxdata="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" fillcolor="#9bbb59 [3206]" strokecolor="white [3201]" strokeweight="3pt">
-                <v:shadow on="t" color="black" opacity="24903f" origin=",.5" offset="0,.55556mm"/>
+              <v:roundrect id="Rectángulo: esquinas redondeadas 15" style="position:absolute;left:0;text-align:left;margin-left:20.2pt;margin-top:4.75pt;width:450.35pt;height:42.8pt;z-index:251692032;visibility:visible;mso-wrap-style:square;mso-wrap-distance-left:9pt;mso-wrap-distance-top:0;mso-wrap-distance-right:9pt;mso-wrap-distance-bottom:0;mso-position-horizontal:absolute;mso-position-horizontal-relative:text;mso-position-vertical:absolute;mso-position-vertical-relative:text;v-text-anchor:middle" o:spid="_x0000_s1026" fillcolor="#9bbb59 [3206]" strokecolor="white [3201]" strokeweight="3pt" arcsize="10923f" w14:anchorId="35E77F47" o:gfxdata="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">
+                <v:shadow on="t" color="black" opacity="24903f" offset="0,.55556mm" origin=",.5"/>
                 <v:textbox>
                   <w:txbxContent>
                     <w:p>
@@ -9406,7 +9568,7 @@
                 <w:szCs w:val="20"/>
               </w:rPr>
             </w:pPr>
-            <w:hyperlink r:id="rId25" w:history="1">
+            <w:hyperlink w:history="1" r:id="rId25">
               <w:r>
                 <w:rPr>
                   <w:rStyle w:val="Hipervnculo"/>
@@ -9434,7 +9596,6 @@
         </w:tc>
       </w:tr>
     </w:tbl>
-    <w:commentRangeEnd w:id="12"/>
     <w:p>
       <w:pPr>
         <w:jc w:val="both"/>
@@ -9445,6 +9606,7 @@
           <w:szCs w:val="20"/>
         </w:rPr>
       </w:pPr>
+      <w:commentRangeEnd w:id="12"/>
       <w:r>
         <w:rPr>
           <w:rStyle w:val="Refdecomentario"/>
@@ -10177,6 +10339,7 @@
             <w:tcW w:w="9962" w:type="dxa"/>
             <w:gridSpan w:val="3"/>
             <w:shd w:val="clear" w:color="auto" w:fill="39A900"/>
+            <w:tcMar/>
           </w:tcPr>
           <w:p>
             <w:pPr>
@@ -10210,6 +10373,7 @@
           <w:tcPr>
             <w:tcW w:w="1838" w:type="dxa"/>
             <w:vMerge w:val="restart"/>
+            <w:tcMar/>
             <w:vAlign w:val="center"/>
           </w:tcPr>
           <w:p>
@@ -10304,6 +10468,7 @@
         <w:tc>
           <w:tcPr>
             <w:tcW w:w="1701" w:type="dxa"/>
+            <w:tcMar/>
           </w:tcPr>
           <w:p>
             <w:pPr>
@@ -10328,6 +10493,7 @@
         <w:tc>
           <w:tcPr>
             <w:tcW w:w="6423" w:type="dxa"/>
+            <w:tcMar/>
           </w:tcPr>
           <w:p>
             <w:pPr>
@@ -10354,6 +10520,7 @@
           <w:tcPr>
             <w:tcW w:w="1838" w:type="dxa"/>
             <w:vMerge/>
+            <w:tcMar/>
           </w:tcPr>
           <w:p>
             <w:pPr>
@@ -10368,6 +10535,7 @@
         <w:tc>
           <w:tcPr>
             <w:tcW w:w="1701" w:type="dxa"/>
+            <w:tcMar/>
           </w:tcPr>
           <w:p>
             <w:pPr>
@@ -10392,6 +10560,7 @@
         <w:tc>
           <w:tcPr>
             <w:tcW w:w="6423" w:type="dxa"/>
+            <w:tcMar/>
           </w:tcPr>
           <w:p>
             <w:pPr>
@@ -10435,7 +10604,23 @@
                 <w:sz w:val="20"/>
                 <w:szCs w:val="20"/>
               </w:rPr>
-              <w:t>describe características clave de segmentación de mercado, como medible, accesible, sustancial y accionable, para orientar estrategias comerciales efectivas.</w:t>
+              <w:t xml:space="preserve">describe características clave de segmentación de mercado, como </w:t>
+            </w:r>
+            <w:r>
+              <w:rPr>
+                <w:noProof/>
+                <w:sz w:val="20"/>
+                <w:szCs w:val="20"/>
+              </w:rPr>
+              <w:t>definición, tipos y beneficios</w:t>
+            </w:r>
+            <w:r>
+              <w:rPr>
+                <w:noProof/>
+                <w:sz w:val="20"/>
+                <w:szCs w:val="20"/>
+              </w:rPr>
+              <w:t>, para orientar estrategias comerciales efectivas.</w:t>
             </w:r>
             <w:r>
               <w:rPr>
@@ -10456,6 +10641,7 @@
           <w:tcPr>
             <w:tcW w:w="1838" w:type="dxa"/>
             <w:vMerge/>
+            <w:tcMar/>
           </w:tcPr>
           <w:p>
             <w:pPr>
@@ -10473,6 +10659,7 @@
         <w:tc>
           <w:tcPr>
             <w:tcW w:w="1701" w:type="dxa"/>
+            <w:tcMar/>
           </w:tcPr>
           <w:p>
             <w:pPr>
@@ -10497,6 +10684,7 @@
         <w:tc>
           <w:tcPr>
             <w:tcW w:w="6423" w:type="dxa"/>
+            <w:tcMar/>
           </w:tcPr>
           <w:p>
             <w:pPr>
@@ -10512,7 +10700,7 @@
                 <w:szCs w:val="20"/>
               </w:rPr>
             </w:pPr>
-            <w:hyperlink r:id="rId27" w:history="1">
+            <w:hyperlink w:history="1" r:id="rId27">
               <w:r>
                 <w:rPr>
                   <w:rStyle w:val="Hipervnculo"/>
@@ -10562,7 +10750,6 @@
         </w:rPr>
       </w:pPr>
     </w:p>
-    <w:commentRangeEnd w:id="13"/>
     <w:p>
       <w:pPr>
         <w:jc w:val="both"/>
@@ -10571,6 +10758,7 @@
           <w:szCs w:val="20"/>
         </w:rPr>
       </w:pPr>
+      <w:commentRangeEnd w:id="13"/>
       <w:r>
         <w:rPr>
           <w:rStyle w:val="Refdecomentario"/>
@@ -11844,7 +12032,6 @@
         </w:tc>
       </w:tr>
     </w:tbl>
-    <w:commentRangeEnd w:id="17"/>
     <w:p>
       <w:pPr>
         <w:jc w:val="both"/>
@@ -11855,6 +12042,7 @@
           <w:szCs w:val="20"/>
         </w:rPr>
       </w:pPr>
+      <w:commentRangeEnd w:id="17"/>
       <w:r>
         <w:rPr>
           <w:rStyle w:val="Refdecomentario"/>
@@ -14101,7 +14289,7 @@
         <w:spacing w:line="240" w:lineRule="auto"/>
         <w:jc w:val="both"/>
         <w:rPr>
-          <w:rFonts w:ascii="Aptos Narrow" w:eastAsia="Times New Roman" w:hAnsi="Aptos Narrow" w:cs="Times New Roman"/>
+          <w:rFonts w:ascii="Aptos Narrow" w:hAnsi="Aptos Narrow" w:eastAsia="Times New Roman" w:cs="Times New Roman"/>
           <w:b/>
           <w:bCs/>
           <w:color w:val="000000"/>
@@ -15052,7 +15240,7 @@
                 <w:szCs w:val="20"/>
               </w:rPr>
             </w:pPr>
-            <w:hyperlink r:id="rId29" w:history="1">
+            <w:hyperlink w:history="1" r:id="rId29">
               <w:r>
                 <w:rPr>
                   <w:rStyle w:val="Hipervnculo"/>
@@ -15075,7 +15263,6 @@
         </w:tc>
       </w:tr>
     </w:tbl>
-    <w:commentRangeEnd w:id="20"/>
     <w:p>
       <w:pPr>
         <w:jc w:val="both"/>
@@ -15086,6 +15273,7 @@
           <w:szCs w:val="20"/>
         </w:rPr>
       </w:pPr>
+      <w:commentRangeEnd w:id="20"/>
       <w:r>
         <w:rPr>
           <w:rStyle w:val="Refdecomentario"/>
@@ -15244,8 +15432,8 @@
           </mc:Choice>
           <mc:Fallback>
             <w:pict>
-              <v:roundrect w14:anchorId="0CB0E41A" id="_x0000_s1027" style="position:absolute;left:0;text-align:left;margin-left:399.15pt;margin-top:12.25pt;width:450.35pt;height:42.8pt;z-index:251694080;visibility:visible;mso-wrap-style:square;mso-wrap-distance-left:9pt;mso-wrap-distance-top:0;mso-wrap-distance-right:9pt;mso-wrap-distance-bottom:0;mso-position-horizontal:right;mso-position-horizontal-relative:margin;mso-position-vertical:absolute;mso-position-vertical-relative:text;v-text-anchor:middle" arcsize="10923f" o:gfxdata="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" fillcolor="#9bbb59 [3206]" strokecolor="white [3201]" strokeweight="3pt">
-                <v:shadow on="t" color="black" opacity="24903f" origin=",.5" offset="0,.55556mm"/>
+              <v:roundrect id="_x0000_s1027" style="position:absolute;left:0;text-align:left;margin-left:399.15pt;margin-top:12.25pt;width:450.35pt;height:42.8pt;z-index:251694080;visibility:visible;mso-wrap-style:square;mso-wrap-distance-left:9pt;mso-wrap-distance-top:0;mso-wrap-distance-right:9pt;mso-wrap-distance-bottom:0;mso-position-horizontal:right;mso-position-horizontal-relative:margin;mso-position-vertical:absolute;mso-position-vertical-relative:text;v-text-anchor:middle" fillcolor="#9bbb59 [3206]" strokecolor="white [3201]" strokeweight="3pt" arcsize="10923f" w14:anchorId="0CB0E41A" o:gfxdata="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">
+                <v:shadow on="t" color="black" opacity="24903f" offset="0,.55556mm" origin=",.5"/>
                 <v:textbox>
                   <w:txbxContent>
                     <w:p>
@@ -16260,7 +16448,6 @@
               </w:tc>
             </w:tr>
           </w:tbl>
-          <w:commentRangeEnd w:id="22"/>
           <w:p>
             <w:pPr>
               <w:jc w:val="both"/>
@@ -16273,6 +16460,7 @@
                 <w:szCs w:val="20"/>
               </w:rPr>
             </w:pPr>
+            <w:commentRangeEnd w:id="22"/>
             <w:r>
               <w:rPr>
                 <w:rStyle w:val="Refdecomentario"/>
@@ -17756,7 +17944,6 @@
               </w:tc>
             </w:tr>
           </w:tbl>
-          <w:commentRangeEnd w:id="23"/>
           <w:p>
             <w:pPr>
               <w:jc w:val="both"/>
@@ -17769,6 +17956,7 @@
                 <w:szCs w:val="20"/>
               </w:rPr>
             </w:pPr>
+            <w:commentRangeEnd w:id="23"/>
             <w:r>
               <w:rPr>
                 <w:rStyle w:val="Refdecomentario"/>
@@ -18170,6 +18358,7 @@
     </w:p>
     <w:p>
       <w:pPr>
+        <w:pStyle w:val="Normal"/>
         <w:jc w:val="both"/>
         <w:rPr>
           <w:sz w:val="20"/>
@@ -18178,8 +18367,8 @@
       </w:pPr>
       <w:r>
         <w:rPr>
-          <w:b/>
-          <w:bCs/>
+          <w:b w:val="1"/>
+          <w:bCs w:val="1"/>
           <w:sz w:val="20"/>
           <w:szCs w:val="20"/>
         </w:rPr>
@@ -18187,8 +18376,8 @@
       </w:r>
       <w:r>
         <w:rPr>
-          <w:b/>
-          <w:bCs/>
+          <w:b w:val="1"/>
+          <w:bCs w:val="1"/>
           <w:sz w:val="20"/>
           <w:szCs w:val="20"/>
         </w:rPr>
@@ -18213,7 +18402,65 @@
           <w:sz w:val="20"/>
           <w:szCs w:val="20"/>
         </w:rPr>
-        <w:t>Empresas como Patagonia utilizan técnicas de interacción con clientes para comprender sus necesidades y fortalecer su relación con ellos</w:t>
+        <w:t xml:space="preserve">Empresas como </w:t>
+      </w:r>
+      <w:r>
+        <w:rPr>
+          <w:rFonts w:ascii="Segoe UI" w:hAnsi="Segoe UI" w:eastAsia="Segoe UI" w:cs="Segoe UI"/>
+          <w:b w:val="0"/>
+          <w:bCs w:val="0"/>
+          <w:i w:val="0"/>
+          <w:iCs w:val="0"/>
+          <w:caps w:val="0"/>
+          <w:smallCaps w:val="0"/>
+          <w:noProof w:val="0"/>
+          <w:color w:val="242424"/>
+          <w:sz w:val="21"/>
+          <w:szCs w:val="21"/>
+          <w:lang w:val="es-CO"/>
+        </w:rPr>
+        <w:t xml:space="preserve">Patagonia, Inc., conocida comercialmente como </w:t>
+      </w:r>
+      <w:r>
+        <w:rPr>
+          <w:rFonts w:ascii="Segoe UI" w:hAnsi="Segoe UI" w:eastAsia="Segoe UI" w:cs="Segoe UI"/>
+          <w:b w:val="1"/>
+          <w:bCs w:val="1"/>
+          <w:i w:val="0"/>
+          <w:iCs w:val="0"/>
+          <w:caps w:val="0"/>
+          <w:smallCaps w:val="0"/>
+          <w:noProof w:val="0"/>
+          <w:color w:val="242424"/>
+          <w:sz w:val="21"/>
+          <w:szCs w:val="21"/>
+          <w:lang w:val="es-CO"/>
+        </w:rPr>
+        <w:t>Patagonia</w:t>
+      </w:r>
+      <w:r>
+        <w:rPr>
+          <w:rFonts w:ascii="Segoe UI" w:hAnsi="Segoe UI" w:eastAsia="Segoe UI" w:cs="Segoe UI"/>
+          <w:b w:val="0"/>
+          <w:bCs w:val="0"/>
+          <w:i w:val="0"/>
+          <w:iCs w:val="0"/>
+          <w:caps w:val="0"/>
+          <w:smallCaps w:val="0"/>
+          <w:noProof w:val="0"/>
+          <w:color w:val="242424"/>
+          <w:sz w:val="21"/>
+          <w:szCs w:val="21"/>
+          <w:lang w:val="es-CO"/>
+        </w:rPr>
+        <w:t>.</w:t>
+      </w:r>
+      <w:r>
+        <w:rPr>
+          <w:sz w:val="20"/>
+          <w:szCs w:val="20"/>
+        </w:rPr>
+        <w:t xml:space="preserve"> utilizan técnicas de interacción con clientes para comprender sus necesidades y fortalecer su relación con ellos</w:t>
       </w:r>
       <w:r>
         <w:rPr>
@@ -19165,7 +19412,7 @@
                 <w:szCs w:val="20"/>
               </w:rPr>
             </w:pPr>
-            <w:hyperlink r:id="rId31" w:history="1">
+            <w:hyperlink w:history="1" r:id="rId31">
               <w:r>
                 <w:rPr>
                   <w:rStyle w:val="Hipervnculo"/>
@@ -19195,7 +19442,6 @@
         </w:tc>
       </w:tr>
     </w:tbl>
-    <w:commentRangeEnd w:id="24"/>
     <w:p>
       <w:pPr>
         <w:jc w:val="both"/>
@@ -19204,6 +19450,7 @@
           <w:szCs w:val="20"/>
         </w:rPr>
       </w:pPr>
+      <w:commentRangeEnd w:id="24"/>
       <w:r>
         <w:rPr>
           <w:rStyle w:val="Refdecomentario"/>
@@ -19768,12 +20015,12 @@
         <w:tblW w:w="0" w:type="auto"/>
         <w:tblInd w:w="421" w:type="dxa"/>
         <w:tblBorders>
-          <w:top w:val="single" w:sz="4" w:space="0" w:color="000000"/>
-          <w:left w:val="single" w:sz="4" w:space="0" w:color="000000"/>
-          <w:bottom w:val="single" w:sz="4" w:space="0" w:color="000000"/>
-          <w:right w:val="single" w:sz="4" w:space="0" w:color="000000"/>
-          <w:insideH w:val="single" w:sz="4" w:space="0" w:color="000000"/>
-          <w:insideV w:val="single" w:sz="4" w:space="0" w:color="000000"/>
+          <w:top w:val="single" w:color="000000" w:sz="4" w:space="0"/>
+          <w:left w:val="single" w:color="000000" w:sz="4" w:space="0"/>
+          <w:bottom w:val="single" w:color="000000" w:sz="4" w:space="0"/>
+          <w:right w:val="single" w:color="000000" w:sz="4" w:space="0"/>
+          <w:insideH w:val="single" w:color="000000" w:sz="4" w:space="0"/>
+          <w:insideV w:val="single" w:color="000000" w:sz="4" w:space="0"/>
         </w:tblBorders>
         <w:tblLook w:val="0400" w:firstRow="0" w:lastRow="0" w:firstColumn="0" w:lastColumn="0" w:noHBand="0" w:noVBand="1"/>
       </w:tblPr>
@@ -20210,12 +20457,12 @@
         <w:tblW w:w="9962" w:type="dxa"/>
         <w:tblInd w:w="0" w:type="dxa"/>
         <w:tblBorders>
-          <w:top w:val="single" w:sz="4" w:space="0" w:color="000000"/>
-          <w:left w:val="single" w:sz="4" w:space="0" w:color="000000"/>
-          <w:bottom w:val="single" w:sz="4" w:space="0" w:color="000000"/>
-          <w:right w:val="single" w:sz="4" w:space="0" w:color="000000"/>
-          <w:insideH w:val="single" w:sz="4" w:space="0" w:color="000000"/>
-          <w:insideV w:val="single" w:sz="4" w:space="0" w:color="000000"/>
+          <w:top w:val="single" w:color="000000" w:sz="4" w:space="0"/>
+          <w:left w:val="single" w:color="000000" w:sz="4" w:space="0"/>
+          <w:bottom w:val="single" w:color="000000" w:sz="4" w:space="0"/>
+          <w:right w:val="single" w:color="000000" w:sz="4" w:space="0"/>
+          <w:insideH w:val="single" w:color="000000" w:sz="4" w:space="0"/>
+          <w:insideV w:val="single" w:color="000000" w:sz="4" w:space="0"/>
         </w:tblBorders>
         <w:tblLayout w:type="fixed"/>
         <w:tblLook w:val="0420" w:firstRow="1" w:lastRow="0" w:firstColumn="0" w:lastColumn="0" w:noHBand="0" w:noVBand="1"/>
@@ -21125,7 +21372,7 @@
           <w:color w:val="000000"/>
         </w:rPr>
       </w:pPr>
-      <w:hyperlink r:id="rId37" w:history="1">
+      <w:hyperlink w:history="1" r:id="rId37">
         <w:r>
           <w:rPr>
             <w:rStyle w:val="Hipervnculo"/>
@@ -21199,7 +21446,7 @@
           <w:lang w:val="en-GB"/>
         </w:rPr>
       </w:pPr>
-      <w:hyperlink r:id="rId38" w:history="1">
+      <w:hyperlink w:history="1" r:id="rId38">
         <w:r>
           <w:rPr>
             <w:rStyle w:val="Hipervnculo"/>
@@ -21261,7 +21508,7 @@
         </w:rPr>
         <w:br/>
       </w:r>
-      <w:hyperlink r:id="rId39" w:history="1">
+      <w:hyperlink w:history="1" r:id="rId39">
         <w:r>
           <w:rPr>
             <w:rStyle w:val="Hipervnculo"/>
@@ -21324,7 +21571,7 @@
         <w:ind w:left="1004"/>
         <w:jc w:val="both"/>
       </w:pPr>
-      <w:hyperlink r:id="rId40" w:history="1">
+      <w:hyperlink w:history="1" r:id="rId40">
         <w:r>
           <w:rPr>
             <w:rStyle w:val="Hipervnculo"/>
@@ -21383,37 +21630,6 @@
         <w:jc w:val="both"/>
       </w:pPr>
       <w:r>
-        <w:t>Naciones Unidas. (s.f.). Objetivos de Desarrollo Sostenible.</w:t>
-      </w:r>
-      <w:r>
-        <w:t xml:space="preserve"> </w:t>
-      </w:r>
-    </w:p>
-    <w:p>
-      <w:pPr>
-        <w:spacing w:line="360" w:lineRule="auto"/>
-        <w:ind w:left="1004"/>
-        <w:jc w:val="both"/>
-      </w:pPr>
-      <w:hyperlink r:id="rId41" w:history="1">
-        <w:r>
-          <w:rPr>
-            <w:rStyle w:val="Hipervnculo"/>
-          </w:rPr>
-          <w:t>https://www.un.org/sustainabledevelopment/es/sustainable-development-goals/</w:t>
-        </w:r>
-      </w:hyperlink>
-      <w:r>
-        <w:t xml:space="preserve"> </w:t>
-      </w:r>
-    </w:p>
-    <w:p>
-      <w:pPr>
-        <w:spacing w:line="360" w:lineRule="auto"/>
-        <w:ind w:left="284"/>
-        <w:jc w:val="both"/>
-      </w:pPr>
-      <w:r>
         <w:t xml:space="preserve">Salcedo, J. (2021). </w:t>
       </w:r>
       <w:r>
@@ -21495,7 +21711,7 @@
         </w:rPr>
         <w:br/>
       </w:r>
-      <w:hyperlink r:id="rId42" w:tgtFrame="_new" w:history="1">
+      <w:hyperlink w:tgtFrame="_new" w:history="1" r:id="rId42">
         <w:r>
           <w:rPr>
             <w:rStyle w:val="Hipervnculo"/>
@@ -21594,12 +21810,12 @@
         <w:tblW w:w="9967" w:type="dxa"/>
         <w:tblInd w:w="0" w:type="dxa"/>
         <w:tblBorders>
-          <w:top w:val="single" w:sz="4" w:space="0" w:color="000000"/>
-          <w:left w:val="single" w:sz="4" w:space="0" w:color="000000"/>
-          <w:bottom w:val="single" w:sz="4" w:space="0" w:color="000000"/>
-          <w:right w:val="single" w:sz="4" w:space="0" w:color="000000"/>
-          <w:insideH w:val="single" w:sz="4" w:space="0" w:color="000000"/>
-          <w:insideV w:val="single" w:sz="4" w:space="0" w:color="000000"/>
+          <w:top w:val="single" w:color="000000" w:sz="4" w:space="0"/>
+          <w:left w:val="single" w:color="000000" w:sz="4" w:space="0"/>
+          <w:bottom w:val="single" w:color="000000" w:sz="4" w:space="0"/>
+          <w:right w:val="single" w:color="000000" w:sz="4" w:space="0"/>
+          <w:insideH w:val="single" w:color="000000" w:sz="4" w:space="0"/>
+          <w:insideV w:val="single" w:color="000000" w:sz="4" w:space="0"/>
         </w:tblBorders>
         <w:tblLayout w:type="fixed"/>
         <w:tblLook w:val="0420" w:firstRow="1" w:lastRow="0" w:firstColumn="0" w:lastColumn="0" w:noHBand="0" w:noVBand="1"/>
@@ -22104,12 +22320,12 @@
         <w:tblW w:w="9967" w:type="dxa"/>
         <w:tblInd w:w="0" w:type="dxa"/>
         <w:tblBorders>
-          <w:top w:val="single" w:sz="4" w:space="0" w:color="000000"/>
-          <w:left w:val="single" w:sz="4" w:space="0" w:color="000000"/>
-          <w:bottom w:val="single" w:sz="4" w:space="0" w:color="000000"/>
-          <w:right w:val="single" w:sz="4" w:space="0" w:color="000000"/>
-          <w:insideH w:val="single" w:sz="4" w:space="0" w:color="000000"/>
-          <w:insideV w:val="single" w:sz="4" w:space="0" w:color="000000"/>
+          <w:top w:val="single" w:color="000000" w:sz="4" w:space="0"/>
+          <w:left w:val="single" w:color="000000" w:sz="4" w:space="0"/>
+          <w:bottom w:val="single" w:color="000000" w:sz="4" w:space="0"/>
+          <w:right w:val="single" w:color="000000" w:sz="4" w:space="0"/>
+          <w:insideH w:val="single" w:color="000000" w:sz="4" w:space="0"/>
+          <w:insideV w:val="single" w:color="000000" w:sz="4" w:space="0"/>
         </w:tblBorders>
         <w:tblLayout w:type="fixed"/>
         <w:tblLook w:val="0420" w:firstRow="1" w:lastRow="0" w:firstColumn="0" w:lastColumn="0" w:noHBand="0" w:noVBand="1"/>
@@ -22409,7 +22625,7 @@
     <w:sectPr>
       <w:headerReference w:type="default" r:id="rId43"/>
       <w:footerReference w:type="default" r:id="rId44"/>
-      <w:pgSz w:w="12240" w:h="15840"/>
+      <w:pgSz w:w="12240" w:h="15840" w:orient="portrait"/>
       <w:pgMar w:top="1701" w:right="1134" w:bottom="1134" w:left="1134" w:header="720" w:footer="0" w:gutter="0"/>
       <w:pgNumType w:start="1"/>
       <w:cols w:space="720"/>
@@ -22419,8 +22635,8 @@
 </file>
 
 <file path=word/comments.xml><?xml version="1.0" encoding="utf-8"?>
-<w:comments xmlns:wpc="http://schemas.microsoft.com/office/word/2010/wordprocessingCanvas" xmlns:cx="http://schemas.microsoft.com/office/drawing/2014/chartex" xmlns:cx1="http://schemas.microsoft.com/office/drawing/2015/9/8/chartex" xmlns:cx2="http://schemas.microsoft.com/office/drawing/2015/10/21/chartex" xmlns:cx3="http://schemas.microsoft.com/office/drawing/2016/5/9/chartex" xmlns:cx4="http://schemas.microsoft.com/office/drawing/2016/5/10/chartex" xmlns:cx5="http://schemas.microsoft.com/office/drawing/2016/5/11/chartex" xmlns:cx6="http://schemas.microsoft.com/office/drawing/2016/5/12/chartex" xmlns:cx7="http://schemas.microsoft.com/office/drawing/2016/5/13/chartex" xmlns:cx8="http://schemas.microsoft.com/office/drawing/2016/5/14/chartex" xmlns:mc="http://schemas.openxmlformats.org/markup-compatibility/2006" xmlns:aink="http://schemas.microsoft.com/office/drawing/2016/ink" xmlns:am3d="http://schemas.microsoft.com/office/drawing/2017/model3d" xmlns:o="urn:schemas-microsoft-com:office:office" xmlns:r="http://schemas.openxmlformats.org/officeDocument/2006/relationships" xmlns:m="http://schemas.openxmlformats.org/officeDocument/2006/math" xmlns:v="urn:schemas-microsoft-com:vml" xmlns:wp14="http://schemas.microsoft.com/office/word/2010/wordprocessingDrawing" xmlns:wp="http://schemas.openxmlformats.org/drawingml/2006/wordprocessingDrawing" xmlns:w10="urn:schemas-microsoft-com:office:word" xmlns:w="http://schemas.openxmlformats.org/wordprocessingml/2006/main" xmlns:w14="http://schemas.microsoft.com/office/word/2010/wordml" xmlns:w15="http://schemas.microsoft.com/office/word/2012/wordml" xmlns:w16cex="http://schemas.microsoft.com/office/word/2018/wordml/cex" xmlns:w16cid="http://schemas.microsoft.com/office/word/2016/wordml/cid" xmlns:w16="http://schemas.microsoft.com/office/word/2018/wordml" xmlns:w16sdtdh="http://schemas.microsoft.com/office/word/2020/wordml/sdtdatahash" xmlns:w16se="http://schemas.microsoft.com/office/word/2015/wordml/symex" xmlns:wpg="http://schemas.microsoft.com/office/word/2010/wordprocessingGroup" xmlns:wpi="http://schemas.microsoft.com/office/word/2010/wordprocessingInk" xmlns:wne="http://schemas.microsoft.com/office/word/2006/wordml" xmlns:wps="http://schemas.microsoft.com/office/word/2010/wordprocessingShape" mc:Ignorable="w14 w15 w16se w16cid w16 w16cex w16sdtdh wp14">
-  <w:comment w:id="2" w:author="Carolina Coca Salazar" w:date="2026-07-20T18:37:00Z" w:initials="CC">
+<w:comments xmlns:wpc="http://schemas.microsoft.com/office/word/2010/wordprocessingCanvas" xmlns:cx="http://schemas.microsoft.com/office/drawing/2014/chartex" xmlns:cx1="http://schemas.microsoft.com/office/drawing/2015/9/8/chartex" xmlns:cx2="http://schemas.microsoft.com/office/drawing/2015/10/21/chartex" xmlns:cx3="http://schemas.microsoft.com/office/drawing/2016/5/9/chartex" xmlns:cx4="http://schemas.microsoft.com/office/drawing/2016/5/10/chartex" xmlns:cx5="http://schemas.microsoft.com/office/drawing/2016/5/11/chartex" xmlns:cx6="http://schemas.microsoft.com/office/drawing/2016/5/12/chartex" xmlns:cx7="http://schemas.microsoft.com/office/drawing/2016/5/13/chartex" xmlns:cx8="http://schemas.microsoft.com/office/drawing/2016/5/14/chartex" xmlns:mc="http://schemas.openxmlformats.org/markup-compatibility/2006" xmlns:aink="http://schemas.microsoft.com/office/drawing/2016/ink" xmlns:am3d="http://schemas.microsoft.com/office/drawing/2017/model3d" xmlns:o="urn:schemas-microsoft-com:office:office" xmlns:r="http://schemas.openxmlformats.org/officeDocument/2006/relationships" xmlns:m="http://schemas.openxmlformats.org/officeDocument/2006/math" xmlns:v="urn:schemas-microsoft-com:vml" xmlns:wp14="http://schemas.microsoft.com/office/word/2010/wordprocessingDrawing" xmlns:wp="http://schemas.openxmlformats.org/drawingml/2006/wordprocessingDrawing" xmlns:w10="urn:schemas-microsoft-com:office:word" xmlns:w="http://schemas.openxmlformats.org/wordprocessingml/2006/main" xmlns:w14="http://schemas.microsoft.com/office/word/2010/wordml" xmlns:w15="http://schemas.microsoft.com/office/word/2012/wordml" xmlns:w16cex="http://schemas.microsoft.com/office/word/2018/wordml/cex" xmlns:w16cid="http://schemas.microsoft.com/office/word/2016/wordml/cid" xmlns:w16="http://schemas.microsoft.com/office/word/2018/wordml" xmlns:w16sdtdh="http://schemas.microsoft.com/office/word/2020/wordml/sdtdatahash" xmlns:w16se="http://schemas.microsoft.com/office/word/2015/wordml/symex" xmlns:wpg="http://schemas.microsoft.com/office/word/2010/wordprocessingGroup" xmlns:wpi="http://schemas.microsoft.com/office/word/2010/wordprocessingInk" xmlns:wne="http://schemas.microsoft.com/office/word/2006/wordml" xmlns:wps="http://schemas.microsoft.com/office/word/2010/wordprocessingShape" xmlns:a="http://schemas.openxmlformats.org/drawingml/2006/main" xmlns:pic="http://schemas.openxmlformats.org/drawingml/2006/picture" mc:Ignorable="w14 w15 w16se w16cid w16 w16cex w16sdtdh wp14">
+  <w:comment w:initials="CC" w:author="Carolina Coca Salazar" w:date="2026-07-20T18:37:00Z" w:id="2">
     <w:p>
       <w:pPr>
         <w:pStyle w:val="Textocomentario"/>
@@ -22433,7 +22649,7 @@
       </w:r>
     </w:p>
   </w:comment>
-  <w:comment w:id="3" w:author="Carolina Coca Salazar" w:date="2026-07-20T18:38:00Z" w:initials="CC">
+  <w:comment w:initials="CC" w:author="Carolina Coca Salazar" w:date="2026-07-20T18:38:00Z" w:id="3">
     <w:p>
       <w:pPr>
         <w:pStyle w:val="Textocomentario"/>
@@ -22446,7 +22662,7 @@
       </w:r>
     </w:p>
   </w:comment>
-  <w:comment w:id="1" w:author="Carolina Coca Salazar" w:date="2026-07-20T18:38:00Z" w:initials="CC">
+  <w:comment w:initials="CC" w:author="Carolina Coca Salazar" w:date="2026-07-20T18:38:00Z" w:id="1">
     <w:p>
       <w:pPr>
         <w:pStyle w:val="Textocomentario"/>
@@ -22512,7 +22728,7 @@
       </w:r>
     </w:p>
   </w:comment>
-  <w:comment w:id="4" w:author="Carolina Coca Salazar" w:date="2026-07-20T18:41:00Z" w:initials="CC">
+  <w:comment w:initials="CC" w:author="Carolina Coca Salazar" w:date="2026-07-20T18:41:00Z" w:id="4">
     <w:p>
       <w:pPr>
         <w:pStyle w:val="Textocomentario"/>
@@ -22574,7 +22790,7 @@
       </w:r>
     </w:p>
   </w:comment>
-  <w:comment w:id="5" w:author="Carolina Coca Salazar" w:date="2026-07-20T19:02:00Z" w:initials="CC">
+  <w:comment w:initials="CC" w:author="Carolina Coca Salazar" w:date="2026-07-20T19:02:00Z" w:id="5">
     <w:p>
       <w:pPr>
         <w:pStyle w:val="Textocomentario"/>
@@ -22630,7 +22846,7 @@
       </w:r>
     </w:p>
   </w:comment>
-  <w:comment w:id="6" w:author="Carolina Coca Salazar" w:date="2026-07-20T19:07:00Z" w:initials="CC">
+  <w:comment w:initials="CC" w:author="Carolina Coca Salazar" w:date="2026-07-20T19:07:00Z" w:id="6">
     <w:p>
       <w:pPr>
         <w:pStyle w:val="Textocomentario"/>
@@ -22683,7 +22899,7 @@
       </w:r>
     </w:p>
   </w:comment>
-  <w:comment w:id="7" w:author="Nicolás Cruz Ríos" w:date="2025-08-20T10:30:00Z" w:initials="NC">
+  <w:comment w:initials="NC" w:author="Nicolás Cruz Ríos" w:date="2025-08-20T10:30:00Z" w:id="7">
     <w:p>
       <w:pPr>
         <w:pStyle w:val="Textocomentario"/>
@@ -22694,7 +22910,7 @@
         </w:rPr>
         <w:annotationRef/>
       </w:r>
-      <w:hyperlink r:id="rId4" w:history="1">
+      <w:hyperlink w:history="1" r:id="rId4">
         <w:r>
           <w:rPr>
             <w:rStyle w:val="Hipervnculo"/>
@@ -22704,7 +22920,7 @@
       </w:hyperlink>
     </w:p>
   </w:comment>
-  <w:comment w:id="8" w:author="Nicolás Cruz Ríos" w:date="2026-04-29T10:30:00Z" w:initials="NC">
+  <w:comment w:initials="NC" w:author="Nicolás Cruz Ríos" w:date="2026-04-29T10:30:00Z" w:id="8">
     <w:p>
       <w:pPr>
         <w:pStyle w:val="Textocomentario"/>
@@ -22715,7 +22931,7 @@
         </w:rPr>
         <w:annotationRef/>
       </w:r>
-      <w:hyperlink r:id="rId5" w:history="1">
+      <w:hyperlink w:history="1" r:id="rId5">
         <w:r>
           <w:rPr>
             <w:rStyle w:val="Hipervnculo"/>
@@ -22725,7 +22941,7 @@
       </w:hyperlink>
     </w:p>
   </w:comment>
-  <w:comment w:id="9" w:author="Carolina Coca Salazar" w:date="2026-07-20T20:23:00Z" w:initials="CC">
+  <w:comment w:initials="CC" w:author="Carolina Coca Salazar" w:date="2026-07-20T20:23:00Z" w:id="9">
     <w:p>
       <w:pPr>
         <w:pStyle w:val="Textocomentario"/>
@@ -22778,7 +22994,7 @@
       </w:r>
     </w:p>
   </w:comment>
-  <w:comment w:id="10" w:author="Carolina Coca Salazar" w:date="2026-07-21T07:38:00Z" w:initials="CC">
+  <w:comment w:initials="CC" w:author="Carolina Coca Salazar" w:date="2026-07-21T07:38:00Z" w:id="10">
     <w:p>
       <w:pPr>
         <w:pStyle w:val="Textocomentario"/>
@@ -22831,7 +23047,7 @@
       </w:r>
     </w:p>
   </w:comment>
-  <w:comment w:id="11" w:author="Carolina Coca Salazar" w:date="2026-07-21T07:38:00Z" w:initials="CC">
+  <w:comment w:initials="CC" w:author="Carolina Coca Salazar" w:date="2026-07-21T07:38:00Z" w:id="11">
     <w:p>
       <w:pPr>
         <w:pStyle w:val="Textocomentario"/>
@@ -22884,7 +23100,7 @@
       </w:r>
     </w:p>
   </w:comment>
-  <w:comment w:id="12" w:author="Carolina Coca Salazar" w:date="2026-07-21T07:36:00Z" w:initials="CC">
+  <w:comment w:initials="CC" w:author="Carolina Coca Salazar" w:date="2026-07-21T07:36:00Z" w:id="12">
     <w:p>
       <w:pPr>
         <w:pStyle w:val="Textocomentario"/>
@@ -22937,7 +23153,7 @@
       </w:r>
     </w:p>
   </w:comment>
-  <w:comment w:id="14" w:author="Carolina Coca Salazar" w:date="2026-07-21T07:36:00Z" w:initials="CC">
+  <w:comment w:initials="CC" w:author="Carolina Coca Salazar" w:date="2026-07-21T07:36:00Z" w:id="14">
     <w:p>
       <w:pPr>
         <w:pStyle w:val="Textocomentario"/>
@@ -22950,7 +23166,7 @@
       </w:r>
     </w:p>
   </w:comment>
-  <w:comment w:id="15" w:author="Carolina Coca Salazar" w:date="2026-07-21T07:36:00Z" w:initials="CC">
+  <w:comment w:initials="CC" w:author="Carolina Coca Salazar" w:date="2026-07-21T07:36:00Z" w:id="15">
     <w:p>
       <w:pPr>
         <w:pStyle w:val="Textocomentario"/>
@@ -22963,7 +23179,7 @@
       </w:r>
     </w:p>
   </w:comment>
-  <w:comment w:id="16" w:author="Carolina Coca Salazar" w:date="2026-07-21T07:36:00Z" w:initials="CC">
+  <w:comment w:initials="CC" w:author="Carolina Coca Salazar" w:date="2026-07-21T07:36:00Z" w:id="16">
     <w:p>
       <w:pPr>
         <w:pStyle w:val="Textocomentario"/>
@@ -22976,7 +23192,7 @@
       </w:r>
     </w:p>
   </w:comment>
-  <w:comment w:id="13" w:author="Carolina Coca Salazar" w:date="2026-07-21T07:36:00Z" w:initials="CC">
+  <w:comment w:initials="CC" w:author="Carolina Coca Salazar" w:date="2026-07-21T07:36:00Z" w:id="13">
     <w:p>
       <w:pPr>
         <w:pStyle w:val="Textocomentario"/>
@@ -23029,7 +23245,7 @@
       </w:r>
     </w:p>
   </w:comment>
-  <w:comment w:id="17" w:author="Carolina Coca Salazar" w:date="2026-07-21T07:39:00Z" w:initials="CC">
+  <w:comment w:initials="CC" w:author="Carolina Coca Salazar" w:date="2026-07-21T07:39:00Z" w:id="17">
     <w:p>
       <w:pPr>
         <w:pStyle w:val="Textocomentario"/>
@@ -23082,7 +23298,7 @@
       </w:r>
     </w:p>
   </w:comment>
-  <w:comment w:id="18" w:author="Carolina Coca Salazar" w:date="2026-07-21T07:39:00Z" w:initials="CC">
+  <w:comment w:initials="CC" w:author="Carolina Coca Salazar" w:date="2026-07-21T07:39:00Z" w:id="18">
     <w:p>
       <w:pPr>
         <w:pStyle w:val="Textocomentario"/>
@@ -23135,7 +23351,7 @@
       </w:r>
     </w:p>
   </w:comment>
-  <w:comment w:id="19" w:author="Carolina Coca Salazar" w:date="2026-08-20T11:24:00Z" w:initials="CS">
+  <w:comment w:initials="CS" w:author="Carolina Coca Salazar" w:date="2026-08-20T11:24:00Z" w:id="19">
     <w:p>
       <w:r>
         <w:annotationRef/>
@@ -23157,7 +23373,7 @@
       </w:r>
     </w:p>
   </w:comment>
-  <w:comment w:id="21" w:author="Carolina Coca Salazar" w:date="2026-07-21T07:35:00Z" w:initials="CC">
+  <w:comment w:initials="CC" w:author="Carolina Coca Salazar" w:date="2026-07-21T07:35:00Z" w:id="21">
     <w:p>
       <w:pPr>
         <w:pStyle w:val="Textocomentario"/>
@@ -23170,7 +23386,7 @@
       </w:r>
     </w:p>
   </w:comment>
-  <w:comment w:id="20" w:author="Carolina Coca Salazar" w:date="2026-07-21T07:35:00Z" w:initials="CC">
+  <w:comment w:initials="CC" w:author="Carolina Coca Salazar" w:date="2026-07-21T07:35:00Z" w:id="20">
     <w:p>
       <w:pPr>
         <w:pStyle w:val="Textocomentario"/>
@@ -23223,7 +23439,7 @@
       </w:r>
     </w:p>
   </w:comment>
-  <w:comment w:id="22" w:author="Carolina Coca Salazar" w:date="2026-07-21T07:40:00Z" w:initials="CC">
+  <w:comment w:initials="CC" w:author="Carolina Coca Salazar" w:date="2026-07-21T07:40:00Z" w:id="22">
     <w:p>
       <w:pPr>
         <w:pStyle w:val="Textocomentario"/>
@@ -23276,7 +23492,7 @@
       </w:r>
     </w:p>
   </w:comment>
-  <w:comment w:id="23" w:author="Carolina Coca Salazar" w:date="2026-07-21T07:41:00Z" w:initials="CC">
+  <w:comment w:initials="CC" w:author="Carolina Coca Salazar" w:date="2026-07-21T07:41:00Z" w:id="23">
     <w:p>
       <w:pPr>
         <w:pStyle w:val="Textocomentario"/>
@@ -23329,7 +23545,7 @@
       </w:r>
     </w:p>
   </w:comment>
-  <w:comment w:id="25" w:author="Carolina Coca Salazar" w:date="2026-07-20T18:36:00Z" w:initials="CC">
+  <w:comment w:initials="CC" w:author="Carolina Coca Salazar" w:date="2026-07-20T18:36:00Z" w:id="25">
     <w:p>
       <w:pPr>
         <w:pStyle w:val="Textocomentario"/>
@@ -23342,7 +23558,7 @@
       </w:r>
     </w:p>
   </w:comment>
-  <w:comment w:id="24" w:author="Carolina Coca Salazar" w:date="2026-07-20T18:36:00Z" w:initials="CC">
+  <w:comment w:initials="CC" w:author="Carolina Coca Salazar" w:date="2026-07-20T18:36:00Z" w:id="24">
     <w:p>
       <w:pPr>
         <w:pStyle w:val="Textocomentario"/>
@@ -23408,7 +23624,7 @@
       </w:r>
     </w:p>
   </w:comment>
-  <w:comment w:id="26" w:author="Carolina Coca Salazar" w:date="2026-08-19T09:21:00Z" w:initials="CS">
+  <w:comment w:initials="CS" w:author="Carolina Coca Salazar" w:date="2026-08-19T09:21:00Z" w:id="26">
     <w:p>
       <w:r>
         <w:annotationRef/>
@@ -23595,7 +23811,7 @@
       <w:ind w:left="-2" w:hanging="2"/>
       <w:jc w:val="right"/>
       <w:rPr>
-        <w:rFonts w:ascii="Times New Roman" w:eastAsia="Times New Roman" w:hAnsi="Times New Roman" w:cs="Times New Roman"/>
+        <w:rFonts w:ascii="Times New Roman" w:hAnsi="Times New Roman" w:eastAsia="Times New Roman" w:cs="Times New Roman"/>
         <w:sz w:val="24"/>
         <w:szCs w:val="24"/>
       </w:rPr>
@@ -23605,7 +23821,7 @@
     <w:pPr>
       <w:spacing w:line="240" w:lineRule="auto"/>
       <w:rPr>
-        <w:rFonts w:ascii="Times New Roman" w:eastAsia="Times New Roman" w:hAnsi="Times New Roman" w:cs="Times New Roman"/>
+        <w:rFonts w:ascii="Times New Roman" w:hAnsi="Times New Roman" w:eastAsia="Times New Roman" w:cs="Times New Roman"/>
         <w:sz w:val="24"/>
         <w:szCs w:val="24"/>
       </w:rPr>
@@ -23688,7 +23904,7 @@
 </file>
 
 <file path=word/header1.xml><?xml version="1.0" encoding="utf-8"?>
-<w:hdr xmlns:wpc="http://schemas.microsoft.com/office/word/2010/wordprocessingCanvas" xmlns:cx="http://schemas.microsoft.com/office/drawing/2014/chartex" xmlns:cx1="http://schemas.microsoft.com/office/drawing/2015/9/8/chartex" xmlns:cx2="http://schemas.microsoft.com/office/drawing/2015/10/21/chartex" xmlns:cx3="http://schemas.microsoft.com/office/drawing/2016/5/9/chartex" xmlns:cx4="http://schemas.microsoft.com/office/drawing/2016/5/10/chartex" xmlns:cx5="http://schemas.microsoft.com/office/drawing/2016/5/11/chartex" xmlns:cx6="http://schemas.microsoft.com/office/drawing/2016/5/12/chartex" xmlns:cx7="http://schemas.microsoft.com/office/drawing/2016/5/13/chartex" xmlns:cx8="http://schemas.microsoft.com/office/drawing/2016/5/14/chartex" xmlns:mc="http://schemas.openxmlformats.org/markup-compatibility/2006" xmlns:aink="http://schemas.microsoft.com/office/drawing/2016/ink" xmlns:am3d="http://schemas.microsoft.com/office/drawing/2017/model3d" xmlns:o="urn:schemas-microsoft-com:office:office" xmlns:r="http://schemas.openxmlformats.org/officeDocument/2006/relationships" xmlns:m="http://schemas.openxmlformats.org/officeDocument/2006/math" xmlns:v="urn:schemas-microsoft-com:vml" xmlns:wp14="http://schemas.microsoft.com/office/word/2010/wordprocessingDrawing" xmlns:wp="http://schemas.openxmlformats.org/drawingml/2006/wordprocessingDrawing" xmlns:w10="urn:schemas-microsoft-com:office:word" xmlns:w="http://schemas.openxmlformats.org/wordprocessingml/2006/main" xmlns:w14="http://schemas.microsoft.com/office/word/2010/wordml" xmlns:w15="http://schemas.microsoft.com/office/word/2012/wordml" xmlns:w16cex="http://schemas.microsoft.com/office/word/2018/wordml/cex" xmlns:w16cid="http://schemas.microsoft.com/office/word/2016/wordml/cid" xmlns:w16="http://schemas.microsoft.com/office/word/2018/wordml" xmlns:w16sdtdh="http://schemas.microsoft.com/office/word/2020/wordml/sdtdatahash" xmlns:w16se="http://schemas.microsoft.com/office/word/2015/wordml/symex" xmlns:wpg="http://schemas.microsoft.com/office/word/2010/wordprocessingGroup" xmlns:wpi="http://schemas.microsoft.com/office/word/2010/wordprocessingInk" xmlns:wne="http://schemas.microsoft.com/office/word/2006/wordml" xmlns:wps="http://schemas.microsoft.com/office/word/2010/wordprocessingShape" mc:Ignorable="w14 w15 w16se w16cid w16 w16cex w16sdtdh wp14">
+<w:hdr xmlns:wpc="http://schemas.microsoft.com/office/word/2010/wordprocessingCanvas" xmlns:cx="http://schemas.microsoft.com/office/drawing/2014/chartex" xmlns:cx1="http://schemas.microsoft.com/office/drawing/2015/9/8/chartex" xmlns:cx2="http://schemas.microsoft.com/office/drawing/2015/10/21/chartex" xmlns:cx3="http://schemas.microsoft.com/office/drawing/2016/5/9/chartex" xmlns:cx4="http://schemas.microsoft.com/office/drawing/2016/5/10/chartex" xmlns:cx5="http://schemas.microsoft.com/office/drawing/2016/5/11/chartex" xmlns:cx6="http://schemas.microsoft.com/office/drawing/2016/5/12/chartex" xmlns:cx7="http://schemas.microsoft.com/office/drawing/2016/5/13/chartex" xmlns:cx8="http://schemas.microsoft.com/office/drawing/2016/5/14/chartex" xmlns:mc="http://schemas.openxmlformats.org/markup-compatibility/2006" xmlns:aink="http://schemas.microsoft.com/office/drawing/2016/ink" xmlns:am3d="http://schemas.microsoft.com/office/drawing/2017/model3d" xmlns:o="urn:schemas-microsoft-com:office:office" xmlns:r="http://schemas.openxmlformats.org/officeDocument/2006/relationships" xmlns:m="http://schemas.openxmlformats.org/officeDocument/2006/math" xmlns:v="urn:schemas-microsoft-com:vml" xmlns:wp14="http://schemas.microsoft.com/office/word/2010/wordprocessingDrawing" xmlns:wp="http://schemas.openxmlformats.org/drawingml/2006/wordprocessingDrawing" xmlns:w10="urn:schemas-microsoft-com:office:word" xmlns:w="http://schemas.openxmlformats.org/wordprocessingml/2006/main" xmlns:w14="http://schemas.microsoft.com/office/word/2010/wordml" xmlns:w15="http://schemas.microsoft.com/office/word/2012/wordml" xmlns:w16cex="http://schemas.microsoft.com/office/word/2018/wordml/cex" xmlns:w16cid="http://schemas.microsoft.com/office/word/2016/wordml/cid" xmlns:w16="http://schemas.microsoft.com/office/word/2018/wordml" xmlns:w16sdtdh="http://schemas.microsoft.com/office/word/2020/wordml/sdtdatahash" xmlns:w16se="http://schemas.microsoft.com/office/word/2015/wordml/symex" xmlns:wpg="http://schemas.microsoft.com/office/word/2010/wordprocessingGroup" xmlns:wpi="http://schemas.microsoft.com/office/word/2010/wordprocessingInk" xmlns:wne="http://schemas.microsoft.com/office/word/2006/wordml" xmlns:wps="http://schemas.microsoft.com/office/word/2010/wordprocessingShape" xmlns:a="http://schemas.openxmlformats.org/drawingml/2006/main" xmlns:adec="http://schemas.microsoft.com/office/drawing/2017/decorative" xmlns:pic="http://schemas.openxmlformats.org/drawingml/2006/picture" xmlns:a14="http://schemas.microsoft.com/office/drawing/2010/main" mc:Ignorable="w14 w15 w16se w16cid w16 w16cex w16sdtdh wp14">
   <w:p>
     <w:pPr>
       <w:pBdr>
@@ -23820,7 +24036,7 @@
         <w:ind w:left="720" w:hanging="360"/>
       </w:pPr>
       <w:rPr>
-        <w:rFonts w:ascii="Symbol" w:hAnsi="Symbol" w:hint="default"/>
+        <w:rFonts w:hint="default" w:ascii="Symbol" w:hAnsi="Symbol"/>
         <w:sz w:val="20"/>
       </w:rPr>
     </w:lvl>
@@ -23836,7 +24052,7 @@
         <w:ind w:left="1440" w:hanging="360"/>
       </w:pPr>
       <w:rPr>
-        <w:rFonts w:ascii="Courier New" w:hAnsi="Courier New" w:hint="default"/>
+        <w:rFonts w:hint="default" w:ascii="Courier New" w:hAnsi="Courier New"/>
         <w:sz w:val="20"/>
       </w:rPr>
     </w:lvl>
@@ -23852,7 +24068,7 @@
         <w:ind w:left="2160" w:hanging="360"/>
       </w:pPr>
       <w:rPr>
-        <w:rFonts w:ascii="Wingdings" w:hAnsi="Wingdings" w:hint="default"/>
+        <w:rFonts w:hint="default" w:ascii="Wingdings" w:hAnsi="Wingdings"/>
         <w:sz w:val="20"/>
       </w:rPr>
     </w:lvl>
@@ -23868,7 +24084,7 @@
         <w:ind w:left="2880" w:hanging="360"/>
       </w:pPr>
       <w:rPr>
-        <w:rFonts w:ascii="Wingdings" w:hAnsi="Wingdings" w:hint="default"/>
+        <w:rFonts w:hint="default" w:ascii="Wingdings" w:hAnsi="Wingdings"/>
         <w:sz w:val="20"/>
       </w:rPr>
     </w:lvl>
@@ -23884,7 +24100,7 @@
         <w:ind w:left="3600" w:hanging="360"/>
       </w:pPr>
       <w:rPr>
-        <w:rFonts w:ascii="Wingdings" w:hAnsi="Wingdings" w:hint="default"/>
+        <w:rFonts w:hint="default" w:ascii="Wingdings" w:hAnsi="Wingdings"/>
         <w:sz w:val="20"/>
       </w:rPr>
     </w:lvl>
@@ -23900,7 +24116,7 @@
         <w:ind w:left="4320" w:hanging="360"/>
       </w:pPr>
       <w:rPr>
-        <w:rFonts w:ascii="Wingdings" w:hAnsi="Wingdings" w:hint="default"/>
+        <w:rFonts w:hint="default" w:ascii="Wingdings" w:hAnsi="Wingdings"/>
         <w:sz w:val="20"/>
       </w:rPr>
     </w:lvl>
@@ -23916,7 +24132,7 @@
         <w:ind w:left="5040" w:hanging="360"/>
       </w:pPr>
       <w:rPr>
-        <w:rFonts w:ascii="Wingdings" w:hAnsi="Wingdings" w:hint="default"/>
+        <w:rFonts w:hint="default" w:ascii="Wingdings" w:hAnsi="Wingdings"/>
         <w:sz w:val="20"/>
       </w:rPr>
     </w:lvl>
@@ -23932,7 +24148,7 @@
         <w:ind w:left="5760" w:hanging="360"/>
       </w:pPr>
       <w:rPr>
-        <w:rFonts w:ascii="Wingdings" w:hAnsi="Wingdings" w:hint="default"/>
+        <w:rFonts w:hint="default" w:ascii="Wingdings" w:hAnsi="Wingdings"/>
         <w:sz w:val="20"/>
       </w:rPr>
     </w:lvl>
@@ -23948,7 +24164,7 @@
         <w:ind w:left="6480" w:hanging="360"/>
       </w:pPr>
       <w:rPr>
-        <w:rFonts w:ascii="Wingdings" w:hAnsi="Wingdings" w:hint="default"/>
+        <w:rFonts w:hint="default" w:ascii="Wingdings" w:hAnsi="Wingdings"/>
         <w:sz w:val="20"/>
       </w:rPr>
     </w:lvl>
@@ -24082,7 +24298,7 @@
         <w:ind w:left="720" w:hanging="360"/>
       </w:pPr>
       <w:rPr>
-        <w:rFonts w:ascii="Symbol" w:hAnsi="Symbol" w:hint="default"/>
+        <w:rFonts w:hint="default" w:ascii="Symbol" w:hAnsi="Symbol"/>
         <w:sz w:val="20"/>
       </w:rPr>
     </w:lvl>
@@ -24098,7 +24314,7 @@
         <w:ind w:left="1440" w:hanging="360"/>
       </w:pPr>
       <w:rPr>
-        <w:rFonts w:ascii="Courier New" w:hAnsi="Courier New" w:hint="default"/>
+        <w:rFonts w:hint="default" w:ascii="Courier New" w:hAnsi="Courier New"/>
         <w:sz w:val="20"/>
       </w:rPr>
     </w:lvl>
@@ -24114,7 +24330,7 @@
         <w:ind w:left="2160" w:hanging="360"/>
       </w:pPr>
       <w:rPr>
-        <w:rFonts w:ascii="Wingdings" w:hAnsi="Wingdings" w:hint="default"/>
+        <w:rFonts w:hint="default" w:ascii="Wingdings" w:hAnsi="Wingdings"/>
         <w:sz w:val="20"/>
       </w:rPr>
     </w:lvl>
@@ -24130,7 +24346,7 @@
         <w:ind w:left="2880" w:hanging="360"/>
       </w:pPr>
       <w:rPr>
-        <w:rFonts w:ascii="Wingdings" w:hAnsi="Wingdings" w:hint="default"/>
+        <w:rFonts w:hint="default" w:ascii="Wingdings" w:hAnsi="Wingdings"/>
         <w:sz w:val="20"/>
       </w:rPr>
     </w:lvl>
@@ -24146,7 +24362,7 @@
         <w:ind w:left="3600" w:hanging="360"/>
       </w:pPr>
       <w:rPr>
-        <w:rFonts w:ascii="Wingdings" w:hAnsi="Wingdings" w:hint="default"/>
+        <w:rFonts w:hint="default" w:ascii="Wingdings" w:hAnsi="Wingdings"/>
         <w:sz w:val="20"/>
       </w:rPr>
     </w:lvl>
@@ -24162,7 +24378,7 @@
         <w:ind w:left="4320" w:hanging="360"/>
       </w:pPr>
       <w:rPr>
-        <w:rFonts w:ascii="Wingdings" w:hAnsi="Wingdings" w:hint="default"/>
+        <w:rFonts w:hint="default" w:ascii="Wingdings" w:hAnsi="Wingdings"/>
         <w:sz w:val="20"/>
       </w:rPr>
     </w:lvl>
@@ -24178,7 +24394,7 @@
         <w:ind w:left="5040" w:hanging="360"/>
       </w:pPr>
       <w:rPr>
-        <w:rFonts w:ascii="Wingdings" w:hAnsi="Wingdings" w:hint="default"/>
+        <w:rFonts w:hint="default" w:ascii="Wingdings" w:hAnsi="Wingdings"/>
         <w:sz w:val="20"/>
       </w:rPr>
     </w:lvl>
@@ -24194,7 +24410,7 @@
         <w:ind w:left="5760" w:hanging="360"/>
       </w:pPr>
       <w:rPr>
-        <w:rFonts w:ascii="Wingdings" w:hAnsi="Wingdings" w:hint="default"/>
+        <w:rFonts w:hint="default" w:ascii="Wingdings" w:hAnsi="Wingdings"/>
         <w:sz w:val="20"/>
       </w:rPr>
     </w:lvl>
@@ -24210,7 +24426,7 @@
         <w:ind w:left="6480" w:hanging="360"/>
       </w:pPr>
       <w:rPr>
-        <w:rFonts w:ascii="Wingdings" w:hAnsi="Wingdings" w:hint="default"/>
+        <w:rFonts w:hint="default" w:ascii="Wingdings" w:hAnsi="Wingdings"/>
         <w:sz w:val="20"/>
       </w:rPr>
     </w:lvl>
@@ -24231,7 +24447,7 @@
         <w:ind w:left="720" w:hanging="360"/>
       </w:pPr>
       <w:rPr>
-        <w:rFonts w:ascii="Symbol" w:hAnsi="Symbol" w:hint="default"/>
+        <w:rFonts w:hint="default" w:ascii="Symbol" w:hAnsi="Symbol"/>
         <w:sz w:val="20"/>
       </w:rPr>
     </w:lvl>
@@ -24247,7 +24463,7 @@
         <w:ind w:left="1440" w:hanging="360"/>
       </w:pPr>
       <w:rPr>
-        <w:rFonts w:ascii="Courier New" w:hAnsi="Courier New" w:hint="default"/>
+        <w:rFonts w:hint="default" w:ascii="Courier New" w:hAnsi="Courier New"/>
         <w:sz w:val="20"/>
       </w:rPr>
     </w:lvl>
@@ -24263,7 +24479,7 @@
         <w:ind w:left="2160" w:hanging="360"/>
       </w:pPr>
       <w:rPr>
-        <w:rFonts w:ascii="Wingdings" w:hAnsi="Wingdings" w:hint="default"/>
+        <w:rFonts w:hint="default" w:ascii="Wingdings" w:hAnsi="Wingdings"/>
         <w:sz w:val="20"/>
       </w:rPr>
     </w:lvl>
@@ -24279,7 +24495,7 @@
         <w:ind w:left="2880" w:hanging="360"/>
       </w:pPr>
       <w:rPr>
-        <w:rFonts w:ascii="Wingdings" w:hAnsi="Wingdings" w:hint="default"/>
+        <w:rFonts w:hint="default" w:ascii="Wingdings" w:hAnsi="Wingdings"/>
         <w:sz w:val="20"/>
       </w:rPr>
     </w:lvl>
@@ -24295,7 +24511,7 @@
         <w:ind w:left="3600" w:hanging="360"/>
       </w:pPr>
       <w:rPr>
-        <w:rFonts w:ascii="Wingdings" w:hAnsi="Wingdings" w:hint="default"/>
+        <w:rFonts w:hint="default" w:ascii="Wingdings" w:hAnsi="Wingdings"/>
         <w:sz w:val="20"/>
       </w:rPr>
     </w:lvl>
@@ -24311,7 +24527,7 @@
         <w:ind w:left="4320" w:hanging="360"/>
       </w:pPr>
       <w:rPr>
-        <w:rFonts w:ascii="Wingdings" w:hAnsi="Wingdings" w:hint="default"/>
+        <w:rFonts w:hint="default" w:ascii="Wingdings" w:hAnsi="Wingdings"/>
         <w:sz w:val="20"/>
       </w:rPr>
     </w:lvl>
@@ -24327,7 +24543,7 @@
         <w:ind w:left="5040" w:hanging="360"/>
       </w:pPr>
       <w:rPr>
-        <w:rFonts w:ascii="Wingdings" w:hAnsi="Wingdings" w:hint="default"/>
+        <w:rFonts w:hint="default" w:ascii="Wingdings" w:hAnsi="Wingdings"/>
         <w:sz w:val="20"/>
       </w:rPr>
     </w:lvl>
@@ -24343,7 +24559,7 @@
         <w:ind w:left="5760" w:hanging="360"/>
       </w:pPr>
       <w:rPr>
-        <w:rFonts w:ascii="Wingdings" w:hAnsi="Wingdings" w:hint="default"/>
+        <w:rFonts w:hint="default" w:ascii="Wingdings" w:hAnsi="Wingdings"/>
         <w:sz w:val="20"/>
       </w:rPr>
     </w:lvl>
@@ -24359,7 +24575,7 @@
         <w:ind w:left="6480" w:hanging="360"/>
       </w:pPr>
       <w:rPr>
-        <w:rFonts w:ascii="Wingdings" w:hAnsi="Wingdings" w:hint="default"/>
+        <w:rFonts w:hint="default" w:ascii="Wingdings" w:hAnsi="Wingdings"/>
         <w:sz w:val="20"/>
       </w:rPr>
     </w:lvl>
@@ -24380,7 +24596,7 @@
         <w:ind w:left="720" w:hanging="360"/>
       </w:pPr>
       <w:rPr>
-        <w:rFonts w:ascii="Symbol" w:hAnsi="Symbol" w:hint="default"/>
+        <w:rFonts w:hint="default" w:ascii="Symbol" w:hAnsi="Symbol"/>
         <w:sz w:val="20"/>
       </w:rPr>
     </w:lvl>
@@ -24396,7 +24612,7 @@
         <w:ind w:left="1440" w:hanging="360"/>
       </w:pPr>
       <w:rPr>
-        <w:rFonts w:ascii="Courier New" w:hAnsi="Courier New" w:hint="default"/>
+        <w:rFonts w:hint="default" w:ascii="Courier New" w:hAnsi="Courier New"/>
         <w:sz w:val="20"/>
       </w:rPr>
     </w:lvl>
@@ -24412,7 +24628,7 @@
         <w:ind w:left="2160" w:hanging="360"/>
       </w:pPr>
       <w:rPr>
-        <w:rFonts w:ascii="Wingdings" w:hAnsi="Wingdings" w:hint="default"/>
+        <w:rFonts w:hint="default" w:ascii="Wingdings" w:hAnsi="Wingdings"/>
         <w:sz w:val="20"/>
       </w:rPr>
     </w:lvl>
@@ -24428,7 +24644,7 @@
         <w:ind w:left="2880" w:hanging="360"/>
       </w:pPr>
       <w:rPr>
-        <w:rFonts w:ascii="Wingdings" w:hAnsi="Wingdings" w:hint="default"/>
+        <w:rFonts w:hint="default" w:ascii="Wingdings" w:hAnsi="Wingdings"/>
         <w:sz w:val="20"/>
       </w:rPr>
     </w:lvl>
@@ -24444,7 +24660,7 @@
         <w:ind w:left="3600" w:hanging="360"/>
       </w:pPr>
       <w:rPr>
-        <w:rFonts w:ascii="Wingdings" w:hAnsi="Wingdings" w:hint="default"/>
+        <w:rFonts w:hint="default" w:ascii="Wingdings" w:hAnsi="Wingdings"/>
         <w:sz w:val="20"/>
       </w:rPr>
     </w:lvl>
@@ -24460,7 +24676,7 @@
         <w:ind w:left="4320" w:hanging="360"/>
       </w:pPr>
       <w:rPr>
-        <w:rFonts w:ascii="Wingdings" w:hAnsi="Wingdings" w:hint="default"/>
+        <w:rFonts w:hint="default" w:ascii="Wingdings" w:hAnsi="Wingdings"/>
         <w:sz w:val="20"/>
       </w:rPr>
     </w:lvl>
@@ -24476,7 +24692,7 @@
         <w:ind w:left="5040" w:hanging="360"/>
       </w:pPr>
       <w:rPr>
-        <w:rFonts w:ascii="Wingdings" w:hAnsi="Wingdings" w:hint="default"/>
+        <w:rFonts w:hint="default" w:ascii="Wingdings" w:hAnsi="Wingdings"/>
         <w:sz w:val="20"/>
       </w:rPr>
     </w:lvl>
@@ -24492,7 +24708,7 @@
         <w:ind w:left="5760" w:hanging="360"/>
       </w:pPr>
       <w:rPr>
-        <w:rFonts w:ascii="Wingdings" w:hAnsi="Wingdings" w:hint="default"/>
+        <w:rFonts w:hint="default" w:ascii="Wingdings" w:hAnsi="Wingdings"/>
         <w:sz w:val="20"/>
       </w:rPr>
     </w:lvl>
@@ -24508,7 +24724,7 @@
         <w:ind w:left="6480" w:hanging="360"/>
       </w:pPr>
       <w:rPr>
-        <w:rFonts w:ascii="Wingdings" w:hAnsi="Wingdings" w:hint="default"/>
+        <w:rFonts w:hint="default" w:ascii="Wingdings" w:hAnsi="Wingdings"/>
         <w:sz w:val="20"/>
       </w:rPr>
     </w:lvl>
@@ -24529,7 +24745,7 @@
         <w:ind w:left="720" w:hanging="360"/>
       </w:pPr>
       <w:rPr>
-        <w:rFonts w:ascii="Symbol" w:hAnsi="Symbol" w:hint="default"/>
+        <w:rFonts w:hint="default" w:ascii="Symbol" w:hAnsi="Symbol"/>
         <w:sz w:val="20"/>
       </w:rPr>
     </w:lvl>
@@ -24545,7 +24761,7 @@
         <w:ind w:left="1440" w:hanging="360"/>
       </w:pPr>
       <w:rPr>
-        <w:rFonts w:ascii="Courier New" w:hAnsi="Courier New" w:hint="default"/>
+        <w:rFonts w:hint="default" w:ascii="Courier New" w:hAnsi="Courier New"/>
         <w:sz w:val="20"/>
       </w:rPr>
     </w:lvl>
@@ -24561,7 +24777,7 @@
         <w:ind w:left="2160" w:hanging="360"/>
       </w:pPr>
       <w:rPr>
-        <w:rFonts w:ascii="Wingdings" w:hAnsi="Wingdings" w:hint="default"/>
+        <w:rFonts w:hint="default" w:ascii="Wingdings" w:hAnsi="Wingdings"/>
         <w:sz w:val="20"/>
       </w:rPr>
     </w:lvl>
@@ -24577,7 +24793,7 @@
         <w:ind w:left="2880" w:hanging="360"/>
       </w:pPr>
       <w:rPr>
-        <w:rFonts w:ascii="Wingdings" w:hAnsi="Wingdings" w:hint="default"/>
+        <w:rFonts w:hint="default" w:ascii="Wingdings" w:hAnsi="Wingdings"/>
         <w:sz w:val="20"/>
       </w:rPr>
     </w:lvl>
@@ -24593,7 +24809,7 @@
         <w:ind w:left="3600" w:hanging="360"/>
       </w:pPr>
       <w:rPr>
-        <w:rFonts w:ascii="Wingdings" w:hAnsi="Wingdings" w:hint="default"/>
+        <w:rFonts w:hint="default" w:ascii="Wingdings" w:hAnsi="Wingdings"/>
         <w:sz w:val="20"/>
       </w:rPr>
     </w:lvl>
@@ -24609,7 +24825,7 @@
         <w:ind w:left="4320" w:hanging="360"/>
       </w:pPr>
       <w:rPr>
-        <w:rFonts w:ascii="Wingdings" w:hAnsi="Wingdings" w:hint="default"/>
+        <w:rFonts w:hint="default" w:ascii="Wingdings" w:hAnsi="Wingdings"/>
         <w:sz w:val="20"/>
       </w:rPr>
     </w:lvl>
@@ -24625,7 +24841,7 @@
         <w:ind w:left="5040" w:hanging="360"/>
       </w:pPr>
       <w:rPr>
-        <w:rFonts w:ascii="Wingdings" w:hAnsi="Wingdings" w:hint="default"/>
+        <w:rFonts w:hint="default" w:ascii="Wingdings" w:hAnsi="Wingdings"/>
         <w:sz w:val="20"/>
       </w:rPr>
     </w:lvl>
@@ -24641,7 +24857,7 @@
         <w:ind w:left="5760" w:hanging="360"/>
       </w:pPr>
       <w:rPr>
-        <w:rFonts w:ascii="Wingdings" w:hAnsi="Wingdings" w:hint="default"/>
+        <w:rFonts w:hint="default" w:ascii="Wingdings" w:hAnsi="Wingdings"/>
         <w:sz w:val="20"/>
       </w:rPr>
     </w:lvl>
@@ -24657,7 +24873,7 @@
         <w:ind w:left="6480" w:hanging="360"/>
       </w:pPr>
       <w:rPr>
-        <w:rFonts w:ascii="Wingdings" w:hAnsi="Wingdings" w:hint="default"/>
+        <w:rFonts w:hint="default" w:ascii="Wingdings" w:hAnsi="Wingdings"/>
         <w:sz w:val="20"/>
       </w:rPr>
     </w:lvl>
@@ -24678,7 +24894,7 @@
         <w:ind w:left="720" w:hanging="360"/>
       </w:pPr>
       <w:rPr>
-        <w:rFonts w:ascii="Symbol" w:hAnsi="Symbol" w:hint="default"/>
+        <w:rFonts w:hint="default" w:ascii="Symbol" w:hAnsi="Symbol"/>
         <w:sz w:val="20"/>
       </w:rPr>
     </w:lvl>
@@ -24694,7 +24910,7 @@
         <w:ind w:left="1440" w:hanging="360"/>
       </w:pPr>
       <w:rPr>
-        <w:rFonts w:ascii="Courier New" w:hAnsi="Courier New" w:hint="default"/>
+        <w:rFonts w:hint="default" w:ascii="Courier New" w:hAnsi="Courier New"/>
         <w:sz w:val="20"/>
       </w:rPr>
     </w:lvl>
@@ -24710,7 +24926,7 @@
         <w:ind w:left="2160" w:hanging="360"/>
       </w:pPr>
       <w:rPr>
-        <w:rFonts w:ascii="Wingdings" w:hAnsi="Wingdings" w:hint="default"/>
+        <w:rFonts w:hint="default" w:ascii="Wingdings" w:hAnsi="Wingdings"/>
         <w:sz w:val="20"/>
       </w:rPr>
     </w:lvl>
@@ -24726,7 +24942,7 @@
         <w:ind w:left="2880" w:hanging="360"/>
       </w:pPr>
       <w:rPr>
-        <w:rFonts w:ascii="Wingdings" w:hAnsi="Wingdings" w:hint="default"/>
+        <w:rFonts w:hint="default" w:ascii="Wingdings" w:hAnsi="Wingdings"/>
         <w:sz w:val="20"/>
       </w:rPr>
     </w:lvl>
@@ -24742,7 +24958,7 @@
         <w:ind w:left="3600" w:hanging="360"/>
       </w:pPr>
       <w:rPr>
-        <w:rFonts w:ascii="Wingdings" w:hAnsi="Wingdings" w:hint="default"/>
+        <w:rFonts w:hint="default" w:ascii="Wingdings" w:hAnsi="Wingdings"/>
         <w:sz w:val="20"/>
       </w:rPr>
     </w:lvl>
@@ -24758,7 +24974,7 @@
         <w:ind w:left="4320" w:hanging="360"/>
       </w:pPr>
       <w:rPr>
-        <w:rFonts w:ascii="Wingdings" w:hAnsi="Wingdings" w:hint="default"/>
+        <w:rFonts w:hint="default" w:ascii="Wingdings" w:hAnsi="Wingdings"/>
         <w:sz w:val="20"/>
       </w:rPr>
     </w:lvl>
@@ -24774,7 +24990,7 @@
         <w:ind w:left="5040" w:hanging="360"/>
       </w:pPr>
       <w:rPr>
-        <w:rFonts w:ascii="Wingdings" w:hAnsi="Wingdings" w:hint="default"/>
+        <w:rFonts w:hint="default" w:ascii="Wingdings" w:hAnsi="Wingdings"/>
         <w:sz w:val="20"/>
       </w:rPr>
     </w:lvl>
@@ -24790,7 +25006,7 @@
         <w:ind w:left="5760" w:hanging="360"/>
       </w:pPr>
       <w:rPr>
-        <w:rFonts w:ascii="Wingdings" w:hAnsi="Wingdings" w:hint="default"/>
+        <w:rFonts w:hint="default" w:ascii="Wingdings" w:hAnsi="Wingdings"/>
         <w:sz w:val="20"/>
       </w:rPr>
     </w:lvl>
@@ -24806,7 +25022,7 @@
         <w:ind w:left="6480" w:hanging="360"/>
       </w:pPr>
       <w:rPr>
-        <w:rFonts w:ascii="Wingdings" w:hAnsi="Wingdings" w:hint="default"/>
+        <w:rFonts w:hint="default" w:ascii="Wingdings" w:hAnsi="Wingdings"/>
         <w:sz w:val="20"/>
       </w:rPr>
     </w:lvl>
@@ -24940,7 +25156,7 @@
         <w:ind w:left="720" w:hanging="360"/>
       </w:pPr>
       <w:rPr>
-        <w:rFonts w:ascii="Symbol" w:hAnsi="Symbol" w:hint="default"/>
+        <w:rFonts w:hint="default" w:ascii="Symbol" w:hAnsi="Symbol"/>
         <w:sz w:val="20"/>
       </w:rPr>
     </w:lvl>
@@ -24956,7 +25172,7 @@
         <w:ind w:left="1440" w:hanging="360"/>
       </w:pPr>
       <w:rPr>
-        <w:rFonts w:ascii="Courier New" w:hAnsi="Courier New" w:hint="default"/>
+        <w:rFonts w:hint="default" w:ascii="Courier New" w:hAnsi="Courier New"/>
         <w:sz w:val="20"/>
       </w:rPr>
     </w:lvl>
@@ -24972,7 +25188,7 @@
         <w:ind w:left="2160" w:hanging="360"/>
       </w:pPr>
       <w:rPr>
-        <w:rFonts w:ascii="Wingdings" w:hAnsi="Wingdings" w:hint="default"/>
+        <w:rFonts w:hint="default" w:ascii="Wingdings" w:hAnsi="Wingdings"/>
         <w:sz w:val="20"/>
       </w:rPr>
     </w:lvl>
@@ -24988,7 +25204,7 @@
         <w:ind w:left="2880" w:hanging="360"/>
       </w:pPr>
       <w:rPr>
-        <w:rFonts w:ascii="Wingdings" w:hAnsi="Wingdings" w:hint="default"/>
+        <w:rFonts w:hint="default" w:ascii="Wingdings" w:hAnsi="Wingdings"/>
         <w:sz w:val="20"/>
       </w:rPr>
     </w:lvl>
@@ -25004,7 +25220,7 @@
         <w:ind w:left="3600" w:hanging="360"/>
       </w:pPr>
       <w:rPr>
-        <w:rFonts w:ascii="Wingdings" w:hAnsi="Wingdings" w:hint="default"/>
+        <w:rFonts w:hint="default" w:ascii="Wingdings" w:hAnsi="Wingdings"/>
         <w:sz w:val="20"/>
       </w:rPr>
     </w:lvl>
@@ -25020,7 +25236,7 @@
         <w:ind w:left="4320" w:hanging="360"/>
       </w:pPr>
       <w:rPr>
-        <w:rFonts w:ascii="Wingdings" w:hAnsi="Wingdings" w:hint="default"/>
+        <w:rFonts w:hint="default" w:ascii="Wingdings" w:hAnsi="Wingdings"/>
         <w:sz w:val="20"/>
       </w:rPr>
     </w:lvl>
@@ -25036,7 +25252,7 @@
         <w:ind w:left="5040" w:hanging="360"/>
       </w:pPr>
       <w:rPr>
-        <w:rFonts w:ascii="Wingdings" w:hAnsi="Wingdings" w:hint="default"/>
+        <w:rFonts w:hint="default" w:ascii="Wingdings" w:hAnsi="Wingdings"/>
         <w:sz w:val="20"/>
       </w:rPr>
     </w:lvl>
@@ -25052,7 +25268,7 @@
         <w:ind w:left="5760" w:hanging="360"/>
       </w:pPr>
       <w:rPr>
-        <w:rFonts w:ascii="Wingdings" w:hAnsi="Wingdings" w:hint="default"/>
+        <w:rFonts w:hint="default" w:ascii="Wingdings" w:hAnsi="Wingdings"/>
         <w:sz w:val="20"/>
       </w:rPr>
     </w:lvl>
@@ -25068,7 +25284,7 @@
         <w:ind w:left="6480" w:hanging="360"/>
       </w:pPr>
       <w:rPr>
-        <w:rFonts w:ascii="Wingdings" w:hAnsi="Wingdings" w:hint="default"/>
+        <w:rFonts w:hint="default" w:ascii="Wingdings" w:hAnsi="Wingdings"/>
         <w:sz w:val="20"/>
       </w:rPr>
     </w:lvl>
@@ -25089,7 +25305,7 @@
         <w:ind w:left="720" w:hanging="360"/>
       </w:pPr>
       <w:rPr>
-        <w:rFonts w:ascii="Symbol" w:hAnsi="Symbol" w:hint="default"/>
+        <w:rFonts w:hint="default" w:ascii="Symbol" w:hAnsi="Symbol"/>
         <w:sz w:val="20"/>
       </w:rPr>
     </w:lvl>
@@ -25105,7 +25321,7 @@
         <w:ind w:left="1440" w:hanging="360"/>
       </w:pPr>
       <w:rPr>
-        <w:rFonts w:ascii="Courier New" w:hAnsi="Courier New" w:hint="default"/>
+        <w:rFonts w:hint="default" w:ascii="Courier New" w:hAnsi="Courier New"/>
         <w:sz w:val="20"/>
       </w:rPr>
     </w:lvl>
@@ -25121,7 +25337,7 @@
         <w:ind w:left="2160" w:hanging="360"/>
       </w:pPr>
       <w:rPr>
-        <w:rFonts w:ascii="Wingdings" w:hAnsi="Wingdings" w:hint="default"/>
+        <w:rFonts w:hint="default" w:ascii="Wingdings" w:hAnsi="Wingdings"/>
         <w:sz w:val="20"/>
       </w:rPr>
     </w:lvl>
@@ -25137,7 +25353,7 @@
         <w:ind w:left="2880" w:hanging="360"/>
       </w:pPr>
       <w:rPr>
-        <w:rFonts w:ascii="Wingdings" w:hAnsi="Wingdings" w:hint="default"/>
+        <w:rFonts w:hint="default" w:ascii="Wingdings" w:hAnsi="Wingdings"/>
         <w:sz w:val="20"/>
       </w:rPr>
     </w:lvl>
@@ -25153,7 +25369,7 @@
         <w:ind w:left="3600" w:hanging="360"/>
       </w:pPr>
       <w:rPr>
-        <w:rFonts w:ascii="Wingdings" w:hAnsi="Wingdings" w:hint="default"/>
+        <w:rFonts w:hint="default" w:ascii="Wingdings" w:hAnsi="Wingdings"/>
         <w:sz w:val="20"/>
       </w:rPr>
     </w:lvl>
@@ -25169,7 +25385,7 @@
         <w:ind w:left="4320" w:hanging="360"/>
       </w:pPr>
       <w:rPr>
-        <w:rFonts w:ascii="Wingdings" w:hAnsi="Wingdings" w:hint="default"/>
+        <w:rFonts w:hint="default" w:ascii="Wingdings" w:hAnsi="Wingdings"/>
         <w:sz w:val="20"/>
       </w:rPr>
     </w:lvl>
@@ -25185,7 +25401,7 @@
         <w:ind w:left="5040" w:hanging="360"/>
       </w:pPr>
       <w:rPr>
-        <w:rFonts w:ascii="Wingdings" w:hAnsi="Wingdings" w:hint="default"/>
+        <w:rFonts w:hint="default" w:ascii="Wingdings" w:hAnsi="Wingdings"/>
         <w:sz w:val="20"/>
       </w:rPr>
     </w:lvl>
@@ -25201,7 +25417,7 @@
         <w:ind w:left="5760" w:hanging="360"/>
       </w:pPr>
       <w:rPr>
-        <w:rFonts w:ascii="Wingdings" w:hAnsi="Wingdings" w:hint="default"/>
+        <w:rFonts w:hint="default" w:ascii="Wingdings" w:hAnsi="Wingdings"/>
         <w:sz w:val="20"/>
       </w:rPr>
     </w:lvl>
@@ -25217,7 +25433,7 @@
         <w:ind w:left="6480" w:hanging="360"/>
       </w:pPr>
       <w:rPr>
-        <w:rFonts w:ascii="Wingdings" w:hAnsi="Wingdings" w:hint="default"/>
+        <w:rFonts w:hint="default" w:ascii="Wingdings" w:hAnsi="Wingdings"/>
         <w:sz w:val="20"/>
       </w:rPr>
     </w:lvl>
@@ -25238,7 +25454,7 @@
         <w:ind w:left="720" w:hanging="360"/>
       </w:pPr>
       <w:rPr>
-        <w:rFonts w:ascii="Symbol" w:hAnsi="Symbol" w:hint="default"/>
+        <w:rFonts w:hint="default" w:ascii="Symbol" w:hAnsi="Symbol"/>
         <w:sz w:val="20"/>
       </w:rPr>
     </w:lvl>
@@ -25254,7 +25470,7 @@
         <w:ind w:left="1440" w:hanging="360"/>
       </w:pPr>
       <w:rPr>
-        <w:rFonts w:ascii="Courier New" w:hAnsi="Courier New" w:hint="default"/>
+        <w:rFonts w:hint="default" w:ascii="Courier New" w:hAnsi="Courier New"/>
         <w:sz w:val="20"/>
       </w:rPr>
     </w:lvl>
@@ -25270,7 +25486,7 @@
         <w:ind w:left="2160" w:hanging="360"/>
       </w:pPr>
       <w:rPr>
-        <w:rFonts w:ascii="Wingdings" w:hAnsi="Wingdings" w:hint="default"/>
+        <w:rFonts w:hint="default" w:ascii="Wingdings" w:hAnsi="Wingdings"/>
         <w:sz w:val="20"/>
       </w:rPr>
     </w:lvl>
@@ -25286,7 +25502,7 @@
         <w:ind w:left="2880" w:hanging="360"/>
       </w:pPr>
       <w:rPr>
-        <w:rFonts w:ascii="Wingdings" w:hAnsi="Wingdings" w:hint="default"/>
+        <w:rFonts w:hint="default" w:ascii="Wingdings" w:hAnsi="Wingdings"/>
         <w:sz w:val="20"/>
       </w:rPr>
     </w:lvl>
@@ -25302,7 +25518,7 @@
         <w:ind w:left="3600" w:hanging="360"/>
       </w:pPr>
       <w:rPr>
-        <w:rFonts w:ascii="Wingdings" w:hAnsi="Wingdings" w:hint="default"/>
+        <w:rFonts w:hint="default" w:ascii="Wingdings" w:hAnsi="Wingdings"/>
         <w:sz w:val="20"/>
       </w:rPr>
     </w:lvl>
@@ -25318,7 +25534,7 @@
         <w:ind w:left="4320" w:hanging="360"/>
       </w:pPr>
       <w:rPr>
-        <w:rFonts w:ascii="Wingdings" w:hAnsi="Wingdings" w:hint="default"/>
+        <w:rFonts w:hint="default" w:ascii="Wingdings" w:hAnsi="Wingdings"/>
         <w:sz w:val="20"/>
       </w:rPr>
     </w:lvl>
@@ -25334,7 +25550,7 @@
         <w:ind w:left="5040" w:hanging="360"/>
       </w:pPr>
       <w:rPr>
-        <w:rFonts w:ascii="Wingdings" w:hAnsi="Wingdings" w:hint="default"/>
+        <w:rFonts w:hint="default" w:ascii="Wingdings" w:hAnsi="Wingdings"/>
         <w:sz w:val="20"/>
       </w:rPr>
     </w:lvl>
@@ -25350,7 +25566,7 @@
         <w:ind w:left="5760" w:hanging="360"/>
       </w:pPr>
       <w:rPr>
-        <w:rFonts w:ascii="Wingdings" w:hAnsi="Wingdings" w:hint="default"/>
+        <w:rFonts w:hint="default" w:ascii="Wingdings" w:hAnsi="Wingdings"/>
         <w:sz w:val="20"/>
       </w:rPr>
     </w:lvl>
@@ -25366,7 +25582,7 @@
         <w:ind w:left="6480" w:hanging="360"/>
       </w:pPr>
       <w:rPr>
-        <w:rFonts w:ascii="Wingdings" w:hAnsi="Wingdings" w:hint="default"/>
+        <w:rFonts w:hint="default" w:ascii="Wingdings" w:hAnsi="Wingdings"/>
         <w:sz w:val="20"/>
       </w:rPr>
     </w:lvl>
@@ -25387,7 +25603,7 @@
         <w:ind w:left="720" w:hanging="360"/>
       </w:pPr>
       <w:rPr>
-        <w:rFonts w:ascii="Symbol" w:hAnsi="Symbol" w:hint="default"/>
+        <w:rFonts w:hint="default" w:ascii="Symbol" w:hAnsi="Symbol"/>
         <w:sz w:val="20"/>
       </w:rPr>
     </w:lvl>
@@ -25403,7 +25619,7 @@
         <w:ind w:left="1440" w:hanging="360"/>
       </w:pPr>
       <w:rPr>
-        <w:rFonts w:ascii="Courier New" w:hAnsi="Courier New" w:hint="default"/>
+        <w:rFonts w:hint="default" w:ascii="Courier New" w:hAnsi="Courier New"/>
         <w:sz w:val="20"/>
       </w:rPr>
     </w:lvl>
@@ -25419,7 +25635,7 @@
         <w:ind w:left="2160" w:hanging="360"/>
       </w:pPr>
       <w:rPr>
-        <w:rFonts w:ascii="Wingdings" w:hAnsi="Wingdings" w:hint="default"/>
+        <w:rFonts w:hint="default" w:ascii="Wingdings" w:hAnsi="Wingdings"/>
         <w:sz w:val="20"/>
       </w:rPr>
     </w:lvl>
@@ -25435,7 +25651,7 @@
         <w:ind w:left="2880" w:hanging="360"/>
       </w:pPr>
       <w:rPr>
-        <w:rFonts w:ascii="Wingdings" w:hAnsi="Wingdings" w:hint="default"/>
+        <w:rFonts w:hint="default" w:ascii="Wingdings" w:hAnsi="Wingdings"/>
         <w:sz w:val="20"/>
       </w:rPr>
     </w:lvl>
@@ -25451,7 +25667,7 @@
         <w:ind w:left="3600" w:hanging="360"/>
       </w:pPr>
       <w:rPr>
-        <w:rFonts w:ascii="Wingdings" w:hAnsi="Wingdings" w:hint="default"/>
+        <w:rFonts w:hint="default" w:ascii="Wingdings" w:hAnsi="Wingdings"/>
         <w:sz w:val="20"/>
       </w:rPr>
     </w:lvl>
@@ -25467,7 +25683,7 @@
         <w:ind w:left="4320" w:hanging="360"/>
       </w:pPr>
       <w:rPr>
-        <w:rFonts w:ascii="Wingdings" w:hAnsi="Wingdings" w:hint="default"/>
+        <w:rFonts w:hint="default" w:ascii="Wingdings" w:hAnsi="Wingdings"/>
         <w:sz w:val="20"/>
       </w:rPr>
     </w:lvl>
@@ -25483,7 +25699,7 @@
         <w:ind w:left="5040" w:hanging="360"/>
       </w:pPr>
       <w:rPr>
-        <w:rFonts w:ascii="Wingdings" w:hAnsi="Wingdings" w:hint="default"/>
+        <w:rFonts w:hint="default" w:ascii="Wingdings" w:hAnsi="Wingdings"/>
         <w:sz w:val="20"/>
       </w:rPr>
     </w:lvl>
@@ -25499,7 +25715,7 @@
         <w:ind w:left="5760" w:hanging="360"/>
       </w:pPr>
       <w:rPr>
-        <w:rFonts w:ascii="Wingdings" w:hAnsi="Wingdings" w:hint="default"/>
+        <w:rFonts w:hint="default" w:ascii="Wingdings" w:hAnsi="Wingdings"/>
         <w:sz w:val="20"/>
       </w:rPr>
     </w:lvl>
@@ -25515,7 +25731,7 @@
         <w:ind w:left="6480" w:hanging="360"/>
       </w:pPr>
       <w:rPr>
-        <w:rFonts w:ascii="Wingdings" w:hAnsi="Wingdings" w:hint="default"/>
+        <w:rFonts w:hint="default" w:ascii="Wingdings" w:hAnsi="Wingdings"/>
         <w:sz w:val="20"/>
       </w:rPr>
     </w:lvl>
@@ -25649,7 +25865,7 @@
         <w:ind w:left="720" w:hanging="360"/>
       </w:pPr>
       <w:rPr>
-        <w:rFonts w:ascii="Symbol" w:hAnsi="Symbol" w:hint="default"/>
+        <w:rFonts w:hint="default" w:ascii="Symbol" w:hAnsi="Symbol"/>
         <w:sz w:val="20"/>
       </w:rPr>
     </w:lvl>
@@ -25665,7 +25881,7 @@
         <w:ind w:left="1440" w:hanging="360"/>
       </w:pPr>
       <w:rPr>
-        <w:rFonts w:ascii="Courier New" w:hAnsi="Courier New" w:hint="default"/>
+        <w:rFonts w:hint="default" w:ascii="Courier New" w:hAnsi="Courier New"/>
         <w:sz w:val="20"/>
       </w:rPr>
     </w:lvl>
@@ -25681,7 +25897,7 @@
         <w:ind w:left="2160" w:hanging="360"/>
       </w:pPr>
       <w:rPr>
-        <w:rFonts w:ascii="Wingdings" w:hAnsi="Wingdings" w:hint="default"/>
+        <w:rFonts w:hint="default" w:ascii="Wingdings" w:hAnsi="Wingdings"/>
         <w:sz w:val="20"/>
       </w:rPr>
     </w:lvl>
@@ -25697,7 +25913,7 @@
         <w:ind w:left="2880" w:hanging="360"/>
       </w:pPr>
       <w:rPr>
-        <w:rFonts w:ascii="Wingdings" w:hAnsi="Wingdings" w:hint="default"/>
+        <w:rFonts w:hint="default" w:ascii="Wingdings" w:hAnsi="Wingdings"/>
         <w:sz w:val="20"/>
       </w:rPr>
     </w:lvl>
@@ -25713,7 +25929,7 @@
         <w:ind w:left="3600" w:hanging="360"/>
       </w:pPr>
       <w:rPr>
-        <w:rFonts w:ascii="Wingdings" w:hAnsi="Wingdings" w:hint="default"/>
+        <w:rFonts w:hint="default" w:ascii="Wingdings" w:hAnsi="Wingdings"/>
         <w:sz w:val="20"/>
       </w:rPr>
     </w:lvl>
@@ -25729,7 +25945,7 @@
         <w:ind w:left="4320" w:hanging="360"/>
       </w:pPr>
       <w:rPr>
-        <w:rFonts w:ascii="Wingdings" w:hAnsi="Wingdings" w:hint="default"/>
+        <w:rFonts w:hint="default" w:ascii="Wingdings" w:hAnsi="Wingdings"/>
         <w:sz w:val="20"/>
       </w:rPr>
     </w:lvl>
@@ -25745,7 +25961,7 @@
         <w:ind w:left="5040" w:hanging="360"/>
       </w:pPr>
       <w:rPr>
-        <w:rFonts w:ascii="Wingdings" w:hAnsi="Wingdings" w:hint="default"/>
+        <w:rFonts w:hint="default" w:ascii="Wingdings" w:hAnsi="Wingdings"/>
         <w:sz w:val="20"/>
       </w:rPr>
     </w:lvl>
@@ -25761,7 +25977,7 @@
         <w:ind w:left="5760" w:hanging="360"/>
       </w:pPr>
       <w:rPr>
-        <w:rFonts w:ascii="Wingdings" w:hAnsi="Wingdings" w:hint="default"/>
+        <w:rFonts w:hint="default" w:ascii="Wingdings" w:hAnsi="Wingdings"/>
         <w:sz w:val="20"/>
       </w:rPr>
     </w:lvl>
@@ -25777,7 +25993,7 @@
         <w:ind w:left="6480" w:hanging="360"/>
       </w:pPr>
       <w:rPr>
-        <w:rFonts w:ascii="Wingdings" w:hAnsi="Wingdings" w:hint="default"/>
+        <w:rFonts w:hint="default" w:ascii="Wingdings" w:hAnsi="Wingdings"/>
         <w:sz w:val="20"/>
       </w:rPr>
     </w:lvl>
@@ -25798,7 +26014,7 @@
         <w:ind w:left="720" w:hanging="360"/>
       </w:pPr>
       <w:rPr>
-        <w:rFonts w:ascii="Symbol" w:hAnsi="Symbol" w:hint="default"/>
+        <w:rFonts w:hint="default" w:ascii="Symbol" w:hAnsi="Symbol"/>
         <w:sz w:val="20"/>
       </w:rPr>
     </w:lvl>
@@ -25814,7 +26030,7 @@
         <w:ind w:left="1440" w:hanging="360"/>
       </w:pPr>
       <w:rPr>
-        <w:rFonts w:ascii="Courier New" w:hAnsi="Courier New" w:hint="default"/>
+        <w:rFonts w:hint="default" w:ascii="Courier New" w:hAnsi="Courier New"/>
         <w:sz w:val="20"/>
       </w:rPr>
     </w:lvl>
@@ -25830,7 +26046,7 @@
         <w:ind w:left="2160" w:hanging="360"/>
       </w:pPr>
       <w:rPr>
-        <w:rFonts w:ascii="Wingdings" w:hAnsi="Wingdings" w:hint="default"/>
+        <w:rFonts w:hint="default" w:ascii="Wingdings" w:hAnsi="Wingdings"/>
         <w:sz w:val="20"/>
       </w:rPr>
     </w:lvl>
@@ -25846,7 +26062,7 @@
         <w:ind w:left="2880" w:hanging="360"/>
       </w:pPr>
       <w:rPr>
-        <w:rFonts w:ascii="Wingdings" w:hAnsi="Wingdings" w:hint="default"/>
+        <w:rFonts w:hint="default" w:ascii="Wingdings" w:hAnsi="Wingdings"/>
         <w:sz w:val="20"/>
       </w:rPr>
     </w:lvl>
@@ -25862,7 +26078,7 @@
         <w:ind w:left="3600" w:hanging="360"/>
       </w:pPr>
       <w:rPr>
-        <w:rFonts w:ascii="Wingdings" w:hAnsi="Wingdings" w:hint="default"/>
+        <w:rFonts w:hint="default" w:ascii="Wingdings" w:hAnsi="Wingdings"/>
         <w:sz w:val="20"/>
       </w:rPr>
     </w:lvl>
@@ -25878,7 +26094,7 @@
         <w:ind w:left="4320" w:hanging="360"/>
       </w:pPr>
       <w:rPr>
-        <w:rFonts w:ascii="Wingdings" w:hAnsi="Wingdings" w:hint="default"/>
+        <w:rFonts w:hint="default" w:ascii="Wingdings" w:hAnsi="Wingdings"/>
         <w:sz w:val="20"/>
       </w:rPr>
     </w:lvl>
@@ -25894,7 +26110,7 @@
         <w:ind w:left="5040" w:hanging="360"/>
       </w:pPr>
       <w:rPr>
-        <w:rFonts w:ascii="Wingdings" w:hAnsi="Wingdings" w:hint="default"/>
+        <w:rFonts w:hint="default" w:ascii="Wingdings" w:hAnsi="Wingdings"/>
         <w:sz w:val="20"/>
       </w:rPr>
     </w:lvl>
@@ -25910,7 +26126,7 @@
         <w:ind w:left="5760" w:hanging="360"/>
       </w:pPr>
       <w:rPr>
-        <w:rFonts w:ascii="Wingdings" w:hAnsi="Wingdings" w:hint="default"/>
+        <w:rFonts w:hint="default" w:ascii="Wingdings" w:hAnsi="Wingdings"/>
         <w:sz w:val="20"/>
       </w:rPr>
     </w:lvl>
@@ -25926,7 +26142,7 @@
         <w:ind w:left="6480" w:hanging="360"/>
       </w:pPr>
       <w:rPr>
-        <w:rFonts w:ascii="Wingdings" w:hAnsi="Wingdings" w:hint="default"/>
+        <w:rFonts w:hint="default" w:ascii="Wingdings" w:hAnsi="Wingdings"/>
         <w:sz w:val="20"/>
       </w:rPr>
     </w:lvl>
@@ -26060,7 +26276,7 @@
         <w:ind w:left="720" w:hanging="360"/>
       </w:pPr>
       <w:rPr>
-        <w:rFonts w:ascii="Symbol" w:hAnsi="Symbol" w:hint="default"/>
+        <w:rFonts w:hint="default" w:ascii="Symbol" w:hAnsi="Symbol"/>
         <w:sz w:val="20"/>
       </w:rPr>
     </w:lvl>
@@ -26076,7 +26292,7 @@
         <w:ind w:left="1440" w:hanging="360"/>
       </w:pPr>
       <w:rPr>
-        <w:rFonts w:ascii="Courier New" w:hAnsi="Courier New" w:hint="default"/>
+        <w:rFonts w:hint="default" w:ascii="Courier New" w:hAnsi="Courier New"/>
         <w:sz w:val="20"/>
       </w:rPr>
     </w:lvl>
@@ -26092,7 +26308,7 @@
         <w:ind w:left="2160" w:hanging="360"/>
       </w:pPr>
       <w:rPr>
-        <w:rFonts w:ascii="Wingdings" w:hAnsi="Wingdings" w:hint="default"/>
+        <w:rFonts w:hint="default" w:ascii="Wingdings" w:hAnsi="Wingdings"/>
         <w:sz w:val="20"/>
       </w:rPr>
     </w:lvl>
@@ -26108,7 +26324,7 @@
         <w:ind w:left="2880" w:hanging="360"/>
       </w:pPr>
       <w:rPr>
-        <w:rFonts w:ascii="Wingdings" w:hAnsi="Wingdings" w:hint="default"/>
+        <w:rFonts w:hint="default" w:ascii="Wingdings" w:hAnsi="Wingdings"/>
         <w:sz w:val="20"/>
       </w:rPr>
     </w:lvl>
@@ -26124,7 +26340,7 @@
         <w:ind w:left="3600" w:hanging="360"/>
       </w:pPr>
       <w:rPr>
-        <w:rFonts w:ascii="Wingdings" w:hAnsi="Wingdings" w:hint="default"/>
+        <w:rFonts w:hint="default" w:ascii="Wingdings" w:hAnsi="Wingdings"/>
         <w:sz w:val="20"/>
       </w:rPr>
     </w:lvl>
@@ -26140,7 +26356,7 @@
         <w:ind w:left="4320" w:hanging="360"/>
       </w:pPr>
       <w:rPr>
-        <w:rFonts w:ascii="Wingdings" w:hAnsi="Wingdings" w:hint="default"/>
+        <w:rFonts w:hint="default" w:ascii="Wingdings" w:hAnsi="Wingdings"/>
         <w:sz w:val="20"/>
       </w:rPr>
     </w:lvl>
@@ -26156,7 +26372,7 @@
         <w:ind w:left="5040" w:hanging="360"/>
       </w:pPr>
       <w:rPr>
-        <w:rFonts w:ascii="Wingdings" w:hAnsi="Wingdings" w:hint="default"/>
+        <w:rFonts w:hint="default" w:ascii="Wingdings" w:hAnsi="Wingdings"/>
         <w:sz w:val="20"/>
       </w:rPr>
     </w:lvl>
@@ -26172,7 +26388,7 @@
         <w:ind w:left="5760" w:hanging="360"/>
       </w:pPr>
       <w:rPr>
-        <w:rFonts w:ascii="Wingdings" w:hAnsi="Wingdings" w:hint="default"/>
+        <w:rFonts w:hint="default" w:ascii="Wingdings" w:hAnsi="Wingdings"/>
         <w:sz w:val="20"/>
       </w:rPr>
     </w:lvl>
@@ -26188,7 +26404,7 @@
         <w:ind w:left="6480" w:hanging="360"/>
       </w:pPr>
       <w:rPr>
-        <w:rFonts w:ascii="Wingdings" w:hAnsi="Wingdings" w:hint="default"/>
+        <w:rFonts w:hint="default" w:ascii="Wingdings" w:hAnsi="Wingdings"/>
         <w:sz w:val="20"/>
       </w:rPr>
     </w:lvl>
@@ -26209,7 +26425,7 @@
         <w:ind w:left="720" w:hanging="360"/>
       </w:pPr>
       <w:rPr>
-        <w:rFonts w:ascii="Symbol" w:hAnsi="Symbol" w:hint="default"/>
+        <w:rFonts w:hint="default" w:ascii="Symbol" w:hAnsi="Symbol"/>
         <w:sz w:val="20"/>
       </w:rPr>
     </w:lvl>
@@ -26225,7 +26441,7 @@
         <w:ind w:left="1440" w:hanging="360"/>
       </w:pPr>
       <w:rPr>
-        <w:rFonts w:ascii="Courier New" w:hAnsi="Courier New" w:hint="default"/>
+        <w:rFonts w:hint="default" w:ascii="Courier New" w:hAnsi="Courier New"/>
         <w:sz w:val="20"/>
       </w:rPr>
     </w:lvl>
@@ -26241,7 +26457,7 @@
         <w:ind w:left="2160" w:hanging="360"/>
       </w:pPr>
       <w:rPr>
-        <w:rFonts w:ascii="Wingdings" w:hAnsi="Wingdings" w:hint="default"/>
+        <w:rFonts w:hint="default" w:ascii="Wingdings" w:hAnsi="Wingdings"/>
         <w:sz w:val="20"/>
       </w:rPr>
     </w:lvl>
@@ -26257,7 +26473,7 @@
         <w:ind w:left="2880" w:hanging="360"/>
       </w:pPr>
       <w:rPr>
-        <w:rFonts w:ascii="Wingdings" w:hAnsi="Wingdings" w:hint="default"/>
+        <w:rFonts w:hint="default" w:ascii="Wingdings" w:hAnsi="Wingdings"/>
         <w:sz w:val="20"/>
       </w:rPr>
     </w:lvl>
@@ -26273,7 +26489,7 @@
         <w:ind w:left="3600" w:hanging="360"/>
       </w:pPr>
       <w:rPr>
-        <w:rFonts w:ascii="Wingdings" w:hAnsi="Wingdings" w:hint="default"/>
+        <w:rFonts w:hint="default" w:ascii="Wingdings" w:hAnsi="Wingdings"/>
         <w:sz w:val="20"/>
       </w:rPr>
     </w:lvl>
@@ -26289,7 +26505,7 @@
         <w:ind w:left="4320" w:hanging="360"/>
       </w:pPr>
       <w:rPr>
-        <w:rFonts w:ascii="Wingdings" w:hAnsi="Wingdings" w:hint="default"/>
+        <w:rFonts w:hint="default" w:ascii="Wingdings" w:hAnsi="Wingdings"/>
         <w:sz w:val="20"/>
       </w:rPr>
     </w:lvl>
@@ -26305,7 +26521,7 @@
         <w:ind w:left="5040" w:hanging="360"/>
       </w:pPr>
       <w:rPr>
-        <w:rFonts w:ascii="Wingdings" w:hAnsi="Wingdings" w:hint="default"/>
+        <w:rFonts w:hint="default" w:ascii="Wingdings" w:hAnsi="Wingdings"/>
         <w:sz w:val="20"/>
       </w:rPr>
     </w:lvl>
@@ -26321,7 +26537,7 @@
         <w:ind w:left="5760" w:hanging="360"/>
       </w:pPr>
       <w:rPr>
-        <w:rFonts w:ascii="Wingdings" w:hAnsi="Wingdings" w:hint="default"/>
+        <w:rFonts w:hint="default" w:ascii="Wingdings" w:hAnsi="Wingdings"/>
         <w:sz w:val="20"/>
       </w:rPr>
     </w:lvl>
@@ -26337,7 +26553,7 @@
         <w:ind w:left="6480" w:hanging="360"/>
       </w:pPr>
       <w:rPr>
-        <w:rFonts w:ascii="Wingdings" w:hAnsi="Wingdings" w:hint="default"/>
+        <w:rFonts w:hint="default" w:ascii="Wingdings" w:hAnsi="Wingdings"/>
         <w:sz w:val="20"/>
       </w:rPr>
     </w:lvl>
@@ -26448,7 +26664,7 @@
         <w:ind w:left="720" w:hanging="360"/>
       </w:pPr>
       <w:rPr>
-        <w:rFonts w:ascii="Symbol" w:hAnsi="Symbol" w:hint="default"/>
+        <w:rFonts w:hint="default" w:ascii="Symbol" w:hAnsi="Symbol"/>
         <w:sz w:val="20"/>
       </w:rPr>
     </w:lvl>
@@ -26464,7 +26680,7 @@
         <w:ind w:left="1440" w:hanging="360"/>
       </w:pPr>
       <w:rPr>
-        <w:rFonts w:ascii="Courier New" w:hAnsi="Courier New" w:hint="default"/>
+        <w:rFonts w:hint="default" w:ascii="Courier New" w:hAnsi="Courier New"/>
         <w:sz w:val="20"/>
       </w:rPr>
     </w:lvl>
@@ -26480,7 +26696,7 @@
         <w:ind w:left="2160" w:hanging="360"/>
       </w:pPr>
       <w:rPr>
-        <w:rFonts w:ascii="Wingdings" w:hAnsi="Wingdings" w:hint="default"/>
+        <w:rFonts w:hint="default" w:ascii="Wingdings" w:hAnsi="Wingdings"/>
         <w:sz w:val="20"/>
       </w:rPr>
     </w:lvl>
@@ -26496,7 +26712,7 @@
         <w:ind w:left="2880" w:hanging="360"/>
       </w:pPr>
       <w:rPr>
-        <w:rFonts w:ascii="Wingdings" w:hAnsi="Wingdings" w:hint="default"/>
+        <w:rFonts w:hint="default" w:ascii="Wingdings" w:hAnsi="Wingdings"/>
         <w:sz w:val="20"/>
       </w:rPr>
     </w:lvl>
@@ -26512,7 +26728,7 @@
         <w:ind w:left="3600" w:hanging="360"/>
       </w:pPr>
       <w:rPr>
-        <w:rFonts w:ascii="Wingdings" w:hAnsi="Wingdings" w:hint="default"/>
+        <w:rFonts w:hint="default" w:ascii="Wingdings" w:hAnsi="Wingdings"/>
         <w:sz w:val="20"/>
       </w:rPr>
     </w:lvl>
@@ -26528,7 +26744,7 @@
         <w:ind w:left="4320" w:hanging="360"/>
       </w:pPr>
       <w:rPr>
-        <w:rFonts w:ascii="Wingdings" w:hAnsi="Wingdings" w:hint="default"/>
+        <w:rFonts w:hint="default" w:ascii="Wingdings" w:hAnsi="Wingdings"/>
         <w:sz w:val="20"/>
       </w:rPr>
     </w:lvl>
@@ -26544,7 +26760,7 @@
         <w:ind w:left="5040" w:hanging="360"/>
       </w:pPr>
       <w:rPr>
-        <w:rFonts w:ascii="Wingdings" w:hAnsi="Wingdings" w:hint="default"/>
+        <w:rFonts w:hint="default" w:ascii="Wingdings" w:hAnsi="Wingdings"/>
         <w:sz w:val="20"/>
       </w:rPr>
     </w:lvl>
@@ -26560,7 +26776,7 @@
         <w:ind w:left="5760" w:hanging="360"/>
       </w:pPr>
       <w:rPr>
-        <w:rFonts w:ascii="Wingdings" w:hAnsi="Wingdings" w:hint="default"/>
+        <w:rFonts w:hint="default" w:ascii="Wingdings" w:hAnsi="Wingdings"/>
         <w:sz w:val="20"/>
       </w:rPr>
     </w:lvl>
@@ -26576,7 +26792,7 @@
         <w:ind w:left="6480" w:hanging="360"/>
       </w:pPr>
       <w:rPr>
-        <w:rFonts w:ascii="Wingdings" w:hAnsi="Wingdings" w:hint="default"/>
+        <w:rFonts w:hint="default" w:ascii="Wingdings" w:hAnsi="Wingdings"/>
         <w:sz w:val="20"/>
       </w:rPr>
     </w:lvl>
@@ -26597,7 +26813,7 @@
         <w:ind w:left="720" w:hanging="360"/>
       </w:pPr>
       <w:rPr>
-        <w:rFonts w:ascii="Symbol" w:hAnsi="Symbol" w:hint="default"/>
+        <w:rFonts w:hint="default" w:ascii="Symbol" w:hAnsi="Symbol"/>
         <w:sz w:val="20"/>
       </w:rPr>
     </w:lvl>
@@ -26613,7 +26829,7 @@
         <w:ind w:left="1440" w:hanging="360"/>
       </w:pPr>
       <w:rPr>
-        <w:rFonts w:ascii="Courier New" w:hAnsi="Courier New" w:hint="default"/>
+        <w:rFonts w:hint="default" w:ascii="Courier New" w:hAnsi="Courier New"/>
         <w:sz w:val="20"/>
       </w:rPr>
     </w:lvl>
@@ -26629,7 +26845,7 @@
         <w:ind w:left="2160" w:hanging="360"/>
       </w:pPr>
       <w:rPr>
-        <w:rFonts w:ascii="Wingdings" w:hAnsi="Wingdings" w:hint="default"/>
+        <w:rFonts w:hint="default" w:ascii="Wingdings" w:hAnsi="Wingdings"/>
         <w:sz w:val="20"/>
       </w:rPr>
     </w:lvl>
@@ -26645,7 +26861,7 @@
         <w:ind w:left="2880" w:hanging="360"/>
       </w:pPr>
       <w:rPr>
-        <w:rFonts w:ascii="Wingdings" w:hAnsi="Wingdings" w:hint="default"/>
+        <w:rFonts w:hint="default" w:ascii="Wingdings" w:hAnsi="Wingdings"/>
         <w:sz w:val="20"/>
       </w:rPr>
     </w:lvl>
@@ -26661,7 +26877,7 @@
         <w:ind w:left="3600" w:hanging="360"/>
       </w:pPr>
       <w:rPr>
-        <w:rFonts w:ascii="Wingdings" w:hAnsi="Wingdings" w:hint="default"/>
+        <w:rFonts w:hint="default" w:ascii="Wingdings" w:hAnsi="Wingdings"/>
         <w:sz w:val="20"/>
       </w:rPr>
     </w:lvl>
@@ -26677,7 +26893,7 @@
         <w:ind w:left="4320" w:hanging="360"/>
       </w:pPr>
       <w:rPr>
-        <w:rFonts w:ascii="Wingdings" w:hAnsi="Wingdings" w:hint="default"/>
+        <w:rFonts w:hint="default" w:ascii="Wingdings" w:hAnsi="Wingdings"/>
         <w:sz w:val="20"/>
       </w:rPr>
     </w:lvl>
@@ -26693,7 +26909,7 @@
         <w:ind w:left="5040" w:hanging="360"/>
       </w:pPr>
       <w:rPr>
-        <w:rFonts w:ascii="Wingdings" w:hAnsi="Wingdings" w:hint="default"/>
+        <w:rFonts w:hint="default" w:ascii="Wingdings" w:hAnsi="Wingdings"/>
         <w:sz w:val="20"/>
       </w:rPr>
     </w:lvl>
@@ -26709,7 +26925,7 @@
         <w:ind w:left="5760" w:hanging="360"/>
       </w:pPr>
       <w:rPr>
-        <w:rFonts w:ascii="Wingdings" w:hAnsi="Wingdings" w:hint="default"/>
+        <w:rFonts w:hint="default" w:ascii="Wingdings" w:hAnsi="Wingdings"/>
         <w:sz w:val="20"/>
       </w:rPr>
     </w:lvl>
@@ -26725,7 +26941,7 @@
         <w:ind w:left="6480" w:hanging="360"/>
       </w:pPr>
       <w:rPr>
-        <w:rFonts w:ascii="Wingdings" w:hAnsi="Wingdings" w:hint="default"/>
+        <w:rFonts w:hint="default" w:ascii="Wingdings" w:hAnsi="Wingdings"/>
         <w:sz w:val="20"/>
       </w:rPr>
     </w:lvl>
@@ -26746,7 +26962,7 @@
         <w:ind w:left="720" w:hanging="360"/>
       </w:pPr>
       <w:rPr>
-        <w:rFonts w:ascii="Symbol" w:hAnsi="Symbol" w:hint="default"/>
+        <w:rFonts w:hint="default" w:ascii="Symbol" w:hAnsi="Symbol"/>
         <w:sz w:val="20"/>
       </w:rPr>
     </w:lvl>
@@ -26762,7 +26978,7 @@
         <w:ind w:left="1440" w:hanging="360"/>
       </w:pPr>
       <w:rPr>
-        <w:rFonts w:ascii="Courier New" w:hAnsi="Courier New" w:hint="default"/>
+        <w:rFonts w:hint="default" w:ascii="Courier New" w:hAnsi="Courier New"/>
         <w:sz w:val="20"/>
       </w:rPr>
     </w:lvl>
@@ -26778,7 +26994,7 @@
         <w:ind w:left="2160" w:hanging="360"/>
       </w:pPr>
       <w:rPr>
-        <w:rFonts w:ascii="Wingdings" w:hAnsi="Wingdings" w:hint="default"/>
+        <w:rFonts w:hint="default" w:ascii="Wingdings" w:hAnsi="Wingdings"/>
         <w:sz w:val="20"/>
       </w:rPr>
     </w:lvl>
@@ -26794,7 +27010,7 @@
         <w:ind w:left="2880" w:hanging="360"/>
       </w:pPr>
       <w:rPr>
-        <w:rFonts w:ascii="Wingdings" w:hAnsi="Wingdings" w:hint="default"/>
+        <w:rFonts w:hint="default" w:ascii="Wingdings" w:hAnsi="Wingdings"/>
         <w:sz w:val="20"/>
       </w:rPr>
     </w:lvl>
@@ -26810,7 +27026,7 @@
         <w:ind w:left="3600" w:hanging="360"/>
       </w:pPr>
       <w:rPr>
-        <w:rFonts w:ascii="Wingdings" w:hAnsi="Wingdings" w:hint="default"/>
+        <w:rFonts w:hint="default" w:ascii="Wingdings" w:hAnsi="Wingdings"/>
         <w:sz w:val="20"/>
       </w:rPr>
     </w:lvl>
@@ -26826,7 +27042,7 @@
         <w:ind w:left="4320" w:hanging="360"/>
       </w:pPr>
       <w:rPr>
-        <w:rFonts w:ascii="Wingdings" w:hAnsi="Wingdings" w:hint="default"/>
+        <w:rFonts w:hint="default" w:ascii="Wingdings" w:hAnsi="Wingdings"/>
         <w:sz w:val="20"/>
       </w:rPr>
     </w:lvl>
@@ -26842,7 +27058,7 @@
         <w:ind w:left="5040" w:hanging="360"/>
       </w:pPr>
       <w:rPr>
-        <w:rFonts w:ascii="Wingdings" w:hAnsi="Wingdings" w:hint="default"/>
+        <w:rFonts w:hint="default" w:ascii="Wingdings" w:hAnsi="Wingdings"/>
         <w:sz w:val="20"/>
       </w:rPr>
     </w:lvl>
@@ -26858,7 +27074,7 @@
         <w:ind w:left="5760" w:hanging="360"/>
       </w:pPr>
       <w:rPr>
-        <w:rFonts w:ascii="Wingdings" w:hAnsi="Wingdings" w:hint="default"/>
+        <w:rFonts w:hint="default" w:ascii="Wingdings" w:hAnsi="Wingdings"/>
         <w:sz w:val="20"/>
       </w:rPr>
     </w:lvl>
@@ -26874,7 +27090,7 @@
         <w:ind w:left="6480" w:hanging="360"/>
       </w:pPr>
       <w:rPr>
-        <w:rFonts w:ascii="Wingdings" w:hAnsi="Wingdings" w:hint="default"/>
+        <w:rFonts w:hint="default" w:ascii="Wingdings" w:hAnsi="Wingdings"/>
         <w:sz w:val="20"/>
       </w:rPr>
     </w:lvl>
@@ -26895,7 +27111,7 @@
         <w:ind w:left="720" w:hanging="360"/>
       </w:pPr>
       <w:rPr>
-        <w:rFonts w:ascii="Symbol" w:hAnsi="Symbol" w:hint="default"/>
+        <w:rFonts w:hint="default" w:ascii="Symbol" w:hAnsi="Symbol"/>
         <w:sz w:val="20"/>
       </w:rPr>
     </w:lvl>
@@ -26911,7 +27127,7 @@
         <w:ind w:left="1440" w:hanging="360"/>
       </w:pPr>
       <w:rPr>
-        <w:rFonts w:ascii="Courier New" w:hAnsi="Courier New" w:hint="default"/>
+        <w:rFonts w:hint="default" w:ascii="Courier New" w:hAnsi="Courier New"/>
         <w:sz w:val="20"/>
       </w:rPr>
     </w:lvl>
@@ -26927,7 +27143,7 @@
         <w:ind w:left="2160" w:hanging="360"/>
       </w:pPr>
       <w:rPr>
-        <w:rFonts w:ascii="Wingdings" w:hAnsi="Wingdings" w:hint="default"/>
+        <w:rFonts w:hint="default" w:ascii="Wingdings" w:hAnsi="Wingdings"/>
         <w:sz w:val="20"/>
       </w:rPr>
     </w:lvl>
@@ -26943,7 +27159,7 @@
         <w:ind w:left="2880" w:hanging="360"/>
       </w:pPr>
       <w:rPr>
-        <w:rFonts w:ascii="Wingdings" w:hAnsi="Wingdings" w:hint="default"/>
+        <w:rFonts w:hint="default" w:ascii="Wingdings" w:hAnsi="Wingdings"/>
         <w:sz w:val="20"/>
       </w:rPr>
     </w:lvl>
@@ -26959,7 +27175,7 @@
         <w:ind w:left="3600" w:hanging="360"/>
       </w:pPr>
       <w:rPr>
-        <w:rFonts w:ascii="Wingdings" w:hAnsi="Wingdings" w:hint="default"/>
+        <w:rFonts w:hint="default" w:ascii="Wingdings" w:hAnsi="Wingdings"/>
         <w:sz w:val="20"/>
       </w:rPr>
     </w:lvl>
@@ -26975,7 +27191,7 @@
         <w:ind w:left="4320" w:hanging="360"/>
       </w:pPr>
       <w:rPr>
-        <w:rFonts w:ascii="Wingdings" w:hAnsi="Wingdings" w:hint="default"/>
+        <w:rFonts w:hint="default" w:ascii="Wingdings" w:hAnsi="Wingdings"/>
         <w:sz w:val="20"/>
       </w:rPr>
     </w:lvl>
@@ -26991,7 +27207,7 @@
         <w:ind w:left="5040" w:hanging="360"/>
       </w:pPr>
       <w:rPr>
-        <w:rFonts w:ascii="Wingdings" w:hAnsi="Wingdings" w:hint="default"/>
+        <w:rFonts w:hint="default" w:ascii="Wingdings" w:hAnsi="Wingdings"/>
         <w:sz w:val="20"/>
       </w:rPr>
     </w:lvl>
@@ -27007,7 +27223,7 @@
         <w:ind w:left="5760" w:hanging="360"/>
       </w:pPr>
       <w:rPr>
-        <w:rFonts w:ascii="Wingdings" w:hAnsi="Wingdings" w:hint="default"/>
+        <w:rFonts w:hint="default" w:ascii="Wingdings" w:hAnsi="Wingdings"/>
         <w:sz w:val="20"/>
       </w:rPr>
     </w:lvl>
@@ -27023,7 +27239,7 @@
         <w:ind w:left="6480" w:hanging="360"/>
       </w:pPr>
       <w:rPr>
-        <w:rFonts w:ascii="Wingdings" w:hAnsi="Wingdings" w:hint="default"/>
+        <w:rFonts w:hint="default" w:ascii="Wingdings" w:hAnsi="Wingdings"/>
         <w:sz w:val="20"/>
       </w:rPr>
     </w:lvl>
@@ -27134,7 +27350,7 @@
         <w:ind w:left="720" w:hanging="360"/>
       </w:pPr>
       <w:rPr>
-        <w:rFonts w:ascii="Symbol" w:hAnsi="Symbol" w:hint="default"/>
+        <w:rFonts w:hint="default" w:ascii="Symbol" w:hAnsi="Symbol"/>
         <w:sz w:val="20"/>
       </w:rPr>
     </w:lvl>
@@ -27150,7 +27366,7 @@
         <w:ind w:left="1440" w:hanging="360"/>
       </w:pPr>
       <w:rPr>
-        <w:rFonts w:ascii="Courier New" w:hAnsi="Courier New" w:hint="default"/>
+        <w:rFonts w:hint="default" w:ascii="Courier New" w:hAnsi="Courier New"/>
         <w:sz w:val="20"/>
       </w:rPr>
     </w:lvl>
@@ -27166,7 +27382,7 @@
         <w:ind w:left="2160" w:hanging="360"/>
       </w:pPr>
       <w:rPr>
-        <w:rFonts w:ascii="Wingdings" w:hAnsi="Wingdings" w:hint="default"/>
+        <w:rFonts w:hint="default" w:ascii="Wingdings" w:hAnsi="Wingdings"/>
         <w:sz w:val="20"/>
       </w:rPr>
     </w:lvl>
@@ -27182,7 +27398,7 @@
         <w:ind w:left="2880" w:hanging="360"/>
       </w:pPr>
       <w:rPr>
-        <w:rFonts w:ascii="Wingdings" w:hAnsi="Wingdings" w:hint="default"/>
+        <w:rFonts w:hint="default" w:ascii="Wingdings" w:hAnsi="Wingdings"/>
         <w:sz w:val="20"/>
       </w:rPr>
     </w:lvl>
@@ -27198,7 +27414,7 @@
         <w:ind w:left="3600" w:hanging="360"/>
       </w:pPr>
       <w:rPr>
-        <w:rFonts w:ascii="Wingdings" w:hAnsi="Wingdings" w:hint="default"/>
+        <w:rFonts w:hint="default" w:ascii="Wingdings" w:hAnsi="Wingdings"/>
         <w:sz w:val="20"/>
       </w:rPr>
     </w:lvl>
@@ -27214,7 +27430,7 @@
         <w:ind w:left="4320" w:hanging="360"/>
       </w:pPr>
       <w:rPr>
-        <w:rFonts w:ascii="Wingdings" w:hAnsi="Wingdings" w:hint="default"/>
+        <w:rFonts w:hint="default" w:ascii="Wingdings" w:hAnsi="Wingdings"/>
         <w:sz w:val="20"/>
       </w:rPr>
     </w:lvl>
@@ -27230,7 +27446,7 @@
         <w:ind w:left="5040" w:hanging="360"/>
       </w:pPr>
       <w:rPr>
-        <w:rFonts w:ascii="Wingdings" w:hAnsi="Wingdings" w:hint="default"/>
+        <w:rFonts w:hint="default" w:ascii="Wingdings" w:hAnsi="Wingdings"/>
         <w:sz w:val="20"/>
       </w:rPr>
     </w:lvl>
@@ -27246,7 +27462,7 @@
         <w:ind w:left="5760" w:hanging="360"/>
       </w:pPr>
       <w:rPr>
-        <w:rFonts w:ascii="Wingdings" w:hAnsi="Wingdings" w:hint="default"/>
+        <w:rFonts w:hint="default" w:ascii="Wingdings" w:hAnsi="Wingdings"/>
         <w:sz w:val="20"/>
       </w:rPr>
     </w:lvl>
@@ -27262,7 +27478,7 @@
         <w:ind w:left="6480" w:hanging="360"/>
       </w:pPr>
       <w:rPr>
-        <w:rFonts w:ascii="Wingdings" w:hAnsi="Wingdings" w:hint="default"/>
+        <w:rFonts w:hint="default" w:ascii="Wingdings" w:hAnsi="Wingdings"/>
         <w:sz w:val="20"/>
       </w:rPr>
     </w:lvl>
@@ -27362,7 +27578,7 @@
   <w:docDefaults>
     <w:rPrDefault>
       <w:rPr>
-        <w:rFonts w:ascii="Arial" w:eastAsia="Arial" w:hAnsi="Arial" w:cs="Arial"/>
+        <w:rFonts w:ascii="Arial" w:hAnsi="Arial" w:eastAsia="Arial" w:cs="Arial"/>
         <w:sz w:val="22"/>
         <w:szCs w:val="22"/>
         <w:lang w:val="es-CO" w:eastAsia="es-CO" w:bidi="ar-SA"/>
@@ -27377,14 +27593,14 @@
   <w:latentStyles w:defLockedState="0" w:defUIPriority="99" w:defSemiHidden="0" w:defUnhideWhenUsed="0" w:defQFormat="0" w:count="376">
     <w:lsdException w:name="Normal" w:uiPriority="0" w:qFormat="1"/>
     <w:lsdException w:name="heading 1" w:uiPriority="9" w:qFormat="1"/>
-    <w:lsdException w:name="heading 2" w:semiHidden="1" w:uiPriority="9" w:unhideWhenUsed="1" w:qFormat="1"/>
-    <w:lsdException w:name="heading 3" w:semiHidden="1" w:uiPriority="9" w:unhideWhenUsed="1" w:qFormat="1"/>
-    <w:lsdException w:name="heading 4" w:semiHidden="1" w:uiPriority="9" w:unhideWhenUsed="1" w:qFormat="1"/>
-    <w:lsdException w:name="heading 5" w:semiHidden="1" w:uiPriority="9" w:unhideWhenUsed="1" w:qFormat="1"/>
-    <w:lsdException w:name="heading 6" w:semiHidden="1" w:uiPriority="9" w:unhideWhenUsed="1" w:qFormat="1"/>
-    <w:lsdException w:name="heading 7" w:semiHidden="1" w:uiPriority="9" w:unhideWhenUsed="1" w:qFormat="1"/>
-    <w:lsdException w:name="heading 8" w:semiHidden="1" w:uiPriority="9" w:unhideWhenUsed="1" w:qFormat="1"/>
-    <w:lsdException w:name="heading 9" w:semiHidden="1" w:uiPriority="9" w:unhideWhenUsed="1" w:qFormat="1"/>
+    <w:lsdException w:name="heading 2" w:uiPriority="9" w:semiHidden="1" w:unhideWhenUsed="1" w:qFormat="1"/>
+    <w:lsdException w:name="heading 3" w:uiPriority="9" w:semiHidden="1" w:unhideWhenUsed="1" w:qFormat="1"/>
+    <w:lsdException w:name="heading 4" w:uiPriority="9" w:semiHidden="1" w:unhideWhenUsed="1" w:qFormat="1"/>
+    <w:lsdException w:name="heading 5" w:uiPriority="9" w:semiHidden="1" w:unhideWhenUsed="1" w:qFormat="1"/>
+    <w:lsdException w:name="heading 6" w:uiPriority="9" w:semiHidden="1" w:unhideWhenUsed="1" w:qFormat="1"/>
+    <w:lsdException w:name="heading 7" w:uiPriority="9" w:semiHidden="1" w:unhideWhenUsed="1" w:qFormat="1"/>
+    <w:lsdException w:name="heading 8" w:uiPriority="9" w:semiHidden="1" w:unhideWhenUsed="1" w:qFormat="1"/>
+    <w:lsdException w:name="heading 9" w:uiPriority="9" w:semiHidden="1" w:unhideWhenUsed="1" w:qFormat="1"/>
     <w:lsdException w:name="index 1" w:semiHidden="1" w:unhideWhenUsed="1"/>
     <w:lsdException w:name="index 2" w:semiHidden="1" w:unhideWhenUsed="1"/>
     <w:lsdException w:name="index 3" w:semiHidden="1" w:unhideWhenUsed="1"/>
@@ -27394,22 +27610,22 @@
     <w:lsdException w:name="index 7" w:semiHidden="1" w:unhideWhenUsed="1"/>
     <w:lsdException w:name="index 8" w:semiHidden="1" w:unhideWhenUsed="1"/>
     <w:lsdException w:name="index 9" w:semiHidden="1" w:unhideWhenUsed="1"/>
-    <w:lsdException w:name="toc 1" w:semiHidden="1" w:uiPriority="39" w:unhideWhenUsed="1"/>
-    <w:lsdException w:name="toc 2" w:semiHidden="1" w:uiPriority="39" w:unhideWhenUsed="1"/>
-    <w:lsdException w:name="toc 3" w:semiHidden="1" w:uiPriority="39" w:unhideWhenUsed="1"/>
-    <w:lsdException w:name="toc 4" w:semiHidden="1" w:uiPriority="39" w:unhideWhenUsed="1"/>
-    <w:lsdException w:name="toc 5" w:semiHidden="1" w:uiPriority="39" w:unhideWhenUsed="1"/>
-    <w:lsdException w:name="toc 6" w:semiHidden="1" w:uiPriority="39" w:unhideWhenUsed="1"/>
-    <w:lsdException w:name="toc 7" w:semiHidden="1" w:uiPriority="39" w:unhideWhenUsed="1"/>
-    <w:lsdException w:name="toc 8" w:semiHidden="1" w:uiPriority="39" w:unhideWhenUsed="1"/>
-    <w:lsdException w:name="toc 9" w:semiHidden="1" w:uiPriority="39" w:unhideWhenUsed="1"/>
+    <w:lsdException w:name="toc 1" w:uiPriority="39" w:semiHidden="1" w:unhideWhenUsed="1"/>
+    <w:lsdException w:name="toc 2" w:uiPriority="39" w:semiHidden="1" w:unhideWhenUsed="1"/>
+    <w:lsdException w:name="toc 3" w:uiPriority="39" w:semiHidden="1" w:unhideWhenUsed="1"/>
+    <w:lsdException w:name="toc 4" w:uiPriority="39" w:semiHidden="1" w:unhideWhenUsed="1"/>
+    <w:lsdException w:name="toc 5" w:uiPriority="39" w:semiHidden="1" w:unhideWhenUsed="1"/>
+    <w:lsdException w:name="toc 6" w:uiPriority="39" w:semiHidden="1" w:unhideWhenUsed="1"/>
+    <w:lsdException w:name="toc 7" w:uiPriority="39" w:semiHidden="1" w:unhideWhenUsed="1"/>
+    <w:lsdException w:name="toc 8" w:uiPriority="39" w:semiHidden="1" w:unhideWhenUsed="1"/>
+    <w:lsdException w:name="toc 9" w:uiPriority="39" w:semiHidden="1" w:unhideWhenUsed="1"/>
     <w:lsdException w:name="Normal Indent" w:semiHidden="1" w:unhideWhenUsed="1"/>
     <w:lsdException w:name="footnote text" w:semiHidden="1" w:unhideWhenUsed="1"/>
     <w:lsdException w:name="annotation text" w:semiHidden="1" w:unhideWhenUsed="1"/>
     <w:lsdException w:name="header" w:semiHidden="1" w:unhideWhenUsed="1"/>
     <w:lsdException w:name="footer" w:semiHidden="1" w:unhideWhenUsed="1"/>
     <w:lsdException w:name="index heading" w:semiHidden="1" w:unhideWhenUsed="1"/>
-    <w:lsdException w:name="caption" w:semiHidden="1" w:uiPriority="35" w:unhideWhenUsed="1" w:qFormat="1"/>
+    <w:lsdException w:name="caption" w:uiPriority="35" w:semiHidden="1" w:unhideWhenUsed="1" w:qFormat="1"/>
     <w:lsdException w:name="table of figures" w:semiHidden="1" w:unhideWhenUsed="1"/>
     <w:lsdException w:name="envelope address" w:semiHidden="1" w:unhideWhenUsed="1"/>
     <w:lsdException w:name="envelope return" w:semiHidden="1" w:unhideWhenUsed="1"/>
@@ -27440,7 +27656,7 @@
     <w:lsdException w:name="Title" w:uiPriority="10" w:qFormat="1"/>
     <w:lsdException w:name="Closing" w:semiHidden="1" w:unhideWhenUsed="1"/>
     <w:lsdException w:name="Signature" w:semiHidden="1" w:unhideWhenUsed="1"/>
-    <w:lsdException w:name="Default Paragraph Font" w:semiHidden="1" w:uiPriority="1" w:unhideWhenUsed="1"/>
+    <w:lsdException w:name="Default Paragraph Font" w:uiPriority="1" w:semiHidden="1" w:unhideWhenUsed="1"/>
     <w:lsdException w:name="Body Text" w:semiHidden="1" w:unhideWhenUsed="1"/>
     <w:lsdException w:name="Body Text Indent" w:semiHidden="1" w:unhideWhenUsed="1"/>
     <w:lsdException w:name="List Continue" w:semiHidden="1" w:unhideWhenUsed="1"/>
@@ -27640,8 +27856,8 @@
     <w:lsdException w:name="Subtle Reference" w:uiPriority="31" w:qFormat="1"/>
     <w:lsdException w:name="Intense Reference" w:uiPriority="32" w:qFormat="1"/>
     <w:lsdException w:name="Book Title" w:uiPriority="33" w:qFormat="1"/>
-    <w:lsdException w:name="Bibliography" w:semiHidden="1" w:uiPriority="37" w:unhideWhenUsed="1"/>
-    <w:lsdException w:name="TOC Heading" w:semiHidden="1" w:uiPriority="39" w:unhideWhenUsed="1" w:qFormat="1"/>
+    <w:lsdException w:name="Bibliography" w:uiPriority="37" w:semiHidden="1" w:unhideWhenUsed="1"/>
+    <w:lsdException w:name="TOC Heading" w:uiPriority="39" w:semiHidden="1" w:unhideWhenUsed="1" w:qFormat="1"/>
     <w:lsdException w:name="Plain Table 1" w:uiPriority="41"/>
     <w:lsdException w:name="Plain Table 2" w:uiPriority="42"/>
     <w:lsdException w:name="Plain Table 3" w:uiPriority="43"/>
@@ -27752,7 +27968,7 @@
     <w:lsdException w:name="Unresolved Mention" w:semiHidden="1" w:unhideWhenUsed="1"/>
     <w:lsdException w:name="Smart Link" w:semiHidden="1" w:unhideWhenUsed="1"/>
   </w:latentStyles>
-  <w:style w:type="paragraph" w:default="1" w:styleId="Normal">
+  <w:style w:type="paragraph" w:styleId="Normal" w:default="1">
     <w:name w:val="Normal"/>
     <w:qFormat/>
     <w:rsid w:val="00280F84"/>
@@ -27870,13 +28086,13 @@
       <w:color w:val="666666"/>
     </w:rPr>
   </w:style>
-  <w:style w:type="character" w:default="1" w:styleId="Fuentedeprrafopredeter">
+  <w:style w:type="character" w:styleId="Fuentedeprrafopredeter" w:default="1">
     <w:name w:val="Default Paragraph Font"/>
     <w:uiPriority w:val="1"/>
     <w:semiHidden/>
     <w:unhideWhenUsed/>
   </w:style>
-  <w:style w:type="table" w:default="1" w:styleId="Tablanormal">
+  <w:style w:type="table" w:styleId="Tablanormal" w:default="1">
     <w:name w:val="Normal Table"/>
     <w:uiPriority w:val="99"/>
     <w:semiHidden/>
@@ -27891,13 +28107,13 @@
       </w:tblCellMar>
     </w:tblPr>
   </w:style>
-  <w:style w:type="numbering" w:default="1" w:styleId="Sinlista">
+  <w:style w:type="numbering" w:styleId="Sinlista" w:default="1">
     <w:name w:val="No List"/>
     <w:uiPriority w:val="99"/>
     <w:semiHidden/>
     <w:unhideWhenUsed/>
   </w:style>
-  <w:style w:type="table" w:customStyle="1" w:styleId="TableNormal1">
+  <w:style w:type="table" w:styleId="TableNormal1" w:customStyle="1">
     <w:name w:val="Table Normal1"/>
     <w:tblPr>
       <w:tblCellMar>
@@ -27924,7 +28140,7 @@
       <w:szCs w:val="52"/>
     </w:rPr>
   </w:style>
-  <w:style w:type="table" w:customStyle="1" w:styleId="TableNormal2">
+  <w:style w:type="table" w:styleId="TableNormal2" w:customStyle="1">
     <w:name w:val="Table Normal2"/>
     <w:tblPr>
       <w:tblCellMar>
@@ -27953,7 +28169,7 @@
       <w:szCs w:val="30"/>
     </w:rPr>
   </w:style>
-  <w:style w:type="table" w:customStyle="1" w:styleId="a">
+  <w:style w:type="table" w:styleId="a" w:customStyle="1">
     <w:basedOn w:val="Tablanormal"/>
     <w:tblPr>
       <w:tblStyleRowBandSize w:val="1"/>
@@ -27966,7 +28182,7 @@
       </w:tblCellMar>
     </w:tblPr>
   </w:style>
-  <w:style w:type="table" w:customStyle="1" w:styleId="a0">
+  <w:style w:type="table" w:styleId="a0" w:customStyle="1">
     <w:basedOn w:val="Tablanormal"/>
     <w:tblPr>
       <w:tblStyleRowBandSize w:val="1"/>
@@ -27979,7 +28195,7 @@
       </w:tblCellMar>
     </w:tblPr>
   </w:style>
-  <w:style w:type="table" w:customStyle="1" w:styleId="a1">
+  <w:style w:type="table" w:styleId="a1" w:customStyle="1">
     <w:basedOn w:val="Tablanormal"/>
     <w:tblPr>
       <w:tblStyleRowBandSize w:val="1"/>
@@ -28002,12 +28218,12 @@
     </w:pPr>
     <w:tblPr>
       <w:tblBorders>
-        <w:top w:val="single" w:sz="4" w:space="0" w:color="auto"/>
-        <w:left w:val="single" w:sz="4" w:space="0" w:color="auto"/>
-        <w:bottom w:val="single" w:sz="4" w:space="0" w:color="auto"/>
-        <w:right w:val="single" w:sz="4" w:space="0" w:color="auto"/>
-        <w:insideH w:val="single" w:sz="4" w:space="0" w:color="auto"/>
-        <w:insideV w:val="single" w:sz="4" w:space="0" w:color="auto"/>
+        <w:top w:val="single" w:color="auto" w:sz="4" w:space="0"/>
+        <w:left w:val="single" w:color="auto" w:sz="4" w:space="0"/>
+        <w:bottom w:val="single" w:color="auto" w:sz="4" w:space="0"/>
+        <w:right w:val="single" w:color="auto" w:sz="4" w:space="0"/>
+        <w:insideH w:val="single" w:color="auto" w:sz="4" w:space="0"/>
+        <w:insideV w:val="single" w:color="auto" w:sz="4" w:space="0"/>
       </w:tblBorders>
     </w:tblPr>
   </w:style>
@@ -28026,7 +28242,7 @@
       <w:spacing w:line="240" w:lineRule="auto"/>
     </w:pPr>
   </w:style>
-  <w:style w:type="character" w:customStyle="1" w:styleId="EncabezadoCar">
+  <w:style w:type="character" w:styleId="EncabezadoCar" w:customStyle="1">
     <w:name w:val="Encabezado Car"/>
     <w:basedOn w:val="Fuentedeprrafopredeter"/>
     <w:link w:val="Encabezado"/>
@@ -28048,7 +28264,7 @@
       <w:spacing w:line="240" w:lineRule="auto"/>
     </w:pPr>
   </w:style>
-  <w:style w:type="character" w:customStyle="1" w:styleId="PiedepginaCar">
+  <w:style w:type="character" w:styleId="PiedepginaCar" w:customStyle="1">
     <w:name w:val="Pie de página Car"/>
     <w:basedOn w:val="Fuentedeprrafopredeter"/>
     <w:link w:val="Piedepgina"/>
@@ -28065,12 +28281,12 @@
       <w:spacing w:before="100" w:beforeAutospacing="1" w:after="100" w:afterAutospacing="1" w:line="240" w:lineRule="auto"/>
     </w:pPr>
     <w:rPr>
-      <w:rFonts w:ascii="Times New Roman" w:eastAsia="Times New Roman" w:hAnsi="Times New Roman" w:cs="Times New Roman"/>
+      <w:rFonts w:ascii="Times New Roman" w:hAnsi="Times New Roman" w:eastAsia="Times New Roman" w:cs="Times New Roman"/>
       <w:sz w:val="24"/>
       <w:szCs w:val="24"/>
     </w:rPr>
   </w:style>
-  <w:style w:type="character" w:customStyle="1" w:styleId="Listavistosa-nfasis1Car">
+  <w:style w:type="character" w:styleId="Listavistosa-nfasis1Car" w:customStyle="1">
     <w:name w:val="Lista vistosa - Énfasis 1 Car"/>
     <w:link w:val="Listavistosa-nfasis1"/>
     <w:uiPriority w:val="34"/>
@@ -28111,7 +28327,7 @@
       <w:tblPr/>
       <w:tcPr>
         <w:tcBorders>
-          <w:bottom w:val="single" w:sz="12" w:space="0" w:color="FFFFFF" w:themeColor="background1"/>
+          <w:bottom w:val="single" w:color="FFFFFF" w:themeColor="background1" w:sz="12" w:space="0"/>
         </w:tcBorders>
         <w:shd w:val="clear" w:color="auto" w:fill="9E3A38" w:themeFill="accent2" w:themeFillShade="CC"/>
       </w:tcPr>
@@ -28120,7 +28336,7 @@
       <w:tblPr/>
       <w:tcPr>
         <w:tcBorders>
-          <w:top w:val="single" w:sz="12" w:space="0" w:color="000000" w:themeColor="text1"/>
+          <w:top w:val="single" w:color="000000" w:themeColor="text1" w:sz="12" w:space="0"/>
         </w:tcBorders>
         <w:shd w:val="clear" w:color="auto" w:fill="FFFFFF" w:themeFill="background1"/>
       </w:tcPr>
@@ -28168,7 +28384,7 @@
       <w:u w:val="single"/>
     </w:rPr>
   </w:style>
-  <w:style w:type="character" w:customStyle="1" w:styleId="Mencinsinresolver1">
+  <w:style w:type="character" w:styleId="Mencinsinresolver1" w:customStyle="1">
     <w:name w:val="Mención sin resolver1"/>
     <w:basedOn w:val="Fuentedeprrafopredeter"/>
     <w:uiPriority w:val="99"/>
@@ -28209,7 +28425,7 @@
       <w:szCs w:val="18"/>
     </w:rPr>
   </w:style>
-  <w:style w:type="character" w:customStyle="1" w:styleId="TextodegloboCar">
+  <w:style w:type="character" w:styleId="TextodegloboCar" w:customStyle="1">
     <w:name w:val="Texto de globo Car"/>
     <w:basedOn w:val="Fuentedeprrafopredeter"/>
     <w:link w:val="Textodeglobo"/>
@@ -28249,7 +28465,7 @@
       <w:szCs w:val="20"/>
     </w:rPr>
   </w:style>
-  <w:style w:type="character" w:customStyle="1" w:styleId="TextocomentarioCar">
+  <w:style w:type="character" w:styleId="TextocomentarioCar" w:customStyle="1">
     <w:name w:val="Texto comentario Car"/>
     <w:basedOn w:val="Fuentedeprrafopredeter"/>
     <w:link w:val="Textocomentario"/>
@@ -28274,7 +28490,7 @@
       <w:bCs/>
     </w:rPr>
   </w:style>
-  <w:style w:type="character" w:customStyle="1" w:styleId="AsuntodelcomentarioCar">
+  <w:style w:type="character" w:styleId="AsuntodelcomentarioCar" w:customStyle="1">
     <w:name w:val="Asunto del comentario Car"/>
     <w:basedOn w:val="TextocomentarioCar"/>
     <w:link w:val="Asuntodelcomentario"/>
@@ -28288,7 +28504,7 @@
       <w:szCs w:val="20"/>
     </w:rPr>
   </w:style>
-  <w:style w:type="table" w:customStyle="1" w:styleId="a2">
+  <w:style w:type="table" w:styleId="a2" w:customStyle="1">
     <w:basedOn w:val="TableNormal2"/>
     <w:pPr>
       <w:spacing w:line="240" w:lineRule="auto"/>
@@ -28310,7 +28526,7 @@
       <w:shd w:val="clear" w:color="auto" w:fill="EDF2F8"/>
     </w:tcPr>
   </w:style>
-  <w:style w:type="table" w:customStyle="1" w:styleId="a3">
+  <w:style w:type="table" w:styleId="a3" w:customStyle="1">
     <w:basedOn w:val="TableNormal2"/>
     <w:pPr>
       <w:spacing w:line="240" w:lineRule="auto"/>
@@ -28332,7 +28548,7 @@
       <w:shd w:val="clear" w:color="auto" w:fill="EDF2F8"/>
     </w:tcPr>
   </w:style>
-  <w:style w:type="table" w:customStyle="1" w:styleId="a4">
+  <w:style w:type="table" w:styleId="a4" w:customStyle="1">
     <w:basedOn w:val="TableNormal2"/>
     <w:pPr>
       <w:spacing w:line="240" w:lineRule="auto"/>
@@ -28354,7 +28570,7 @@
       <w:shd w:val="clear" w:color="auto" w:fill="EDF2F8"/>
     </w:tcPr>
   </w:style>
-  <w:style w:type="table" w:customStyle="1" w:styleId="a5">
+  <w:style w:type="table" w:styleId="a5" w:customStyle="1">
     <w:basedOn w:val="TableNormal2"/>
     <w:pPr>
       <w:spacing w:line="240" w:lineRule="auto"/>
@@ -28376,7 +28592,7 @@
       <w:shd w:val="clear" w:color="auto" w:fill="EDF2F8"/>
     </w:tcPr>
   </w:style>
-  <w:style w:type="table" w:customStyle="1" w:styleId="a6">
+  <w:style w:type="table" w:styleId="a6" w:customStyle="1">
     <w:basedOn w:val="TableNormal2"/>
     <w:tblPr>
       <w:tblStyleRowBandSize w:val="1"/>
@@ -28387,7 +28603,7 @@
       </w:tblCellMar>
     </w:tblPr>
   </w:style>
-  <w:style w:type="table" w:customStyle="1" w:styleId="a7">
+  <w:style w:type="table" w:styleId="a7" w:customStyle="1">
     <w:basedOn w:val="TableNormal2"/>
     <w:tblPr>
       <w:tblStyleRowBandSize w:val="1"/>
@@ -28400,7 +28616,7 @@
       </w:tblCellMar>
     </w:tblPr>
   </w:style>
-  <w:style w:type="table" w:customStyle="1" w:styleId="a8">
+  <w:style w:type="table" w:styleId="a8" w:customStyle="1">
     <w:basedOn w:val="TableNormal2"/>
     <w:tblPr>
       <w:tblStyleRowBandSize w:val="1"/>
@@ -28413,7 +28629,7 @@
       </w:tblCellMar>
     </w:tblPr>
   </w:style>
-  <w:style w:type="table" w:customStyle="1" w:styleId="a9">
+  <w:style w:type="table" w:styleId="a9" w:customStyle="1">
     <w:basedOn w:val="TableNormal2"/>
     <w:tblPr>
       <w:tblStyleRowBandSize w:val="1"/>
@@ -28424,7 +28640,7 @@
       </w:tblCellMar>
     </w:tblPr>
   </w:style>
-  <w:style w:type="table" w:customStyle="1" w:styleId="aa">
+  <w:style w:type="table" w:styleId="aa" w:customStyle="1">
     <w:basedOn w:val="TableNormal2"/>
     <w:tblPr>
       <w:tblStyleRowBandSize w:val="1"/>
@@ -28435,7 +28651,7 @@
       </w:tblCellMar>
     </w:tblPr>
   </w:style>
-  <w:style w:type="table" w:customStyle="1" w:styleId="ab">
+  <w:style w:type="table" w:styleId="ab" w:customStyle="1">
     <w:basedOn w:val="TableNormal2"/>
     <w:pPr>
       <w:spacing w:line="240" w:lineRule="auto"/>
@@ -28457,7 +28673,7 @@
       <w:shd w:val="clear" w:color="auto" w:fill="EDF2F8"/>
     </w:tcPr>
   </w:style>
-  <w:style w:type="table" w:customStyle="1" w:styleId="ac">
+  <w:style w:type="table" w:styleId="ac" w:customStyle="1">
     <w:basedOn w:val="TableNormal2"/>
     <w:pPr>
       <w:spacing w:line="240" w:lineRule="auto"/>
@@ -28479,7 +28695,7 @@
       <w:shd w:val="clear" w:color="auto" w:fill="EDF2F8"/>
     </w:tcPr>
   </w:style>
-  <w:style w:type="table" w:customStyle="1" w:styleId="ad">
+  <w:style w:type="table" w:styleId="ad" w:customStyle="1">
     <w:basedOn w:val="TableNormal2"/>
     <w:pPr>
       <w:spacing w:line="240" w:lineRule="auto"/>
@@ -28501,7 +28717,7 @@
       <w:shd w:val="clear" w:color="auto" w:fill="EDF2F8"/>
     </w:tcPr>
   </w:style>
-  <w:style w:type="table" w:customStyle="1" w:styleId="ae">
+  <w:style w:type="table" w:styleId="ae" w:customStyle="1">
     <w:basedOn w:val="TableNormal2"/>
     <w:pPr>
       <w:spacing w:line="240" w:lineRule="auto"/>
@@ -28523,7 +28739,7 @@
       <w:shd w:val="clear" w:color="auto" w:fill="EDF2F8"/>
     </w:tcPr>
   </w:style>
-  <w:style w:type="table" w:customStyle="1" w:styleId="af">
+  <w:style w:type="table" w:styleId="af" w:customStyle="1">
     <w:basedOn w:val="TableNormal2"/>
     <w:pPr>
       <w:spacing w:line="240" w:lineRule="auto"/>
@@ -28545,7 +28761,7 @@
       <w:shd w:val="clear" w:color="auto" w:fill="EDF2F8"/>
     </w:tcPr>
   </w:style>
-  <w:style w:type="table" w:customStyle="1" w:styleId="af0">
+  <w:style w:type="table" w:styleId="af0" w:customStyle="1">
     <w:basedOn w:val="TableNormal2"/>
     <w:pPr>
       <w:spacing w:line="240" w:lineRule="auto"/>
@@ -28567,7 +28783,7 @@
       <w:shd w:val="clear" w:color="auto" w:fill="EDF2F8"/>
     </w:tcPr>
   </w:style>
-  <w:style w:type="table" w:customStyle="1" w:styleId="af1">
+  <w:style w:type="table" w:styleId="af1" w:customStyle="1">
     <w:basedOn w:val="TableNormal2"/>
     <w:pPr>
       <w:spacing w:line="240" w:lineRule="auto"/>
@@ -28589,7 +28805,7 @@
       <w:shd w:val="clear" w:color="auto" w:fill="EDF2F8"/>
     </w:tcPr>
   </w:style>
-  <w:style w:type="table" w:customStyle="1" w:styleId="af2">
+  <w:style w:type="table" w:styleId="af2" w:customStyle="1">
     <w:basedOn w:val="TableNormal2"/>
     <w:pPr>
       <w:spacing w:line="240" w:lineRule="auto"/>
@@ -28611,7 +28827,7 @@
       <w:shd w:val="clear" w:color="auto" w:fill="EDF2F8"/>
     </w:tcPr>
   </w:style>
-  <w:style w:type="table" w:customStyle="1" w:styleId="af3">
+  <w:style w:type="table" w:styleId="af3" w:customStyle="1">
     <w:basedOn w:val="TableNormal2"/>
     <w:pPr>
       <w:spacing w:line="240" w:lineRule="auto"/>
@@ -28645,7 +28861,7 @@
       <w:shd w:val="clear" w:color="auto" w:fill="E1DFDD"/>
     </w:rPr>
   </w:style>
-  <w:style w:type="paragraph" w:customStyle="1" w:styleId="Normal0">
+  <w:style w:type="paragraph" w:styleId="Normal0" w:customStyle="1">
     <w:name w:val="Normal0"/>
     <w:qFormat/>
     <w:rsid w:val="00EF6422"/>
@@ -28697,7 +28913,7 @@
       <w:tblPr/>
       <w:tcPr>
         <w:tcBorders>
-          <w:bottom w:val="single" w:sz="4" w:space="0" w:color="7F7F7F" w:themeColor="text1" w:themeTint="80"/>
+          <w:bottom w:val="single" w:color="7F7F7F" w:themeColor="text1" w:themeTint="80" w:sz="4" w:space="0"/>
         </w:tcBorders>
       </w:tcPr>
     </w:tblStylePr>
@@ -28723,7 +28939,7 @@
       <w:tblPr/>
       <w:tcPr>
         <w:tcBorders>
-          <w:right w:val="single" w:sz="4" w:space="0" w:color="7F7F7F" w:themeColor="text1" w:themeTint="80"/>
+          <w:right w:val="single" w:color="7F7F7F" w:themeColor="text1" w:themeTint="80" w:sz="4" w:space="0"/>
         </w:tcBorders>
       </w:tcPr>
     </w:tblStylePr>
@@ -28783,7 +28999,7 @@
     </w:tblPr>
     <w:tblStylePr w:type="firstRow">
       <w:rPr>
-        <w:rFonts w:asciiTheme="majorHAnsi" w:eastAsiaTheme="majorEastAsia" w:hAnsiTheme="majorHAnsi" w:cstheme="majorBidi"/>
+        <w:rFonts w:asciiTheme="majorHAnsi" w:hAnsiTheme="majorHAnsi" w:eastAsiaTheme="majorEastAsia" w:cstheme="majorBidi"/>
         <w:i/>
         <w:iCs/>
         <w:sz w:val="26"/>
@@ -28791,14 +29007,14 @@
       <w:tblPr/>
       <w:tcPr>
         <w:tcBorders>
-          <w:bottom w:val="single" w:sz="4" w:space="0" w:color="7F7F7F" w:themeColor="text1" w:themeTint="80"/>
+          <w:bottom w:val="single" w:color="7F7F7F" w:themeColor="text1" w:themeTint="80" w:sz="4" w:space="0"/>
         </w:tcBorders>
         <w:shd w:val="clear" w:color="auto" w:fill="FFFFFF" w:themeFill="background1"/>
       </w:tcPr>
     </w:tblStylePr>
     <w:tblStylePr w:type="lastRow">
       <w:rPr>
-        <w:rFonts w:asciiTheme="majorHAnsi" w:eastAsiaTheme="majorEastAsia" w:hAnsiTheme="majorHAnsi" w:cstheme="majorBidi"/>
+        <w:rFonts w:asciiTheme="majorHAnsi" w:hAnsiTheme="majorHAnsi" w:eastAsiaTheme="majorEastAsia" w:cstheme="majorBidi"/>
         <w:i/>
         <w:iCs/>
         <w:sz w:val="26"/>
@@ -28806,7 +29022,7 @@
       <w:tblPr/>
       <w:tcPr>
         <w:tcBorders>
-          <w:top w:val="single" w:sz="4" w:space="0" w:color="7F7F7F" w:themeColor="text1" w:themeTint="80"/>
+          <w:top w:val="single" w:color="7F7F7F" w:themeColor="text1" w:themeTint="80" w:sz="4" w:space="0"/>
         </w:tcBorders>
         <w:shd w:val="clear" w:color="auto" w:fill="FFFFFF" w:themeFill="background1"/>
       </w:tcPr>
@@ -28816,7 +29032,7 @@
         <w:jc w:val="right"/>
       </w:pPr>
       <w:rPr>
-        <w:rFonts w:asciiTheme="majorHAnsi" w:eastAsiaTheme="majorEastAsia" w:hAnsiTheme="majorHAnsi" w:cstheme="majorBidi"/>
+        <w:rFonts w:asciiTheme="majorHAnsi" w:hAnsiTheme="majorHAnsi" w:eastAsiaTheme="majorEastAsia" w:cstheme="majorBidi"/>
         <w:i/>
         <w:iCs/>
         <w:sz w:val="26"/>
@@ -28824,14 +29040,14 @@
       <w:tblPr/>
       <w:tcPr>
         <w:tcBorders>
-          <w:right w:val="single" w:sz="4" w:space="0" w:color="7F7F7F" w:themeColor="text1" w:themeTint="80"/>
+          <w:right w:val="single" w:color="7F7F7F" w:themeColor="text1" w:themeTint="80" w:sz="4" w:space="0"/>
         </w:tcBorders>
         <w:shd w:val="clear" w:color="auto" w:fill="FFFFFF" w:themeFill="background1"/>
       </w:tcPr>
     </w:tblStylePr>
     <w:tblStylePr w:type="lastCol">
       <w:rPr>
-        <w:rFonts w:asciiTheme="majorHAnsi" w:eastAsiaTheme="majorEastAsia" w:hAnsiTheme="majorHAnsi" w:cstheme="majorBidi"/>
+        <w:rFonts w:asciiTheme="majorHAnsi" w:hAnsiTheme="majorHAnsi" w:eastAsiaTheme="majorEastAsia" w:cstheme="majorBidi"/>
         <w:i/>
         <w:iCs/>
         <w:sz w:val="26"/>
@@ -28839,7 +29055,7 @@
       <w:tblPr/>
       <w:tcPr>
         <w:tcBorders>
-          <w:left w:val="single" w:sz="4" w:space="0" w:color="7F7F7F" w:themeColor="text1" w:themeTint="80"/>
+          <w:left w:val="single" w:color="7F7F7F" w:themeColor="text1" w:themeTint="80" w:sz="4" w:space="0"/>
         </w:tcBorders>
         <w:shd w:val="clear" w:color="auto" w:fill="FFFFFF" w:themeFill="background1"/>
       </w:tcPr>
@@ -28904,10 +29120,10 @@
       <w:tblStyleRowBandSize w:val="1"/>
       <w:tblStyleColBandSize w:val="1"/>
       <w:tblBorders>
-        <w:top w:val="single" w:sz="24" w:space="0" w:color="C0504D" w:themeColor="accent2"/>
-        <w:left w:val="single" w:sz="24" w:space="0" w:color="C0504D" w:themeColor="accent2"/>
-        <w:bottom w:val="single" w:sz="24" w:space="0" w:color="C0504D" w:themeColor="accent2"/>
-        <w:right w:val="single" w:sz="24" w:space="0" w:color="C0504D" w:themeColor="accent2"/>
+        <w:top w:val="single" w:color="C0504D" w:themeColor="accent2" w:sz="24" w:space="0"/>
+        <w:left w:val="single" w:color="C0504D" w:themeColor="accent2" w:sz="24" w:space="0"/>
+        <w:bottom w:val="single" w:color="C0504D" w:themeColor="accent2" w:sz="24" w:space="0"/>
+        <w:right w:val="single" w:color="C0504D" w:themeColor="accent2" w:sz="24" w:space="0"/>
       </w:tblBorders>
     </w:tblPr>
     <w:tcPr>
@@ -28921,7 +29137,7 @@
       <w:tblPr/>
       <w:tcPr>
         <w:tcBorders>
-          <w:bottom w:val="single" w:sz="18" w:space="0" w:color="FFFFFF" w:themeColor="background1"/>
+          <w:bottom w:val="single" w:color="FFFFFF" w:themeColor="background1" w:sz="18" w:space="0"/>
         </w:tcBorders>
       </w:tcPr>
     </w:tblStylePr>
@@ -28933,7 +29149,7 @@
       <w:tblPr/>
       <w:tcPr>
         <w:tcBorders>
-          <w:top w:val="single" w:sz="4" w:space="0" w:color="FFFFFF" w:themeColor="background1"/>
+          <w:top w:val="single" w:color="FFFFFF" w:themeColor="background1" w:sz="4" w:space="0"/>
         </w:tcBorders>
       </w:tcPr>
     </w:tblStylePr>
@@ -28945,7 +29161,7 @@
       <w:tblPr/>
       <w:tcPr>
         <w:tcBorders>
-          <w:right w:val="single" w:sz="4" w:space="0" w:color="FFFFFF" w:themeColor="background1"/>
+          <w:right w:val="single" w:color="FFFFFF" w:themeColor="background1" w:sz="4" w:space="0"/>
         </w:tcBorders>
       </w:tcPr>
     </w:tblStylePr>
@@ -28957,7 +29173,7 @@
       <w:tblPr/>
       <w:tcPr>
         <w:tcBorders>
-          <w:left w:val="single" w:sz="4" w:space="0" w:color="FFFFFF" w:themeColor="background1"/>
+          <w:left w:val="single" w:color="FFFFFF" w:themeColor="background1" w:sz="4" w:space="0"/>
         </w:tcBorders>
       </w:tcPr>
     </w:tblStylePr>
@@ -28965,8 +29181,8 @@
       <w:tblPr/>
       <w:tcPr>
         <w:tcBorders>
-          <w:left w:val="single" w:sz="4" w:space="0" w:color="FFFFFF" w:themeColor="background1"/>
-          <w:right w:val="single" w:sz="4" w:space="0" w:color="FFFFFF" w:themeColor="background1"/>
+          <w:left w:val="single" w:color="FFFFFF" w:themeColor="background1" w:sz="4" w:space="0"/>
+          <w:right w:val="single" w:color="FFFFFF" w:themeColor="background1" w:sz="4" w:space="0"/>
         </w:tcBorders>
       </w:tcPr>
     </w:tblStylePr>
@@ -28974,8 +29190,8 @@
       <w:tblPr/>
       <w:tcPr>
         <w:tcBorders>
-          <w:left w:val="single" w:sz="4" w:space="0" w:color="FFFFFF" w:themeColor="background1"/>
-          <w:right w:val="single" w:sz="4" w:space="0" w:color="FFFFFF" w:themeColor="background1"/>
+          <w:left w:val="single" w:color="FFFFFF" w:themeColor="background1" w:sz="4" w:space="0"/>
+          <w:right w:val="single" w:color="FFFFFF" w:themeColor="background1" w:sz="4" w:space="0"/>
         </w:tcBorders>
       </w:tcPr>
     </w:tblStylePr>
@@ -28983,8 +29199,8 @@
       <w:tblPr/>
       <w:tcPr>
         <w:tcBorders>
-          <w:top w:val="single" w:sz="4" w:space="0" w:color="FFFFFF" w:themeColor="background1"/>
-          <w:bottom w:val="single" w:sz="4" w:space="0" w:color="FFFFFF" w:themeColor="background1"/>
+          <w:top w:val="single" w:color="FFFFFF" w:themeColor="background1" w:sz="4" w:space="0"/>
+          <w:bottom w:val="single" w:color="FFFFFF" w:themeColor="background1" w:sz="4" w:space="0"/>
         </w:tcBorders>
       </w:tcPr>
     </w:tblStylePr>
@@ -29038,8 +29254,8 @@
       <w:tblStyleRowBandSize w:val="1"/>
       <w:tblStyleColBandSize w:val="1"/>
       <w:tblBorders>
-        <w:top w:val="single" w:sz="4" w:space="0" w:color="000000" w:themeColor="text1"/>
-        <w:bottom w:val="single" w:sz="4" w:space="0" w:color="000000" w:themeColor="text1"/>
+        <w:top w:val="single" w:color="000000" w:themeColor="text1" w:sz="4" w:space="0"/>
+        <w:bottom w:val="single" w:color="000000" w:themeColor="text1" w:sz="4" w:space="0"/>
       </w:tblBorders>
     </w:tblPr>
     <w:tblStylePr w:type="firstRow">
@@ -29050,7 +29266,7 @@
       <w:tblPr/>
       <w:tcPr>
         <w:tcBorders>
-          <w:bottom w:val="single" w:sz="4" w:space="0" w:color="000000" w:themeColor="text1"/>
+          <w:bottom w:val="single" w:color="000000" w:themeColor="text1" w:sz="4" w:space="0"/>
         </w:tcBorders>
       </w:tcPr>
     </w:tblStylePr>
@@ -29062,7 +29278,7 @@
       <w:tblPr/>
       <w:tcPr>
         <w:tcBorders>
-          <w:top w:val="double" w:sz="4" w:space="0" w:color="000000" w:themeColor="text1"/>
+          <w:top w:val="double" w:color="000000" w:themeColor="text1" w:sz="4" w:space="0"/>
         </w:tcBorders>
       </w:tcPr>
     </w:tblStylePr>
@@ -29106,10 +29322,10 @@
       <w:tblStyleRowBandSize w:val="1"/>
       <w:tblStyleColBandSize w:val="1"/>
       <w:tblBorders>
-        <w:top w:val="single" w:sz="24" w:space="0" w:color="4BACC6" w:themeColor="accent5"/>
-        <w:left w:val="single" w:sz="24" w:space="0" w:color="4BACC6" w:themeColor="accent5"/>
-        <w:bottom w:val="single" w:sz="24" w:space="0" w:color="4BACC6" w:themeColor="accent5"/>
-        <w:right w:val="single" w:sz="24" w:space="0" w:color="4BACC6" w:themeColor="accent5"/>
+        <w:top w:val="single" w:color="4BACC6" w:themeColor="accent5" w:sz="24" w:space="0"/>
+        <w:left w:val="single" w:color="4BACC6" w:themeColor="accent5" w:sz="24" w:space="0"/>
+        <w:bottom w:val="single" w:color="4BACC6" w:themeColor="accent5" w:sz="24" w:space="0"/>
+        <w:right w:val="single" w:color="4BACC6" w:themeColor="accent5" w:sz="24" w:space="0"/>
       </w:tblBorders>
     </w:tblPr>
     <w:tcPr>
@@ -29123,7 +29339,7 @@
       <w:tblPr/>
       <w:tcPr>
         <w:tcBorders>
-          <w:bottom w:val="single" w:sz="18" w:space="0" w:color="FFFFFF" w:themeColor="background1"/>
+          <w:bottom w:val="single" w:color="FFFFFF" w:themeColor="background1" w:sz="18" w:space="0"/>
         </w:tcBorders>
       </w:tcPr>
     </w:tblStylePr>
@@ -29135,7 +29351,7 @@
       <w:tblPr/>
       <w:tcPr>
         <w:tcBorders>
-          <w:top w:val="single" w:sz="4" w:space="0" w:color="FFFFFF" w:themeColor="background1"/>
+          <w:top w:val="single" w:color="FFFFFF" w:themeColor="background1" w:sz="4" w:space="0"/>
         </w:tcBorders>
       </w:tcPr>
     </w:tblStylePr>
@@ -29147,7 +29363,7 @@
       <w:tblPr/>
       <w:tcPr>
         <w:tcBorders>
-          <w:right w:val="single" w:sz="4" w:space="0" w:color="FFFFFF" w:themeColor="background1"/>
+          <w:right w:val="single" w:color="FFFFFF" w:themeColor="background1" w:sz="4" w:space="0"/>
         </w:tcBorders>
       </w:tcPr>
     </w:tblStylePr>
@@ -29159,7 +29375,7 @@
       <w:tblPr/>
       <w:tcPr>
         <w:tcBorders>
-          <w:left w:val="single" w:sz="4" w:space="0" w:color="FFFFFF" w:themeColor="background1"/>
+          <w:left w:val="single" w:color="FFFFFF" w:themeColor="background1" w:sz="4" w:space="0"/>
         </w:tcBorders>
       </w:tcPr>
     </w:tblStylePr>
@@ -29167,8 +29383,8 @@
       <w:tblPr/>
       <w:tcPr>
         <w:tcBorders>
-          <w:left w:val="single" w:sz="4" w:space="0" w:color="FFFFFF" w:themeColor="background1"/>
-          <w:right w:val="single" w:sz="4" w:space="0" w:color="FFFFFF" w:themeColor="background1"/>
+          <w:left w:val="single" w:color="FFFFFF" w:themeColor="background1" w:sz="4" w:space="0"/>
+          <w:right w:val="single" w:color="FFFFFF" w:themeColor="background1" w:sz="4" w:space="0"/>
         </w:tcBorders>
       </w:tcPr>
     </w:tblStylePr>
@@ -29176,8 +29392,8 @@
       <w:tblPr/>
       <w:tcPr>
         <w:tcBorders>
-          <w:left w:val="single" w:sz="4" w:space="0" w:color="FFFFFF" w:themeColor="background1"/>
-          <w:right w:val="single" w:sz="4" w:space="0" w:color="FFFFFF" w:themeColor="background1"/>
+          <w:left w:val="single" w:color="FFFFFF" w:themeColor="background1" w:sz="4" w:space="0"/>
+          <w:right w:val="single" w:color="FFFFFF" w:themeColor="background1" w:sz="4" w:space="0"/>
         </w:tcBorders>
       </w:tcPr>
     </w:tblStylePr>
@@ -29185,8 +29401,8 @@
       <w:tblPr/>
       <w:tcPr>
         <w:tcBorders>
-          <w:top w:val="single" w:sz="4" w:space="0" w:color="FFFFFF" w:themeColor="background1"/>
-          <w:bottom w:val="single" w:sz="4" w:space="0" w:color="FFFFFF" w:themeColor="background1"/>
+          <w:top w:val="single" w:color="FFFFFF" w:themeColor="background1" w:sz="4" w:space="0"/>
+          <w:bottom w:val="single" w:color="FFFFFF" w:themeColor="background1" w:sz="4" w:space="0"/>
         </w:tcBorders>
       </w:tcPr>
     </w:tblStylePr>
@@ -29237,12 +29453,12 @@
       <w:tblStyleRowBandSize w:val="1"/>
       <w:tblStyleColBandSize w:val="1"/>
       <w:tblBorders>
-        <w:top w:val="single" w:sz="4" w:space="0" w:color="FFFFFF" w:themeColor="background1"/>
-        <w:left w:val="single" w:sz="4" w:space="0" w:color="FFFFFF" w:themeColor="background1"/>
-        <w:bottom w:val="single" w:sz="4" w:space="0" w:color="FFFFFF" w:themeColor="background1"/>
-        <w:right w:val="single" w:sz="4" w:space="0" w:color="FFFFFF" w:themeColor="background1"/>
-        <w:insideH w:val="single" w:sz="4" w:space="0" w:color="FFFFFF" w:themeColor="background1"/>
-        <w:insideV w:val="single" w:sz="4" w:space="0" w:color="FFFFFF" w:themeColor="background1"/>
+        <w:top w:val="single" w:color="FFFFFF" w:themeColor="background1" w:sz="4" w:space="0"/>
+        <w:left w:val="single" w:color="FFFFFF" w:themeColor="background1" w:sz="4" w:space="0"/>
+        <w:bottom w:val="single" w:color="FFFFFF" w:themeColor="background1" w:sz="4" w:space="0"/>
+        <w:right w:val="single" w:color="FFFFFF" w:themeColor="background1" w:sz="4" w:space="0"/>
+        <w:insideH w:val="single" w:color="FFFFFF" w:themeColor="background1" w:sz="4" w:space="0"/>
+        <w:insideV w:val="single" w:color="FFFFFF" w:themeColor="background1" w:sz="4" w:space="0"/>
       </w:tblBorders>
     </w:tblPr>
     <w:tcPr>
@@ -29257,9 +29473,9 @@
       <w:tblPr/>
       <w:tcPr>
         <w:tcBorders>
-          <w:top w:val="single" w:sz="4" w:space="0" w:color="FFFFFF" w:themeColor="background1"/>
-          <w:left w:val="single" w:sz="4" w:space="0" w:color="FFFFFF" w:themeColor="background1"/>
-          <w:right w:val="single" w:sz="4" w:space="0" w:color="FFFFFF" w:themeColor="background1"/>
+          <w:top w:val="single" w:color="FFFFFF" w:themeColor="background1" w:sz="4" w:space="0"/>
+          <w:left w:val="single" w:color="FFFFFF" w:themeColor="background1" w:sz="4" w:space="0"/>
+          <w:right w:val="single" w:color="FFFFFF" w:themeColor="background1" w:sz="4" w:space="0"/>
           <w:insideH w:val="nil"/>
           <w:insideV w:val="nil"/>
         </w:tcBorders>
@@ -29275,9 +29491,9 @@
       <w:tblPr/>
       <w:tcPr>
         <w:tcBorders>
-          <w:left w:val="single" w:sz="4" w:space="0" w:color="FFFFFF" w:themeColor="background1"/>
-          <w:bottom w:val="single" w:sz="4" w:space="0" w:color="FFFFFF" w:themeColor="background1"/>
-          <w:right w:val="single" w:sz="4" w:space="0" w:color="FFFFFF" w:themeColor="background1"/>
+          <w:left w:val="single" w:color="FFFFFF" w:themeColor="background1" w:sz="4" w:space="0"/>
+          <w:bottom w:val="single" w:color="FFFFFF" w:themeColor="background1" w:sz="4" w:space="0"/>
+          <w:right w:val="single" w:color="FFFFFF" w:themeColor="background1" w:sz="4" w:space="0"/>
           <w:insideH w:val="nil"/>
           <w:insideV w:val="nil"/>
         </w:tcBorders>
@@ -29293,9 +29509,9 @@
       <w:tblPr/>
       <w:tcPr>
         <w:tcBorders>
-          <w:top w:val="single" w:sz="4" w:space="0" w:color="FFFFFF" w:themeColor="background1"/>
-          <w:left w:val="single" w:sz="4" w:space="0" w:color="FFFFFF" w:themeColor="background1"/>
-          <w:bottom w:val="single" w:sz="4" w:space="0" w:color="FFFFFF" w:themeColor="background1"/>
+          <w:top w:val="single" w:color="FFFFFF" w:themeColor="background1" w:sz="4" w:space="0"/>
+          <w:left w:val="single" w:color="FFFFFF" w:themeColor="background1" w:sz="4" w:space="0"/>
+          <w:bottom w:val="single" w:color="FFFFFF" w:themeColor="background1" w:sz="4" w:space="0"/>
           <w:insideV w:val="nil"/>
         </w:tcBorders>
         <w:shd w:val="clear" w:color="auto" w:fill="000000" w:themeFill="text1"/>
@@ -29310,9 +29526,9 @@
       <w:tblPr/>
       <w:tcPr>
         <w:tcBorders>
-          <w:top w:val="single" w:sz="4" w:space="0" w:color="FFFFFF" w:themeColor="background1"/>
-          <w:bottom w:val="single" w:sz="4" w:space="0" w:color="FFFFFF" w:themeColor="background1"/>
-          <w:right w:val="single" w:sz="4" w:space="0" w:color="FFFFFF" w:themeColor="background1"/>
+          <w:top w:val="single" w:color="FFFFFF" w:themeColor="background1" w:sz="4" w:space="0"/>
+          <w:bottom w:val="single" w:color="FFFFFF" w:themeColor="background1" w:sz="4" w:space="0"/>
+          <w:right w:val="single" w:color="FFFFFF" w:themeColor="background1" w:sz="4" w:space="0"/>
           <w:insideV w:val="nil"/>
         </w:tcBorders>
         <w:shd w:val="clear" w:color="auto" w:fill="000000" w:themeFill="text1"/>
@@ -29343,12 +29559,12 @@
       <w:tblStyleRowBandSize w:val="1"/>
       <w:tblStyleColBandSize w:val="1"/>
       <w:tblBorders>
-        <w:top w:val="single" w:sz="4" w:space="0" w:color="FFFFFF" w:themeColor="background1"/>
-        <w:left w:val="single" w:sz="4" w:space="0" w:color="FFFFFF" w:themeColor="background1"/>
-        <w:bottom w:val="single" w:sz="4" w:space="0" w:color="FFFFFF" w:themeColor="background1"/>
-        <w:right w:val="single" w:sz="4" w:space="0" w:color="FFFFFF" w:themeColor="background1"/>
-        <w:insideH w:val="single" w:sz="4" w:space="0" w:color="FFFFFF" w:themeColor="background1"/>
-        <w:insideV w:val="single" w:sz="4" w:space="0" w:color="FFFFFF" w:themeColor="background1"/>
+        <w:top w:val="single" w:color="FFFFFF" w:themeColor="background1" w:sz="4" w:space="0"/>
+        <w:left w:val="single" w:color="FFFFFF" w:themeColor="background1" w:sz="4" w:space="0"/>
+        <w:bottom w:val="single" w:color="FFFFFF" w:themeColor="background1" w:sz="4" w:space="0"/>
+        <w:right w:val="single" w:color="FFFFFF" w:themeColor="background1" w:sz="4" w:space="0"/>
+        <w:insideH w:val="single" w:color="FFFFFF" w:themeColor="background1" w:sz="4" w:space="0"/>
+        <w:insideV w:val="single" w:color="FFFFFF" w:themeColor="background1" w:sz="4" w:space="0"/>
       </w:tblBorders>
     </w:tblPr>
     <w:tcPr>
@@ -29363,9 +29579,9 @@
       <w:tblPr/>
       <w:tcPr>
         <w:tcBorders>
-          <w:top w:val="single" w:sz="4" w:space="0" w:color="FFFFFF" w:themeColor="background1"/>
-          <w:left w:val="single" w:sz="4" w:space="0" w:color="FFFFFF" w:themeColor="background1"/>
-          <w:right w:val="single" w:sz="4" w:space="0" w:color="FFFFFF" w:themeColor="background1"/>
+          <w:top w:val="single" w:color="FFFFFF" w:themeColor="background1" w:sz="4" w:space="0"/>
+          <w:left w:val="single" w:color="FFFFFF" w:themeColor="background1" w:sz="4" w:space="0"/>
+          <w:right w:val="single" w:color="FFFFFF" w:themeColor="background1" w:sz="4" w:space="0"/>
           <w:insideH w:val="nil"/>
           <w:insideV w:val="nil"/>
         </w:tcBorders>
@@ -29381,9 +29597,9 @@
       <w:tblPr/>
       <w:tcPr>
         <w:tcBorders>
-          <w:left w:val="single" w:sz="4" w:space="0" w:color="FFFFFF" w:themeColor="background1"/>
-          <w:bottom w:val="single" w:sz="4" w:space="0" w:color="FFFFFF" w:themeColor="background1"/>
-          <w:right w:val="single" w:sz="4" w:space="0" w:color="FFFFFF" w:themeColor="background1"/>
+          <w:left w:val="single" w:color="FFFFFF" w:themeColor="background1" w:sz="4" w:space="0"/>
+          <w:bottom w:val="single" w:color="FFFFFF" w:themeColor="background1" w:sz="4" w:space="0"/>
+          <w:right w:val="single" w:color="FFFFFF" w:themeColor="background1" w:sz="4" w:space="0"/>
           <w:insideH w:val="nil"/>
           <w:insideV w:val="nil"/>
         </w:tcBorders>
@@ -29399,9 +29615,9 @@
       <w:tblPr/>
       <w:tcPr>
         <w:tcBorders>
-          <w:top w:val="single" w:sz="4" w:space="0" w:color="FFFFFF" w:themeColor="background1"/>
-          <w:left w:val="single" w:sz="4" w:space="0" w:color="FFFFFF" w:themeColor="background1"/>
-          <w:bottom w:val="single" w:sz="4" w:space="0" w:color="FFFFFF" w:themeColor="background1"/>
+          <w:top w:val="single" w:color="FFFFFF" w:themeColor="background1" w:sz="4" w:space="0"/>
+          <w:left w:val="single" w:color="FFFFFF" w:themeColor="background1" w:sz="4" w:space="0"/>
+          <w:bottom w:val="single" w:color="FFFFFF" w:themeColor="background1" w:sz="4" w:space="0"/>
           <w:insideV w:val="nil"/>
         </w:tcBorders>
         <w:shd w:val="clear" w:color="auto" w:fill="4F81BD" w:themeFill="accent1"/>
@@ -29416,9 +29632,9 @@
       <w:tblPr/>
       <w:tcPr>
         <w:tcBorders>
-          <w:top w:val="single" w:sz="4" w:space="0" w:color="FFFFFF" w:themeColor="background1"/>
-          <w:bottom w:val="single" w:sz="4" w:space="0" w:color="FFFFFF" w:themeColor="background1"/>
-          <w:right w:val="single" w:sz="4" w:space="0" w:color="FFFFFF" w:themeColor="background1"/>
+          <w:top w:val="single" w:color="FFFFFF" w:themeColor="background1" w:sz="4" w:space="0"/>
+          <w:bottom w:val="single" w:color="FFFFFF" w:themeColor="background1" w:sz="4" w:space="0"/>
+          <w:right w:val="single" w:color="FFFFFF" w:themeColor="background1" w:sz="4" w:space="0"/>
           <w:insideV w:val="nil"/>
         </w:tcBorders>
         <w:shd w:val="clear" w:color="auto" w:fill="4F81BD" w:themeFill="accent1"/>
@@ -29449,9 +29665,9 @@
       <w:tblStyleRowBandSize w:val="1"/>
       <w:tblStyleColBandSize w:val="1"/>
       <w:tblBorders>
-        <w:top w:val="single" w:sz="4" w:space="0" w:color="B2A1C7" w:themeColor="accent4" w:themeTint="99"/>
-        <w:bottom w:val="single" w:sz="4" w:space="0" w:color="B2A1C7" w:themeColor="accent4" w:themeTint="99"/>
-        <w:insideH w:val="single" w:sz="4" w:space="0" w:color="B2A1C7" w:themeColor="accent4" w:themeTint="99"/>
+        <w:top w:val="single" w:color="B2A1C7" w:themeColor="accent4" w:themeTint="99" w:sz="4" w:space="0"/>
+        <w:bottom w:val="single" w:color="B2A1C7" w:themeColor="accent4" w:themeTint="99" w:sz="4" w:space="0"/>
+        <w:insideH w:val="single" w:color="B2A1C7" w:themeColor="accent4" w:themeTint="99" w:sz="4" w:space="0"/>
       </w:tblBorders>
     </w:tblPr>
     <w:tblStylePr w:type="firstRow">
@@ -29500,7 +29716,7 @@
       <w:spacing w:line="240" w:lineRule="auto"/>
     </w:pPr>
     <w:rPr>
-      <w:rFonts w:asciiTheme="minorHAnsi" w:eastAsiaTheme="minorHAnsi" w:hAnsiTheme="minorHAnsi" w:cstheme="minorBidi"/>
+      <w:rFonts w:asciiTheme="minorHAnsi" w:hAnsiTheme="minorHAnsi" w:eastAsiaTheme="minorHAnsi" w:cstheme="minorBidi"/>
       <w:kern w:val="2"/>
       <w:sz w:val="24"/>
       <w:szCs w:val="24"/>
@@ -29511,12 +29727,12 @@
       <w:tblStyleRowBandSize w:val="1"/>
       <w:tblStyleColBandSize w:val="1"/>
       <w:tblBorders>
-        <w:top w:val="single" w:sz="4" w:space="0" w:color="95B3D7" w:themeColor="accent1" w:themeTint="99"/>
-        <w:left w:val="single" w:sz="4" w:space="0" w:color="95B3D7" w:themeColor="accent1" w:themeTint="99"/>
-        <w:bottom w:val="single" w:sz="4" w:space="0" w:color="95B3D7" w:themeColor="accent1" w:themeTint="99"/>
-        <w:right w:val="single" w:sz="4" w:space="0" w:color="95B3D7" w:themeColor="accent1" w:themeTint="99"/>
-        <w:insideH w:val="single" w:sz="4" w:space="0" w:color="95B3D7" w:themeColor="accent1" w:themeTint="99"/>
-        <w:insideV w:val="single" w:sz="4" w:space="0" w:color="95B3D7" w:themeColor="accent1" w:themeTint="99"/>
+        <w:top w:val="single" w:color="95B3D7" w:themeColor="accent1" w:themeTint="99" w:sz="4" w:space="0"/>
+        <w:left w:val="single" w:color="95B3D7" w:themeColor="accent1" w:themeTint="99" w:sz="4" w:space="0"/>
+        <w:bottom w:val="single" w:color="95B3D7" w:themeColor="accent1" w:themeTint="99" w:sz="4" w:space="0"/>
+        <w:right w:val="single" w:color="95B3D7" w:themeColor="accent1" w:themeTint="99" w:sz="4" w:space="0"/>
+        <w:insideH w:val="single" w:color="95B3D7" w:themeColor="accent1" w:themeTint="99" w:sz="4" w:space="0"/>
+        <w:insideV w:val="single" w:color="95B3D7" w:themeColor="accent1" w:themeTint="99" w:sz="4" w:space="0"/>
       </w:tblBorders>
     </w:tblPr>
     <w:tblStylePr w:type="firstRow">
@@ -29528,10 +29744,10 @@
       <w:tblPr/>
       <w:tcPr>
         <w:tcBorders>
-          <w:top w:val="single" w:sz="4" w:space="0" w:color="4F81BD" w:themeColor="accent1"/>
-          <w:left w:val="single" w:sz="4" w:space="0" w:color="4F81BD" w:themeColor="accent1"/>
-          <w:bottom w:val="single" w:sz="4" w:space="0" w:color="4F81BD" w:themeColor="accent1"/>
-          <w:right w:val="single" w:sz="4" w:space="0" w:color="4F81BD" w:themeColor="accent1"/>
+          <w:top w:val="single" w:color="4F81BD" w:themeColor="accent1" w:sz="4" w:space="0"/>
+          <w:left w:val="single" w:color="4F81BD" w:themeColor="accent1" w:sz="4" w:space="0"/>
+          <w:bottom w:val="single" w:color="4F81BD" w:themeColor="accent1" w:sz="4" w:space="0"/>
+          <w:right w:val="single" w:color="4F81BD" w:themeColor="accent1" w:sz="4" w:space="0"/>
           <w:insideH w:val="nil"/>
           <w:insideV w:val="nil"/>
         </w:tcBorders>
@@ -29546,7 +29762,7 @@
       <w:tblPr/>
       <w:tcPr>
         <w:tcBorders>
-          <w:top w:val="double" w:sz="4" w:space="0" w:color="4F81BD" w:themeColor="accent1"/>
+          <w:top w:val="double" w:color="4F81BD" w:themeColor="accent1" w:sz="4" w:space="0"/>
         </w:tcBorders>
       </w:tcPr>
     </w:tblStylePr>
@@ -29587,12 +29803,12 @@
       <w:tblStyleRowBandSize w:val="1"/>
       <w:tblStyleColBandSize w:val="1"/>
       <w:tblBorders>
-        <w:top w:val="single" w:sz="4" w:space="0" w:color="92CDDC" w:themeColor="accent5" w:themeTint="99"/>
-        <w:left w:val="single" w:sz="4" w:space="0" w:color="92CDDC" w:themeColor="accent5" w:themeTint="99"/>
-        <w:bottom w:val="single" w:sz="4" w:space="0" w:color="92CDDC" w:themeColor="accent5" w:themeTint="99"/>
-        <w:right w:val="single" w:sz="4" w:space="0" w:color="92CDDC" w:themeColor="accent5" w:themeTint="99"/>
-        <w:insideH w:val="single" w:sz="4" w:space="0" w:color="92CDDC" w:themeColor="accent5" w:themeTint="99"/>
-        <w:insideV w:val="single" w:sz="4" w:space="0" w:color="92CDDC" w:themeColor="accent5" w:themeTint="99"/>
+        <w:top w:val="single" w:color="92CDDC" w:themeColor="accent5" w:themeTint="99" w:sz="4" w:space="0"/>
+        <w:left w:val="single" w:color="92CDDC" w:themeColor="accent5" w:themeTint="99" w:sz="4" w:space="0"/>
+        <w:bottom w:val="single" w:color="92CDDC" w:themeColor="accent5" w:themeTint="99" w:sz="4" w:space="0"/>
+        <w:right w:val="single" w:color="92CDDC" w:themeColor="accent5" w:themeTint="99" w:sz="4" w:space="0"/>
+        <w:insideH w:val="single" w:color="92CDDC" w:themeColor="accent5" w:themeTint="99" w:sz="4" w:space="0"/>
+        <w:insideV w:val="single" w:color="92CDDC" w:themeColor="accent5" w:themeTint="99" w:sz="4" w:space="0"/>
       </w:tblBorders>
     </w:tblPr>
     <w:tblStylePr w:type="firstRow">
@@ -29604,10 +29820,10 @@
       <w:tblPr/>
       <w:tcPr>
         <w:tcBorders>
-          <w:top w:val="single" w:sz="4" w:space="0" w:color="4BACC6" w:themeColor="accent5"/>
-          <w:left w:val="single" w:sz="4" w:space="0" w:color="4BACC6" w:themeColor="accent5"/>
-          <w:bottom w:val="single" w:sz="4" w:space="0" w:color="4BACC6" w:themeColor="accent5"/>
-          <w:right w:val="single" w:sz="4" w:space="0" w:color="4BACC6" w:themeColor="accent5"/>
+          <w:top w:val="single" w:color="4BACC6" w:themeColor="accent5" w:sz="4" w:space="0"/>
+          <w:left w:val="single" w:color="4BACC6" w:themeColor="accent5" w:sz="4" w:space="0"/>
+          <w:bottom w:val="single" w:color="4BACC6" w:themeColor="accent5" w:sz="4" w:space="0"/>
+          <w:right w:val="single" w:color="4BACC6" w:themeColor="accent5" w:sz="4" w:space="0"/>
           <w:insideH w:val="nil"/>
           <w:insideV w:val="nil"/>
         </w:tcBorders>
@@ -29622,7 +29838,7 @@
       <w:tblPr/>
       <w:tcPr>
         <w:tcBorders>
-          <w:top w:val="double" w:sz="4" w:space="0" w:color="4BACC6" w:themeColor="accent5"/>
+          <w:top w:val="double" w:color="4BACC6" w:themeColor="accent5" w:sz="4" w:space="0"/>
         </w:tcBorders>
       </w:tcPr>
     </w:tblStylePr>
@@ -29674,10 +29890,10 @@
       <w:tblStyleRowBandSize w:val="1"/>
       <w:tblStyleColBandSize w:val="1"/>
       <w:tblBorders>
-        <w:top w:val="single" w:sz="2" w:space="0" w:color="92CDDC" w:themeColor="accent5" w:themeTint="99"/>
-        <w:bottom w:val="single" w:sz="2" w:space="0" w:color="92CDDC" w:themeColor="accent5" w:themeTint="99"/>
-        <w:insideH w:val="single" w:sz="2" w:space="0" w:color="92CDDC" w:themeColor="accent5" w:themeTint="99"/>
-        <w:insideV w:val="single" w:sz="2" w:space="0" w:color="92CDDC" w:themeColor="accent5" w:themeTint="99"/>
+        <w:top w:val="single" w:color="92CDDC" w:themeColor="accent5" w:themeTint="99" w:sz="2" w:space="0"/>
+        <w:bottom w:val="single" w:color="92CDDC" w:themeColor="accent5" w:themeTint="99" w:sz="2" w:space="0"/>
+        <w:insideH w:val="single" w:color="92CDDC" w:themeColor="accent5" w:themeTint="99" w:sz="2" w:space="0"/>
+        <w:insideV w:val="single" w:color="92CDDC" w:themeColor="accent5" w:themeTint="99" w:sz="2" w:space="0"/>
       </w:tblBorders>
     </w:tblPr>
     <w:tblStylePr w:type="firstRow">
@@ -29689,7 +29905,7 @@
       <w:tcPr>
         <w:tcBorders>
           <w:top w:val="nil"/>
-          <w:bottom w:val="single" w:sz="12" w:space="0" w:color="92CDDC" w:themeColor="accent5" w:themeTint="99"/>
+          <w:bottom w:val="single" w:color="92CDDC" w:themeColor="accent5" w:themeTint="99" w:sz="12" w:space="0"/>
           <w:insideH w:val="nil"/>
           <w:insideV w:val="nil"/>
         </w:tcBorders>
@@ -29704,7 +29920,7 @@
       <w:tblPr/>
       <w:tcPr>
         <w:tcBorders>
-          <w:top w:val="double" w:sz="2" w:space="0" w:color="92CDDC" w:themeColor="accent5" w:themeTint="99"/>
+          <w:top w:val="double" w:color="92CDDC" w:themeColor="accent5" w:themeTint="99" w:sz="2" w:space="0"/>
           <w:bottom w:val="nil"/>
           <w:insideH w:val="nil"/>
           <w:insideV w:val="nil"/>
@@ -29749,12 +29965,12 @@
       <w:tblStyleRowBandSize w:val="1"/>
       <w:tblStyleColBandSize w:val="1"/>
       <w:tblBorders>
-        <w:top w:val="single" w:sz="4" w:space="0" w:color="FFFFFF" w:themeColor="background1"/>
-        <w:left w:val="single" w:sz="4" w:space="0" w:color="FFFFFF" w:themeColor="background1"/>
-        <w:bottom w:val="single" w:sz="4" w:space="0" w:color="FFFFFF" w:themeColor="background1"/>
-        <w:right w:val="single" w:sz="4" w:space="0" w:color="FFFFFF" w:themeColor="background1"/>
-        <w:insideH w:val="single" w:sz="4" w:space="0" w:color="FFFFFF" w:themeColor="background1"/>
-        <w:insideV w:val="single" w:sz="4" w:space="0" w:color="FFFFFF" w:themeColor="background1"/>
+        <w:top w:val="single" w:color="FFFFFF" w:themeColor="background1" w:sz="4" w:space="0"/>
+        <w:left w:val="single" w:color="FFFFFF" w:themeColor="background1" w:sz="4" w:space="0"/>
+        <w:bottom w:val="single" w:color="FFFFFF" w:themeColor="background1" w:sz="4" w:space="0"/>
+        <w:right w:val="single" w:color="FFFFFF" w:themeColor="background1" w:sz="4" w:space="0"/>
+        <w:insideH w:val="single" w:color="FFFFFF" w:themeColor="background1" w:sz="4" w:space="0"/>
+        <w:insideV w:val="single" w:color="FFFFFF" w:themeColor="background1" w:sz="4" w:space="0"/>
       </w:tblBorders>
     </w:tblPr>
     <w:tcPr>
@@ -29769,9 +29985,9 @@
       <w:tblPr/>
       <w:tcPr>
         <w:tcBorders>
-          <w:top w:val="single" w:sz="4" w:space="0" w:color="FFFFFF" w:themeColor="background1"/>
-          <w:left w:val="single" w:sz="4" w:space="0" w:color="FFFFFF" w:themeColor="background1"/>
-          <w:right w:val="single" w:sz="4" w:space="0" w:color="FFFFFF" w:themeColor="background1"/>
+          <w:top w:val="single" w:color="FFFFFF" w:themeColor="background1" w:sz="4" w:space="0"/>
+          <w:left w:val="single" w:color="FFFFFF" w:themeColor="background1" w:sz="4" w:space="0"/>
+          <w:right w:val="single" w:color="FFFFFF" w:themeColor="background1" w:sz="4" w:space="0"/>
           <w:insideH w:val="nil"/>
           <w:insideV w:val="nil"/>
         </w:tcBorders>
@@ -29787,9 +30003,9 @@
       <w:tblPr/>
       <w:tcPr>
         <w:tcBorders>
-          <w:left w:val="single" w:sz="4" w:space="0" w:color="FFFFFF" w:themeColor="background1"/>
-          <w:bottom w:val="single" w:sz="4" w:space="0" w:color="FFFFFF" w:themeColor="background1"/>
-          <w:right w:val="single" w:sz="4" w:space="0" w:color="FFFFFF" w:themeColor="background1"/>
+          <w:left w:val="single" w:color="FFFFFF" w:themeColor="background1" w:sz="4" w:space="0"/>
+          <w:bottom w:val="single" w:color="FFFFFF" w:themeColor="background1" w:sz="4" w:space="0"/>
+          <w:right w:val="single" w:color="FFFFFF" w:themeColor="background1" w:sz="4" w:space="0"/>
           <w:insideH w:val="nil"/>
           <w:insideV w:val="nil"/>
         </w:tcBorders>
@@ -29805,9 +30021,9 @@
       <w:tblPr/>
       <w:tcPr>
         <w:tcBorders>
-          <w:top w:val="single" w:sz="4" w:space="0" w:color="FFFFFF" w:themeColor="background1"/>
-          <w:left w:val="single" w:sz="4" w:space="0" w:color="FFFFFF" w:themeColor="background1"/>
-          <w:bottom w:val="single" w:sz="4" w:space="0" w:color="FFFFFF" w:themeColor="background1"/>
+          <w:top w:val="single" w:color="FFFFFF" w:themeColor="background1" w:sz="4" w:space="0"/>
+          <w:left w:val="single" w:color="FFFFFF" w:themeColor="background1" w:sz="4" w:space="0"/>
+          <w:bottom w:val="single" w:color="FFFFFF" w:themeColor="background1" w:sz="4" w:space="0"/>
           <w:insideV w:val="nil"/>
         </w:tcBorders>
         <w:shd w:val="clear" w:color="auto" w:fill="4BACC6" w:themeFill="accent5"/>
@@ -29822,9 +30038,9 @@
       <w:tblPr/>
       <w:tcPr>
         <w:tcBorders>
-          <w:top w:val="single" w:sz="4" w:space="0" w:color="FFFFFF" w:themeColor="background1"/>
-          <w:bottom w:val="single" w:sz="4" w:space="0" w:color="FFFFFF" w:themeColor="background1"/>
-          <w:right w:val="single" w:sz="4" w:space="0" w:color="FFFFFF" w:themeColor="background1"/>
+          <w:top w:val="single" w:color="FFFFFF" w:themeColor="background1" w:sz="4" w:space="0"/>
+          <w:bottom w:val="single" w:color="FFFFFF" w:themeColor="background1" w:sz="4" w:space="0"/>
+          <w:right w:val="single" w:color="FFFFFF" w:themeColor="background1" w:sz="4" w:space="0"/>
           <w:insideV w:val="nil"/>
         </w:tcBorders>
         <w:shd w:val="clear" w:color="auto" w:fill="4BACC6" w:themeFill="accent5"/>
@@ -29855,12 +30071,12 @@
       <w:tblStyleRowBandSize w:val="1"/>
       <w:tblStyleColBandSize w:val="1"/>
       <w:tblBorders>
-        <w:top w:val="single" w:sz="4" w:space="0" w:color="B6DDE8" w:themeColor="accent5" w:themeTint="66"/>
-        <w:left w:val="single" w:sz="4" w:space="0" w:color="B6DDE8" w:themeColor="accent5" w:themeTint="66"/>
-        <w:bottom w:val="single" w:sz="4" w:space="0" w:color="B6DDE8" w:themeColor="accent5" w:themeTint="66"/>
-        <w:right w:val="single" w:sz="4" w:space="0" w:color="B6DDE8" w:themeColor="accent5" w:themeTint="66"/>
-        <w:insideH w:val="single" w:sz="4" w:space="0" w:color="B6DDE8" w:themeColor="accent5" w:themeTint="66"/>
-        <w:insideV w:val="single" w:sz="4" w:space="0" w:color="B6DDE8" w:themeColor="accent5" w:themeTint="66"/>
+        <w:top w:val="single" w:color="B6DDE8" w:themeColor="accent5" w:themeTint="66" w:sz="4" w:space="0"/>
+        <w:left w:val="single" w:color="B6DDE8" w:themeColor="accent5" w:themeTint="66" w:sz="4" w:space="0"/>
+        <w:bottom w:val="single" w:color="B6DDE8" w:themeColor="accent5" w:themeTint="66" w:sz="4" w:space="0"/>
+        <w:right w:val="single" w:color="B6DDE8" w:themeColor="accent5" w:themeTint="66" w:sz="4" w:space="0"/>
+        <w:insideH w:val="single" w:color="B6DDE8" w:themeColor="accent5" w:themeTint="66" w:sz="4" w:space="0"/>
+        <w:insideV w:val="single" w:color="B6DDE8" w:themeColor="accent5" w:themeTint="66" w:sz="4" w:space="0"/>
       </w:tblBorders>
     </w:tblPr>
     <w:tblStylePr w:type="firstRow">
@@ -29871,7 +30087,7 @@
       <w:tblPr/>
       <w:tcPr>
         <w:tcBorders>
-          <w:bottom w:val="single" w:sz="12" w:space="0" w:color="92CDDC" w:themeColor="accent5" w:themeTint="99"/>
+          <w:bottom w:val="single" w:color="92CDDC" w:themeColor="accent5" w:themeTint="99" w:sz="12" w:space="0"/>
         </w:tcBorders>
       </w:tcPr>
     </w:tblStylePr>
@@ -29883,7 +30099,7 @@
       <w:tblPr/>
       <w:tcPr>
         <w:tcBorders>
-          <w:top w:val="double" w:sz="2" w:space="0" w:color="92CDDC" w:themeColor="accent5" w:themeTint="99"/>
+          <w:top w:val="double" w:color="92CDDC" w:themeColor="accent5" w:themeTint="99" w:sz="2" w:space="0"/>
         </w:tcBorders>
       </w:tcPr>
     </w:tblStylePr>
@@ -29909,7 +30125,7 @@
       <w:spacing w:line="240" w:lineRule="auto"/>
     </w:pPr>
     <w:rPr>
-      <w:rFonts w:asciiTheme="minorHAnsi" w:eastAsiaTheme="minorHAnsi" w:hAnsiTheme="minorHAnsi" w:cstheme="minorBidi"/>
+      <w:rFonts w:asciiTheme="minorHAnsi" w:hAnsiTheme="minorHAnsi" w:eastAsiaTheme="minorHAnsi" w:cstheme="minorBidi"/>
       <w:kern w:val="2"/>
       <w:sz w:val="24"/>
       <w:szCs w:val="24"/>
@@ -29920,12 +30136,12 @@
       <w:tblStyleRowBandSize w:val="1"/>
       <w:tblStyleColBandSize w:val="1"/>
       <w:tblBorders>
-        <w:top w:val="single" w:sz="4" w:space="0" w:color="666666" w:themeColor="text1" w:themeTint="99"/>
-        <w:left w:val="single" w:sz="4" w:space="0" w:color="666666" w:themeColor="text1" w:themeTint="99"/>
-        <w:bottom w:val="single" w:sz="4" w:space="0" w:color="666666" w:themeColor="text1" w:themeTint="99"/>
-        <w:right w:val="single" w:sz="4" w:space="0" w:color="666666" w:themeColor="text1" w:themeTint="99"/>
-        <w:insideH w:val="single" w:sz="4" w:space="0" w:color="666666" w:themeColor="text1" w:themeTint="99"/>
-        <w:insideV w:val="single" w:sz="4" w:space="0" w:color="666666" w:themeColor="text1" w:themeTint="99"/>
+        <w:top w:val="single" w:color="666666" w:themeColor="text1" w:themeTint="99" w:sz="4" w:space="0"/>
+        <w:left w:val="single" w:color="666666" w:themeColor="text1" w:themeTint="99" w:sz="4" w:space="0"/>
+        <w:bottom w:val="single" w:color="666666" w:themeColor="text1" w:themeTint="99" w:sz="4" w:space="0"/>
+        <w:right w:val="single" w:color="666666" w:themeColor="text1" w:themeTint="99" w:sz="4" w:space="0"/>
+        <w:insideH w:val="single" w:color="666666" w:themeColor="text1" w:themeTint="99" w:sz="4" w:space="0"/>
+        <w:insideV w:val="single" w:color="666666" w:themeColor="text1" w:themeTint="99" w:sz="4" w:space="0"/>
       </w:tblBorders>
     </w:tblPr>
     <w:tblStylePr w:type="firstRow">
@@ -30015,7 +30231,7 @@
       <w:tblPr/>
       <w:tcPr>
         <w:tcBorders>
-          <w:bottom w:val="single" w:sz="4" w:space="0" w:color="666666" w:themeColor="text1" w:themeTint="99"/>
+          <w:bottom w:val="single" w:color="666666" w:themeColor="text1" w:themeTint="99" w:sz="4" w:space="0"/>
         </w:tcBorders>
       </w:tcPr>
     </w:tblStylePr>
@@ -30023,7 +30239,7 @@
       <w:tblPr/>
       <w:tcPr>
         <w:tcBorders>
-          <w:bottom w:val="single" w:sz="4" w:space="0" w:color="666666" w:themeColor="text1" w:themeTint="99"/>
+          <w:bottom w:val="single" w:color="666666" w:themeColor="text1" w:themeTint="99" w:sz="4" w:space="0"/>
         </w:tcBorders>
       </w:tcPr>
     </w:tblStylePr>
@@ -30031,7 +30247,7 @@
       <w:tblPr/>
       <w:tcPr>
         <w:tcBorders>
-          <w:top w:val="single" w:sz="4" w:space="0" w:color="666666" w:themeColor="text1" w:themeTint="99"/>
+          <w:top w:val="single" w:color="666666" w:themeColor="text1" w:themeTint="99" w:sz="4" w:space="0"/>
         </w:tcBorders>
       </w:tcPr>
     </w:tblStylePr>
@@ -30039,7 +30255,7 @@
       <w:tblPr/>
       <w:tcPr>
         <w:tcBorders>
-          <w:top w:val="single" w:sz="4" w:space="0" w:color="666666" w:themeColor="text1" w:themeTint="99"/>
+          <w:top w:val="single" w:color="666666" w:themeColor="text1" w:themeTint="99" w:sz="4" w:space="0"/>
         </w:tcBorders>
       </w:tcPr>
     </w:tblStylePr>
@@ -30053,7 +30269,7 @@
       <w:spacing w:line="240" w:lineRule="auto"/>
     </w:pPr>
     <w:rPr>
-      <w:rFonts w:asciiTheme="minorHAnsi" w:eastAsiaTheme="minorHAnsi" w:hAnsiTheme="minorHAnsi" w:cstheme="minorBidi"/>
+      <w:rFonts w:asciiTheme="minorHAnsi" w:hAnsiTheme="minorHAnsi" w:eastAsiaTheme="minorHAnsi" w:cstheme="minorBidi"/>
       <w:kern w:val="2"/>
       <w:sz w:val="24"/>
       <w:szCs w:val="24"/>
@@ -30064,12 +30280,12 @@
       <w:tblStyleRowBandSize w:val="1"/>
       <w:tblStyleColBandSize w:val="1"/>
       <w:tblBorders>
-        <w:top w:val="single" w:sz="4" w:space="0" w:color="B2A1C7" w:themeColor="accent4" w:themeTint="99"/>
-        <w:left w:val="single" w:sz="4" w:space="0" w:color="B2A1C7" w:themeColor="accent4" w:themeTint="99"/>
-        <w:bottom w:val="single" w:sz="4" w:space="0" w:color="B2A1C7" w:themeColor="accent4" w:themeTint="99"/>
-        <w:right w:val="single" w:sz="4" w:space="0" w:color="B2A1C7" w:themeColor="accent4" w:themeTint="99"/>
-        <w:insideH w:val="single" w:sz="4" w:space="0" w:color="B2A1C7" w:themeColor="accent4" w:themeTint="99"/>
-        <w:insideV w:val="single" w:sz="4" w:space="0" w:color="B2A1C7" w:themeColor="accent4" w:themeTint="99"/>
+        <w:top w:val="single" w:color="B2A1C7" w:themeColor="accent4" w:themeTint="99" w:sz="4" w:space="0"/>
+        <w:left w:val="single" w:color="B2A1C7" w:themeColor="accent4" w:themeTint="99" w:sz="4" w:space="0"/>
+        <w:bottom w:val="single" w:color="B2A1C7" w:themeColor="accent4" w:themeTint="99" w:sz="4" w:space="0"/>
+        <w:right w:val="single" w:color="B2A1C7" w:themeColor="accent4" w:themeTint="99" w:sz="4" w:space="0"/>
+        <w:insideH w:val="single" w:color="B2A1C7" w:themeColor="accent4" w:themeTint="99" w:sz="4" w:space="0"/>
+        <w:insideV w:val="single" w:color="B2A1C7" w:themeColor="accent4" w:themeTint="99" w:sz="4" w:space="0"/>
       </w:tblBorders>
     </w:tblPr>
     <w:tblStylePr w:type="firstRow">
@@ -30159,7 +30375,7 @@
       <w:tblPr/>
       <w:tcPr>
         <w:tcBorders>
-          <w:bottom w:val="single" w:sz="4" w:space="0" w:color="B2A1C7" w:themeColor="accent4" w:themeTint="99"/>
+          <w:bottom w:val="single" w:color="B2A1C7" w:themeColor="accent4" w:themeTint="99" w:sz="4" w:space="0"/>
         </w:tcBorders>
       </w:tcPr>
     </w:tblStylePr>
@@ -30167,7 +30383,7 @@
       <w:tblPr/>
       <w:tcPr>
         <w:tcBorders>
-          <w:bottom w:val="single" w:sz="4" w:space="0" w:color="B2A1C7" w:themeColor="accent4" w:themeTint="99"/>
+          <w:bottom w:val="single" w:color="B2A1C7" w:themeColor="accent4" w:themeTint="99" w:sz="4" w:space="0"/>
         </w:tcBorders>
       </w:tcPr>
     </w:tblStylePr>
@@ -30175,7 +30391,7 @@
       <w:tblPr/>
       <w:tcPr>
         <w:tcBorders>
-          <w:top w:val="single" w:sz="4" w:space="0" w:color="B2A1C7" w:themeColor="accent4" w:themeTint="99"/>
+          <w:top w:val="single" w:color="B2A1C7" w:themeColor="accent4" w:themeTint="99" w:sz="4" w:space="0"/>
         </w:tcBorders>
       </w:tcPr>
     </w:tblStylePr>
@@ -30183,7 +30399,7 @@
       <w:tblPr/>
       <w:tcPr>
         <w:tcBorders>
-          <w:top w:val="single" w:sz="4" w:space="0" w:color="B2A1C7" w:themeColor="accent4" w:themeTint="99"/>
+          <w:top w:val="single" w:color="B2A1C7" w:themeColor="accent4" w:themeTint="99" w:sz="4" w:space="0"/>
         </w:tcBorders>
       </w:tcPr>
     </w:tblStylePr>
@@ -30197,7 +30413,7 @@
       <w:spacing w:line="240" w:lineRule="auto"/>
     </w:pPr>
     <w:rPr>
-      <w:rFonts w:asciiTheme="minorHAnsi" w:eastAsiaTheme="minorHAnsi" w:hAnsiTheme="minorHAnsi" w:cstheme="minorBidi"/>
+      <w:rFonts w:asciiTheme="minorHAnsi" w:hAnsiTheme="minorHAnsi" w:eastAsiaTheme="minorHAnsi" w:cstheme="minorBidi"/>
       <w:kern w:val="2"/>
       <w:sz w:val="24"/>
       <w:szCs w:val="24"/>
@@ -30208,12 +30424,12 @@
       <w:tblStyleRowBandSize w:val="1"/>
       <w:tblStyleColBandSize w:val="1"/>
       <w:tblBorders>
-        <w:top w:val="single" w:sz="4" w:space="0" w:color="C2D69B" w:themeColor="accent3" w:themeTint="99"/>
-        <w:left w:val="single" w:sz="4" w:space="0" w:color="C2D69B" w:themeColor="accent3" w:themeTint="99"/>
-        <w:bottom w:val="single" w:sz="4" w:space="0" w:color="C2D69B" w:themeColor="accent3" w:themeTint="99"/>
-        <w:right w:val="single" w:sz="4" w:space="0" w:color="C2D69B" w:themeColor="accent3" w:themeTint="99"/>
-        <w:insideH w:val="single" w:sz="4" w:space="0" w:color="C2D69B" w:themeColor="accent3" w:themeTint="99"/>
-        <w:insideV w:val="single" w:sz="4" w:space="0" w:color="C2D69B" w:themeColor="accent3" w:themeTint="99"/>
+        <w:top w:val="single" w:color="C2D69B" w:themeColor="accent3" w:themeTint="99" w:sz="4" w:space="0"/>
+        <w:left w:val="single" w:color="C2D69B" w:themeColor="accent3" w:themeTint="99" w:sz="4" w:space="0"/>
+        <w:bottom w:val="single" w:color="C2D69B" w:themeColor="accent3" w:themeTint="99" w:sz="4" w:space="0"/>
+        <w:right w:val="single" w:color="C2D69B" w:themeColor="accent3" w:themeTint="99" w:sz="4" w:space="0"/>
+        <w:insideH w:val="single" w:color="C2D69B" w:themeColor="accent3" w:themeTint="99" w:sz="4" w:space="0"/>
+        <w:insideV w:val="single" w:color="C2D69B" w:themeColor="accent3" w:themeTint="99" w:sz="4" w:space="0"/>
       </w:tblBorders>
     </w:tblPr>
     <w:tblStylePr w:type="firstRow">
@@ -30303,7 +30519,7 @@
       <w:tblPr/>
       <w:tcPr>
         <w:tcBorders>
-          <w:bottom w:val="single" w:sz="4" w:space="0" w:color="C2D69B" w:themeColor="accent3" w:themeTint="99"/>
+          <w:bottom w:val="single" w:color="C2D69B" w:themeColor="accent3" w:themeTint="99" w:sz="4" w:space="0"/>
         </w:tcBorders>
       </w:tcPr>
     </w:tblStylePr>
@@ -30311,7 +30527,7 @@
       <w:tblPr/>
       <w:tcPr>
         <w:tcBorders>
-          <w:bottom w:val="single" w:sz="4" w:space="0" w:color="C2D69B" w:themeColor="accent3" w:themeTint="99"/>
+          <w:bottom w:val="single" w:color="C2D69B" w:themeColor="accent3" w:themeTint="99" w:sz="4" w:space="0"/>
         </w:tcBorders>
       </w:tcPr>
     </w:tblStylePr>
@@ -30319,7 +30535,7 @@
       <w:tblPr/>
       <w:tcPr>
         <w:tcBorders>
-          <w:top w:val="single" w:sz="4" w:space="0" w:color="C2D69B" w:themeColor="accent3" w:themeTint="99"/>
+          <w:top w:val="single" w:color="C2D69B" w:themeColor="accent3" w:themeTint="99" w:sz="4" w:space="0"/>
         </w:tcBorders>
       </w:tcPr>
     </w:tblStylePr>
@@ -30327,7 +30543,7 @@
       <w:tblPr/>
       <w:tcPr>
         <w:tcBorders>
-          <w:top w:val="single" w:sz="4" w:space="0" w:color="C2D69B" w:themeColor="accent3" w:themeTint="99"/>
+          <w:top w:val="single" w:color="C2D69B" w:themeColor="accent3" w:themeTint="99" w:sz="4" w:space="0"/>
         </w:tcBorders>
       </w:tcPr>
     </w:tblStylePr>
@@ -30344,12 +30560,12 @@
       <w:tblStyleRowBandSize w:val="1"/>
       <w:tblStyleColBandSize w:val="1"/>
       <w:tblBorders>
-        <w:top w:val="single" w:sz="4" w:space="0" w:color="C2D69B" w:themeColor="accent3" w:themeTint="99"/>
-        <w:left w:val="single" w:sz="4" w:space="0" w:color="C2D69B" w:themeColor="accent3" w:themeTint="99"/>
-        <w:bottom w:val="single" w:sz="4" w:space="0" w:color="C2D69B" w:themeColor="accent3" w:themeTint="99"/>
-        <w:right w:val="single" w:sz="4" w:space="0" w:color="C2D69B" w:themeColor="accent3" w:themeTint="99"/>
-        <w:insideH w:val="single" w:sz="4" w:space="0" w:color="C2D69B" w:themeColor="accent3" w:themeTint="99"/>
-        <w:insideV w:val="single" w:sz="4" w:space="0" w:color="C2D69B" w:themeColor="accent3" w:themeTint="99"/>
+        <w:top w:val="single" w:color="C2D69B" w:themeColor="accent3" w:themeTint="99" w:sz="4" w:space="0"/>
+        <w:left w:val="single" w:color="C2D69B" w:themeColor="accent3" w:themeTint="99" w:sz="4" w:space="0"/>
+        <w:bottom w:val="single" w:color="C2D69B" w:themeColor="accent3" w:themeTint="99" w:sz="4" w:space="0"/>
+        <w:right w:val="single" w:color="C2D69B" w:themeColor="accent3" w:themeTint="99" w:sz="4" w:space="0"/>
+        <w:insideH w:val="single" w:color="C2D69B" w:themeColor="accent3" w:themeTint="99" w:sz="4" w:space="0"/>
+        <w:insideV w:val="single" w:color="C2D69B" w:themeColor="accent3" w:themeTint="99" w:sz="4" w:space="0"/>
       </w:tblBorders>
     </w:tblPr>
     <w:tblStylePr w:type="firstRow">
@@ -30361,10 +30577,10 @@
       <w:tblPr/>
       <w:tcPr>
         <w:tcBorders>
-          <w:top w:val="single" w:sz="4" w:space="0" w:color="9BBB59" w:themeColor="accent3"/>
-          <w:left w:val="single" w:sz="4" w:space="0" w:color="9BBB59" w:themeColor="accent3"/>
-          <w:bottom w:val="single" w:sz="4" w:space="0" w:color="9BBB59" w:themeColor="accent3"/>
-          <w:right w:val="single" w:sz="4" w:space="0" w:color="9BBB59" w:themeColor="accent3"/>
+          <w:top w:val="single" w:color="9BBB59" w:themeColor="accent3" w:sz="4" w:space="0"/>
+          <w:left w:val="single" w:color="9BBB59" w:themeColor="accent3" w:sz="4" w:space="0"/>
+          <w:bottom w:val="single" w:color="9BBB59" w:themeColor="accent3" w:sz="4" w:space="0"/>
+          <w:right w:val="single" w:color="9BBB59" w:themeColor="accent3" w:sz="4" w:space="0"/>
           <w:insideH w:val="nil"/>
           <w:insideV w:val="nil"/>
         </w:tcBorders>
@@ -30379,7 +30595,7 @@
       <w:tblPr/>
       <w:tcPr>
         <w:tcBorders>
-          <w:top w:val="double" w:sz="4" w:space="0" w:color="9BBB59" w:themeColor="accent3"/>
+          <w:top w:val="double" w:color="9BBB59" w:themeColor="accent3" w:sz="4" w:space="0"/>
         </w:tcBorders>
       </w:tcPr>
     </w:tblStylePr>
@@ -30420,12 +30636,12 @@
       <w:tblStyleRowBandSize w:val="1"/>
       <w:tblStyleColBandSize w:val="1"/>
       <w:tblBorders>
-        <w:top w:val="single" w:sz="4" w:space="0" w:color="92CDDC" w:themeColor="accent5" w:themeTint="99"/>
-        <w:left w:val="single" w:sz="4" w:space="0" w:color="92CDDC" w:themeColor="accent5" w:themeTint="99"/>
-        <w:bottom w:val="single" w:sz="4" w:space="0" w:color="92CDDC" w:themeColor="accent5" w:themeTint="99"/>
-        <w:right w:val="single" w:sz="4" w:space="0" w:color="92CDDC" w:themeColor="accent5" w:themeTint="99"/>
-        <w:insideH w:val="single" w:sz="4" w:space="0" w:color="92CDDC" w:themeColor="accent5" w:themeTint="99"/>
-        <w:insideV w:val="single" w:sz="4" w:space="0" w:color="92CDDC" w:themeColor="accent5" w:themeTint="99"/>
+        <w:top w:val="single" w:color="92CDDC" w:themeColor="accent5" w:themeTint="99" w:sz="4" w:space="0"/>
+        <w:left w:val="single" w:color="92CDDC" w:themeColor="accent5" w:themeTint="99" w:sz="4" w:space="0"/>
+        <w:bottom w:val="single" w:color="92CDDC" w:themeColor="accent5" w:themeTint="99" w:sz="4" w:space="0"/>
+        <w:right w:val="single" w:color="92CDDC" w:themeColor="accent5" w:themeTint="99" w:sz="4" w:space="0"/>
+        <w:insideH w:val="single" w:color="92CDDC" w:themeColor="accent5" w:themeTint="99" w:sz="4" w:space="0"/>
+        <w:insideV w:val="single" w:color="92CDDC" w:themeColor="accent5" w:themeTint="99" w:sz="4" w:space="0"/>
       </w:tblBorders>
     </w:tblPr>
     <w:tblStylePr w:type="firstRow">
@@ -30515,7 +30731,7 @@
       <w:tblPr/>
       <w:tcPr>
         <w:tcBorders>
-          <w:bottom w:val="single" w:sz="4" w:space="0" w:color="92CDDC" w:themeColor="accent5" w:themeTint="99"/>
+          <w:bottom w:val="single" w:color="92CDDC" w:themeColor="accent5" w:themeTint="99" w:sz="4" w:space="0"/>
         </w:tcBorders>
       </w:tcPr>
     </w:tblStylePr>
@@ -30523,7 +30739,7 @@
       <w:tblPr/>
       <w:tcPr>
         <w:tcBorders>
-          <w:bottom w:val="single" w:sz="4" w:space="0" w:color="92CDDC" w:themeColor="accent5" w:themeTint="99"/>
+          <w:bottom w:val="single" w:color="92CDDC" w:themeColor="accent5" w:themeTint="99" w:sz="4" w:space="0"/>
         </w:tcBorders>
       </w:tcPr>
     </w:tblStylePr>
@@ -30531,7 +30747,7 @@
       <w:tblPr/>
       <w:tcPr>
         <w:tcBorders>
-          <w:top w:val="single" w:sz="4" w:space="0" w:color="92CDDC" w:themeColor="accent5" w:themeTint="99"/>
+          <w:top w:val="single" w:color="92CDDC" w:themeColor="accent5" w:themeTint="99" w:sz="4" w:space="0"/>
         </w:tcBorders>
       </w:tcPr>
     </w:tblStylePr>
@@ -30539,7 +30755,7 @@
       <w:tblPr/>
       <w:tcPr>
         <w:tcBorders>
-          <w:top w:val="single" w:sz="4" w:space="0" w:color="92CDDC" w:themeColor="accent5" w:themeTint="99"/>
+          <w:top w:val="single" w:color="92CDDC" w:themeColor="accent5" w:themeTint="99" w:sz="4" w:space="0"/>
         </w:tcBorders>
       </w:tcPr>
     </w:tblStylePr>
@@ -30553,7 +30769,7 @@
       <w:spacing w:line="240" w:lineRule="auto"/>
     </w:pPr>
     <w:rPr>
-      <w:rFonts w:asciiTheme="minorHAnsi" w:eastAsiaTheme="minorHAnsi" w:hAnsiTheme="minorHAnsi" w:cstheme="minorBidi"/>
+      <w:rFonts w:asciiTheme="minorHAnsi" w:hAnsiTheme="minorHAnsi" w:eastAsiaTheme="minorHAnsi" w:cstheme="minorBidi"/>
       <w:kern w:val="2"/>
       <w:sz w:val="24"/>
       <w:szCs w:val="24"/>
@@ -30564,12 +30780,12 @@
       <w:tblStyleRowBandSize w:val="1"/>
       <w:tblStyleColBandSize w:val="1"/>
       <w:tblBorders>
-        <w:top w:val="single" w:sz="4" w:space="0" w:color="FFFFFF" w:themeColor="background1"/>
-        <w:left w:val="single" w:sz="4" w:space="0" w:color="FFFFFF" w:themeColor="background1"/>
-        <w:bottom w:val="single" w:sz="4" w:space="0" w:color="FFFFFF" w:themeColor="background1"/>
-        <w:right w:val="single" w:sz="4" w:space="0" w:color="FFFFFF" w:themeColor="background1"/>
-        <w:insideH w:val="single" w:sz="4" w:space="0" w:color="FFFFFF" w:themeColor="background1"/>
-        <w:insideV w:val="single" w:sz="4" w:space="0" w:color="FFFFFF" w:themeColor="background1"/>
+        <w:top w:val="single" w:color="FFFFFF" w:themeColor="background1" w:sz="4" w:space="0"/>
+        <w:left w:val="single" w:color="FFFFFF" w:themeColor="background1" w:sz="4" w:space="0"/>
+        <w:bottom w:val="single" w:color="FFFFFF" w:themeColor="background1" w:sz="4" w:space="0"/>
+        <w:right w:val="single" w:color="FFFFFF" w:themeColor="background1" w:sz="4" w:space="0"/>
+        <w:insideH w:val="single" w:color="FFFFFF" w:themeColor="background1" w:sz="4" w:space="0"/>
+        <w:insideV w:val="single" w:color="FFFFFF" w:themeColor="background1" w:sz="4" w:space="0"/>
       </w:tblBorders>
     </w:tblPr>
     <w:tcPr>
@@ -30584,9 +30800,9 @@
       <w:tblPr/>
       <w:tcPr>
         <w:tcBorders>
-          <w:top w:val="single" w:sz="4" w:space="0" w:color="FFFFFF" w:themeColor="background1"/>
-          <w:left w:val="single" w:sz="4" w:space="0" w:color="FFFFFF" w:themeColor="background1"/>
-          <w:right w:val="single" w:sz="4" w:space="0" w:color="FFFFFF" w:themeColor="background1"/>
+          <w:top w:val="single" w:color="FFFFFF" w:themeColor="background1" w:sz="4" w:space="0"/>
+          <w:left w:val="single" w:color="FFFFFF" w:themeColor="background1" w:sz="4" w:space="0"/>
+          <w:right w:val="single" w:color="FFFFFF" w:themeColor="background1" w:sz="4" w:space="0"/>
           <w:insideH w:val="nil"/>
           <w:insideV w:val="nil"/>
         </w:tcBorders>
@@ -30602,9 +30818,9 @@
       <w:tblPr/>
       <w:tcPr>
         <w:tcBorders>
-          <w:left w:val="single" w:sz="4" w:space="0" w:color="FFFFFF" w:themeColor="background1"/>
-          <w:bottom w:val="single" w:sz="4" w:space="0" w:color="FFFFFF" w:themeColor="background1"/>
-          <w:right w:val="single" w:sz="4" w:space="0" w:color="FFFFFF" w:themeColor="background1"/>
+          <w:left w:val="single" w:color="FFFFFF" w:themeColor="background1" w:sz="4" w:space="0"/>
+          <w:bottom w:val="single" w:color="FFFFFF" w:themeColor="background1" w:sz="4" w:space="0"/>
+          <w:right w:val="single" w:color="FFFFFF" w:themeColor="background1" w:sz="4" w:space="0"/>
           <w:insideH w:val="nil"/>
           <w:insideV w:val="nil"/>
         </w:tcBorders>
@@ -30620,9 +30836,9 @@
       <w:tblPr/>
       <w:tcPr>
         <w:tcBorders>
-          <w:top w:val="single" w:sz="4" w:space="0" w:color="FFFFFF" w:themeColor="background1"/>
-          <w:left w:val="single" w:sz="4" w:space="0" w:color="FFFFFF" w:themeColor="background1"/>
-          <w:bottom w:val="single" w:sz="4" w:space="0" w:color="FFFFFF" w:themeColor="background1"/>
+          <w:top w:val="single" w:color="FFFFFF" w:themeColor="background1" w:sz="4" w:space="0"/>
+          <w:left w:val="single" w:color="FFFFFF" w:themeColor="background1" w:sz="4" w:space="0"/>
+          <w:bottom w:val="single" w:color="FFFFFF" w:themeColor="background1" w:sz="4" w:space="0"/>
           <w:insideV w:val="nil"/>
         </w:tcBorders>
         <w:shd w:val="clear" w:color="auto" w:fill="8064A2" w:themeFill="accent4"/>
@@ -30637,9 +30853,9 @@
       <w:tblPr/>
       <w:tcPr>
         <w:tcBorders>
-          <w:top w:val="single" w:sz="4" w:space="0" w:color="FFFFFF" w:themeColor="background1"/>
-          <w:bottom w:val="single" w:sz="4" w:space="0" w:color="FFFFFF" w:themeColor="background1"/>
-          <w:right w:val="single" w:sz="4" w:space="0" w:color="FFFFFF" w:themeColor="background1"/>
+          <w:top w:val="single" w:color="FFFFFF" w:themeColor="background1" w:sz="4" w:space="0"/>
+          <w:bottom w:val="single" w:color="FFFFFF" w:themeColor="background1" w:sz="4" w:space="0"/>
+          <w:right w:val="single" w:color="FFFFFF" w:themeColor="background1" w:sz="4" w:space="0"/>
           <w:insideV w:val="nil"/>
         </w:tcBorders>
         <w:shd w:val="clear" w:color="auto" w:fill="8064A2" w:themeFill="accent4"/>
@@ -30667,7 +30883,7 @@
       <w:spacing w:line="240" w:lineRule="auto"/>
     </w:pPr>
     <w:rPr>
-      <w:rFonts w:asciiTheme="minorHAnsi" w:eastAsiaTheme="minorHAnsi" w:hAnsiTheme="minorHAnsi" w:cstheme="minorBidi"/>
+      <w:rFonts w:asciiTheme="minorHAnsi" w:hAnsiTheme="minorHAnsi" w:eastAsiaTheme="minorHAnsi" w:cstheme="minorBidi"/>
       <w:kern w:val="2"/>
       <w:sz w:val="24"/>
       <w:szCs w:val="24"/>
@@ -30678,12 +30894,12 @@
       <w:tblStyleRowBandSize w:val="1"/>
       <w:tblStyleColBandSize w:val="1"/>
       <w:tblBorders>
-        <w:top w:val="single" w:sz="4" w:space="0" w:color="B2A1C7" w:themeColor="accent4" w:themeTint="99"/>
-        <w:left w:val="single" w:sz="4" w:space="0" w:color="B2A1C7" w:themeColor="accent4" w:themeTint="99"/>
-        <w:bottom w:val="single" w:sz="4" w:space="0" w:color="B2A1C7" w:themeColor="accent4" w:themeTint="99"/>
-        <w:right w:val="single" w:sz="4" w:space="0" w:color="B2A1C7" w:themeColor="accent4" w:themeTint="99"/>
-        <w:insideH w:val="single" w:sz="4" w:space="0" w:color="B2A1C7" w:themeColor="accent4" w:themeTint="99"/>
-        <w:insideV w:val="single" w:sz="4" w:space="0" w:color="B2A1C7" w:themeColor="accent4" w:themeTint="99"/>
+        <w:top w:val="single" w:color="B2A1C7" w:themeColor="accent4" w:themeTint="99" w:sz="4" w:space="0"/>
+        <w:left w:val="single" w:color="B2A1C7" w:themeColor="accent4" w:themeTint="99" w:sz="4" w:space="0"/>
+        <w:bottom w:val="single" w:color="B2A1C7" w:themeColor="accent4" w:themeTint="99" w:sz="4" w:space="0"/>
+        <w:right w:val="single" w:color="B2A1C7" w:themeColor="accent4" w:themeTint="99" w:sz="4" w:space="0"/>
+        <w:insideH w:val="single" w:color="B2A1C7" w:themeColor="accent4" w:themeTint="99" w:sz="4" w:space="0"/>
+        <w:insideV w:val="single" w:color="B2A1C7" w:themeColor="accent4" w:themeTint="99" w:sz="4" w:space="0"/>
       </w:tblBorders>
     </w:tblPr>
     <w:tblStylePr w:type="firstRow">
@@ -30695,10 +30911,10 @@
       <w:tblPr/>
       <w:tcPr>
         <w:tcBorders>
-          <w:top w:val="single" w:sz="4" w:space="0" w:color="8064A2" w:themeColor="accent4"/>
-          <w:left w:val="single" w:sz="4" w:space="0" w:color="8064A2" w:themeColor="accent4"/>
-          <w:bottom w:val="single" w:sz="4" w:space="0" w:color="8064A2" w:themeColor="accent4"/>
-          <w:right w:val="single" w:sz="4" w:space="0" w:color="8064A2" w:themeColor="accent4"/>
+          <w:top w:val="single" w:color="8064A2" w:themeColor="accent4" w:sz="4" w:space="0"/>
+          <w:left w:val="single" w:color="8064A2" w:themeColor="accent4" w:sz="4" w:space="0"/>
+          <w:bottom w:val="single" w:color="8064A2" w:themeColor="accent4" w:sz="4" w:space="0"/>
+          <w:right w:val="single" w:color="8064A2" w:themeColor="accent4" w:sz="4" w:space="0"/>
           <w:insideH w:val="nil"/>
           <w:insideV w:val="nil"/>
         </w:tcBorders>
@@ -30713,7 +30929,7 @@
       <w:tblPr/>
       <w:tcPr>
         <w:tcBorders>
-          <w:top w:val="double" w:sz="4" w:space="0" w:color="8064A2" w:themeColor="accent4"/>
+          <w:top w:val="double" w:color="8064A2" w:themeColor="accent4" w:sz="4" w:space="0"/>
         </w:tcBorders>
       </w:tcPr>
     </w:tblStylePr>
@@ -30754,12 +30970,12 @@
       <w:tblStyleRowBandSize w:val="1"/>
       <w:tblStyleColBandSize w:val="1"/>
       <w:tblBorders>
-        <w:top w:val="single" w:sz="4" w:space="0" w:color="B8CCE4" w:themeColor="accent1" w:themeTint="66"/>
-        <w:left w:val="single" w:sz="4" w:space="0" w:color="B8CCE4" w:themeColor="accent1" w:themeTint="66"/>
-        <w:bottom w:val="single" w:sz="4" w:space="0" w:color="B8CCE4" w:themeColor="accent1" w:themeTint="66"/>
-        <w:right w:val="single" w:sz="4" w:space="0" w:color="B8CCE4" w:themeColor="accent1" w:themeTint="66"/>
-        <w:insideH w:val="single" w:sz="4" w:space="0" w:color="B8CCE4" w:themeColor="accent1" w:themeTint="66"/>
-        <w:insideV w:val="single" w:sz="4" w:space="0" w:color="B8CCE4" w:themeColor="accent1" w:themeTint="66"/>
+        <w:top w:val="single" w:color="B8CCE4" w:themeColor="accent1" w:themeTint="66" w:sz="4" w:space="0"/>
+        <w:left w:val="single" w:color="B8CCE4" w:themeColor="accent1" w:themeTint="66" w:sz="4" w:space="0"/>
+        <w:bottom w:val="single" w:color="B8CCE4" w:themeColor="accent1" w:themeTint="66" w:sz="4" w:space="0"/>
+        <w:right w:val="single" w:color="B8CCE4" w:themeColor="accent1" w:themeTint="66" w:sz="4" w:space="0"/>
+        <w:insideH w:val="single" w:color="B8CCE4" w:themeColor="accent1" w:themeTint="66" w:sz="4" w:space="0"/>
+        <w:insideV w:val="single" w:color="B8CCE4" w:themeColor="accent1" w:themeTint="66" w:sz="4" w:space="0"/>
       </w:tblBorders>
     </w:tblPr>
     <w:tblStylePr w:type="firstRow">
@@ -30770,7 +30986,7 @@
       <w:tblPr/>
       <w:tcPr>
         <w:tcBorders>
-          <w:bottom w:val="single" w:sz="12" w:space="0" w:color="95B3D7" w:themeColor="accent1" w:themeTint="99"/>
+          <w:bottom w:val="single" w:color="95B3D7" w:themeColor="accent1" w:themeTint="99" w:sz="12" w:space="0"/>
         </w:tcBorders>
       </w:tcPr>
     </w:tblStylePr>
@@ -30782,7 +30998,7 @@
       <w:tblPr/>
       <w:tcPr>
         <w:tcBorders>
-          <w:top w:val="double" w:sz="2" w:space="0" w:color="95B3D7" w:themeColor="accent1" w:themeTint="99"/>
+          <w:top w:val="double" w:color="95B3D7" w:themeColor="accent1" w:themeTint="99" w:sz="2" w:space="0"/>
         </w:tcBorders>
       </w:tcPr>
     </w:tblStylePr>
@@ -30799,7 +31015,7 @@
       </w:rPr>
     </w:tblStylePr>
   </w:style>
-  <w:style w:type="character" w:customStyle="1" w:styleId="SubttuloCar">
+  <w:style w:type="character" w:styleId="SubttuloCar" w:customStyle="1">
     <w:name w:val="Subtítulo Car"/>
     <w:basedOn w:val="Fuentedeprrafopredeter"/>
     <w:link w:val="Subttulo"/>
